--- a/clanki/Ali je treba Revolut Flexible Account prijaviti FURS.docx
+++ b/clanki/Ali je treba Revolut Flexible Account prijaviti FURS.docx
@@ -4,1823 +4,638 @@
   <w:body>
     <w:p>
       <w:pPr>
-        <w:rPr>
-          <w:lang w:val="sl-SI"/>
-        </w:rPr>
-      </w:pPr>
-      <w:r>
+        <w:spacing w:after="0" w:line="240" w:lineRule="auto"/>
         <w:rPr>
           <w:b/>
           <w:bCs/>
-          <w:lang w:val="sl-SI"/>
-        </w:rPr>
-        <w:t>Ali je treba Revolut Flexible Account prijaviti FURS-u? Celovit vodič za slovenske uporabnike</w:t>
-      </w:r>
-    </w:p>
-    <w:p>
-      <w:pPr>
-        <w:rPr>
-          <w:lang w:val="sl-SI"/>
-        </w:rPr>
-      </w:pPr>
-      <w:r>
-        <w:rPr>
-          <w:lang w:val="sl-SI"/>
-        </w:rPr>
-        <w:t xml:space="preserve">Revolut je v zadnjih letih postal ena najbolj priljubljenih finančnih aplikacij v Sloveniji. Uporabniki ga cenijo zaradi preglednosti, hitrih transakcij, nizkih stroškov in enostavnega upravljanja denarja. Še posebej zanimiva pa je funkcija </w:t>
-      </w:r>
+          <w:lang w:val="en-SI"/>
+        </w:rPr>
+      </w:pPr>
       <w:r>
         <w:rPr>
           <w:b/>
           <w:bCs/>
-          <w:lang w:val="sl-SI"/>
-        </w:rPr>
-        <w:t>Flexible Account</w:t>
-      </w:r>
-      <w:r>
-        <w:rPr>
-          <w:lang w:val="sl-SI"/>
-        </w:rPr>
-        <w:t xml:space="preserve">, ki ponuja visoke obresti na neporabljena sredstva. Toda prav tu se začnejo vprašanja: </w:t>
+          <w:lang w:val="en-SI"/>
+        </w:rPr>
+        <w:t>1) SEO-optimiziran naslov (H1)</w:t>
+      </w:r>
+    </w:p>
+    <w:p>
+      <w:pPr>
+        <w:spacing w:after="0" w:line="240" w:lineRule="auto"/>
+        <w:rPr>
+          <w:lang w:val="en-SI"/>
+        </w:rPr>
+      </w:pPr>
+      <w:r>
+        <w:rPr>
+          <w:lang w:val="en-SI"/>
+        </w:rPr>
+        <w:t>Ali je treba Revolut Flexible Account prijaviti FURS-u? Davčna pravila, obrazci in primeri (2025)</w:t>
+      </w:r>
+    </w:p>
+    <w:p>
+      <w:pPr>
+        <w:spacing w:after="0" w:line="240" w:lineRule="auto"/>
+        <w:rPr>
+          <w:lang w:val="en-SI"/>
+        </w:rPr>
+      </w:pPr>
+      <w:r>
+        <w:rPr>
+          <w:lang w:val="en-SI"/>
+        </w:rPr>
+        <w:t>Zakaj je dober:</w:t>
+      </w:r>
+    </w:p>
+    <w:p>
+      <w:pPr>
+        <w:numPr>
+          <w:ilvl w:val="0"/>
+          <w:numId w:val="11"/>
+        </w:numPr>
+        <w:spacing w:after="0" w:line="240" w:lineRule="auto"/>
+        <w:rPr>
+          <w:lang w:val="en-SI"/>
+        </w:rPr>
+      </w:pPr>
+      <w:r>
+        <w:rPr>
+          <w:lang w:val="en-SI"/>
+        </w:rPr>
+        <w:t>vsebuje “Revolut”, “Flexible Account”, “FURS”, “davčna pravila”</w:t>
+      </w:r>
+    </w:p>
+    <w:p>
+      <w:pPr>
+        <w:numPr>
+          <w:ilvl w:val="0"/>
+          <w:numId w:val="11"/>
+        </w:numPr>
+        <w:spacing w:after="0" w:line="240" w:lineRule="auto"/>
+        <w:rPr>
+          <w:lang w:val="en-SI"/>
+        </w:rPr>
+      </w:pPr>
+      <w:r>
+        <w:rPr>
+          <w:lang w:val="en-SI"/>
+        </w:rPr>
+        <w:t>odgovarja na iskalni namen</w:t>
+      </w:r>
+    </w:p>
+    <w:p>
+      <w:pPr>
+        <w:numPr>
+          <w:ilvl w:val="0"/>
+          <w:numId w:val="11"/>
+        </w:numPr>
+        <w:spacing w:after="0" w:line="240" w:lineRule="auto"/>
+        <w:rPr>
+          <w:lang w:val="en-SI"/>
+        </w:rPr>
+      </w:pPr>
+      <w:r>
+        <w:rPr>
+          <w:lang w:val="en-SI"/>
+        </w:rPr>
+        <w:t>vsebuje letnico (Google obožuje aktualnost)</w:t>
+      </w:r>
+    </w:p>
+    <w:p>
+      <w:pPr>
+        <w:spacing w:after="0" w:line="240" w:lineRule="auto"/>
+        <w:rPr>
+          <w:lang w:val="en-SI"/>
+        </w:rPr>
+      </w:pPr>
+    </w:p>
+    <w:p>
+      <w:pPr>
+        <w:spacing w:after="0" w:line="240" w:lineRule="auto"/>
+        <w:rPr>
+          <w:b/>
+          <w:bCs/>
+          <w:lang w:val="en-SI"/>
+        </w:rPr>
+      </w:pPr>
+      <w:r>
+        <w:rPr>
+          <w:b/>
+          <w:bCs/>
+          <w:lang w:val="en-SI"/>
+        </w:rPr>
+        <w:t>2) Meta opis (do 155 znakov)</w:t>
+      </w:r>
+    </w:p>
+    <w:p>
+      <w:pPr>
+        <w:spacing w:after="0" w:line="240" w:lineRule="auto"/>
+        <w:rPr>
+          <w:lang w:val="en-SI"/>
+        </w:rPr>
+      </w:pPr>
+      <w:r>
+        <w:rPr>
+          <w:lang w:val="en-SI"/>
+        </w:rPr>
+        <w:t>Revolut Flexible Account je sklad denarnega trga, zato ga moraš prijaviti FURS-u. Razlagamo davke, obrazce, roke in praktične primere za leto 2025.</w:t>
+      </w:r>
+    </w:p>
+    <w:p>
+      <w:pPr>
+        <w:spacing w:after="0" w:line="240" w:lineRule="auto"/>
+        <w:rPr>
+          <w:lang w:val="en-SI"/>
+        </w:rPr>
+      </w:pPr>
+      <w:r>
+        <w:rPr>
+          <w:lang w:val="en-SI"/>
+        </w:rPr>
+        <w:t>To je idealna dolžina in vsebuje ključne izraze.</w:t>
+      </w:r>
+    </w:p>
+    <w:p>
+      <w:pPr>
+        <w:spacing w:after="0" w:line="240" w:lineRule="auto"/>
+        <w:rPr>
+          <w:b/>
+          <w:bCs/>
+          <w:lang w:val="en-SI"/>
+        </w:rPr>
+      </w:pPr>
+    </w:p>
+    <w:p>
+      <w:pPr>
+        <w:spacing w:after="0" w:line="240" w:lineRule="auto"/>
+        <w:rPr>
+          <w:b/>
+          <w:bCs/>
+          <w:lang w:val="en-SI"/>
+        </w:rPr>
+      </w:pPr>
+    </w:p>
+    <w:p>
+      <w:pPr>
+        <w:spacing w:after="0" w:line="240" w:lineRule="auto"/>
+        <w:rPr>
+          <w:b/>
+          <w:bCs/>
+          <w:lang w:val="en-SI"/>
+        </w:rPr>
+      </w:pPr>
+    </w:p>
+    <w:p>
+      <w:pPr>
+        <w:spacing w:after="0" w:line="240" w:lineRule="auto"/>
+        <w:rPr>
+          <w:b/>
+          <w:bCs/>
+          <w:lang w:val="en-SI"/>
+        </w:rPr>
+      </w:pPr>
+      <w:r>
+        <w:rPr>
+          <w:b/>
+          <w:bCs/>
+          <w:lang w:val="en-SI"/>
+        </w:rPr>
+        <w:t>Ali je treba Revolut Flexible Account prijaviti FURS-u? Celovit vodič za slovenske uporabnike</w:t>
+      </w:r>
+    </w:p>
+    <w:p>
+      <w:pPr>
+        <w:spacing w:after="0" w:line="240" w:lineRule="auto"/>
+        <w:rPr>
+          <w:lang w:val="en-SI"/>
+        </w:rPr>
+      </w:pPr>
+      <w:r>
+        <w:rPr>
+          <w:lang w:val="en-SI"/>
+        </w:rPr>
+        <w:t xml:space="preserve">Revolut je v zadnjih letih postal ena najbolj priljubljenih finančnih aplikacij v Sloveniji. Uporabniki ga cenijo zaradi preglednosti, hitrih transakcij, nizkih stroškov in enostavnega upravljanja denarja. Posebej zanimiva funkcija je Flexible Account, ki ponuja visoke obresti na neporabljena sredstva. Prav zaradi teh obresti pa se pojavi vprašanje, ki ga ima skoraj vsak slovenski uporabnik: </w:t>
       </w:r>
       <w:r>
         <w:rPr>
           <w:i/>
           <w:iCs/>
-          <w:lang w:val="sl-SI"/>
-        </w:rPr>
-        <w:t>Ali je treba te obresti prijaviti FURS-u? Kako? Kdaj? In kakšen davek se plača?</w:t>
-      </w:r>
-    </w:p>
-    <w:p>
-      <w:pPr>
-        <w:rPr>
-          <w:lang w:val="sl-SI"/>
-        </w:rPr>
-      </w:pPr>
-      <w:r>
-        <w:rPr>
-          <w:lang w:val="sl-SI"/>
-        </w:rPr>
-        <w:t xml:space="preserve">Čeprav Revolut deluje kot banka, </w:t>
-      </w:r>
-      <w:r>
+          <w:lang w:val="en-SI"/>
+        </w:rPr>
+        <w:t>ali je treba ta dohodek prijaviti FURS-u?</w:t>
+      </w:r>
+    </w:p>
+    <w:p>
+      <w:pPr>
+        <w:spacing w:after="0" w:line="240" w:lineRule="auto"/>
+        <w:rPr>
+          <w:lang w:val="en-SI"/>
+        </w:rPr>
+      </w:pPr>
+      <w:r>
+        <w:rPr>
+          <w:lang w:val="en-SI"/>
+        </w:rPr>
+        <w:t>Odgovor je jasen: da, treba ga je prijaviti. Razlog pa ni tako očiten, kot bi si mislili.</w:t>
+      </w:r>
+    </w:p>
+    <w:p>
+      <w:pPr>
+        <w:spacing w:after="0" w:line="240" w:lineRule="auto"/>
         <w:rPr>
           <w:b/>
           <w:bCs/>
-          <w:lang w:val="sl-SI"/>
-        </w:rPr>
-        <w:t>Flexible Account ni bančni depozit</w:t>
-      </w:r>
-      <w:r>
-        <w:rPr>
-          <w:lang w:val="sl-SI"/>
-        </w:rPr>
-        <w:t xml:space="preserve">, temveč </w:t>
-      </w:r>
+          <w:lang w:val="en-SI"/>
+        </w:rPr>
+      </w:pPr>
       <w:r>
         <w:rPr>
           <w:b/>
           <w:bCs/>
-          <w:lang w:val="sl-SI"/>
-        </w:rPr>
-        <w:t>investicija v sklad denarnega trga</w:t>
-      </w:r>
-      <w:r>
-        <w:rPr>
-          <w:lang w:val="sl-SI"/>
-        </w:rPr>
-        <w:t xml:space="preserve">. To pomeni, da obresti niso obravnavane kot klasične obresti na varčevalni račun, temveč kot </w:t>
-      </w:r>
-      <w:r>
+          <w:lang w:val="en-SI"/>
+        </w:rPr>
+        <w:t>Zakaj Flexible Account ni klasičen varčevalni račun</w:t>
+      </w:r>
+    </w:p>
+    <w:p>
+      <w:pPr>
+        <w:spacing w:after="0" w:line="240" w:lineRule="auto"/>
+        <w:rPr>
+          <w:lang w:val="en-SI"/>
+        </w:rPr>
+      </w:pPr>
+      <w:r>
+        <w:rPr>
+          <w:lang w:val="en-SI"/>
+        </w:rPr>
+        <w:t>Čeprav Revolut v aplikaciji prikazuje obresti podobno kot banke, v ozadju ne gre za depozit. Sredstva, ki jih položiš v Flexible Account, se namreč avtomatsko investirajo v Fidelity Institutional Liquidity Fund, sklad denarnega trga s sedežem v EU. To pomeni, da ne gre za bančne obresti, temveč za dohodek iz investicijskega sklada.</w:t>
+      </w:r>
+    </w:p>
+    <w:p>
+      <w:pPr>
+        <w:spacing w:after="0" w:line="240" w:lineRule="auto"/>
+        <w:rPr>
+          <w:lang w:val="en-SI"/>
+        </w:rPr>
+      </w:pPr>
+      <w:r>
+        <w:rPr>
+          <w:lang w:val="en-SI"/>
+        </w:rPr>
+        <w:t>FURS je to tudi uradno potrdil: Flexible Account se obravnava kot sklad, zato zanj veljajo pravila, ki se uporabljajo za obdavčitev investicijskih skladov. Posledično moraš obresti prijaviti vsako leto, ne glede na to, ali si prejel 50 centov ali 500 evrov.</w:t>
+      </w:r>
+    </w:p>
+    <w:p>
+      <w:pPr>
+        <w:spacing w:after="0" w:line="240" w:lineRule="auto"/>
+        <w:rPr>
+          <w:lang w:val="en-SI"/>
+        </w:rPr>
+      </w:pPr>
+      <w:r>
+        <w:rPr>
+          <w:lang w:val="en-SI"/>
+        </w:rPr>
+        <w:t>Pomembno je tudi, da se obdavči pridobljeni dohodek, ne izplačilo. Tudi če obresti pustiš v Revolutu in jih ne dvigneš, jih moraš prijaviti.</w:t>
+      </w:r>
+    </w:p>
+    <w:p>
+      <w:pPr>
+        <w:spacing w:after="0" w:line="240" w:lineRule="auto"/>
         <w:rPr>
           <w:b/>
           <w:bCs/>
-          <w:lang w:val="sl-SI"/>
-        </w:rPr>
-        <w:t>dohodek iz investicijskih skladov</w:t>
-      </w:r>
-      <w:r>
-        <w:rPr>
-          <w:lang w:val="sl-SI"/>
-        </w:rPr>
-        <w:t>. Posledično zanje veljajo drugačna davčna pravila, ki jih mora poznati vsak slovenski uporabnik.</w:t>
-      </w:r>
-    </w:p>
-    <w:p>
-      <w:pPr>
-        <w:rPr>
-          <w:lang w:val="sl-SI"/>
-        </w:rPr>
-      </w:pPr>
-      <w:r>
-        <w:rPr>
-          <w:lang w:val="sl-SI"/>
-        </w:rPr>
-        <w:t>V nadaljevanju razčlenjujem vse, kar moraš vedeti: od pravne podlage do postopka prijave, rokov, davčnih stopenj in praktičnih primerov. Članek je napisan tako, da ti prihrani ure brskanja po forumih in zakonodaji.</w:t>
-      </w:r>
-    </w:p>
-    <w:p>
-      <w:pPr>
-        <w:rPr>
-          <w:lang w:val="sl-SI"/>
+          <w:lang w:val="en-SI"/>
         </w:rPr>
       </w:pPr>
       <w:r>
         <w:rPr>
           <w:b/>
           <w:bCs/>
-          <w:lang w:val="sl-SI"/>
-        </w:rPr>
-        <w:t>Zakaj Revolut Flexible Account ni klasičen varčevalni račun</w:t>
-      </w:r>
-    </w:p>
-    <w:p>
-      <w:pPr>
-        <w:rPr>
-          <w:lang w:val="sl-SI"/>
-        </w:rPr>
-      </w:pPr>
-      <w:r>
-        <w:rPr>
-          <w:lang w:val="sl-SI"/>
-        </w:rPr>
-        <w:t xml:space="preserve">Čeprav Revolut v aplikaciji prikazuje obresti podobno kot banke, je v ozadju drugačen mehanizem. Sredstva, ki jih položiš v Flexible Account, se avtomatsko investirajo v </w:t>
-      </w:r>
-      <w:r>
+          <w:lang w:val="en-SI"/>
+        </w:rPr>
+        <w:t>Kako in kdaj prijaviš obresti iz Flexible Account</w:t>
+      </w:r>
+    </w:p>
+    <w:p>
+      <w:pPr>
+        <w:spacing w:after="0" w:line="240" w:lineRule="auto"/>
+        <w:rPr>
+          <w:lang w:val="en-SI"/>
+        </w:rPr>
+      </w:pPr>
+      <w:r>
+        <w:rPr>
+          <w:lang w:val="en-SI"/>
+        </w:rPr>
+        <w:t xml:space="preserve">Za prijavo se uporablja obrazec DOH-OBR, ki je namenjen napovedi dohodnine od obresti iz tujine. V obrazcu izbereš vrsto dohodka »obresti iz tujine«, kot državo vira navedeš Litvo, izplačevalec pa je Revolut Securities Europe UAB. Prijaviš bruto obresti, torej znesek, ki ga Revolut prikaže kot </w:t>
+      </w:r>
+      <w:r>
+        <w:rPr>
+          <w:i/>
+          <w:iCs/>
+          <w:lang w:val="en-SI"/>
+        </w:rPr>
+        <w:t>Total earned interest</w:t>
+      </w:r>
+      <w:r>
+        <w:rPr>
+          <w:lang w:val="en-SI"/>
+        </w:rPr>
+        <w:t>. Revolut davka ne odtegne, zato v polje za tuji davek vpišeš 0.</w:t>
+      </w:r>
+    </w:p>
+    <w:p>
+      <w:pPr>
+        <w:spacing w:after="0" w:line="240" w:lineRule="auto"/>
+        <w:rPr>
+          <w:lang w:val="en-SI"/>
+        </w:rPr>
+      </w:pPr>
+      <w:r>
+        <w:rPr>
+          <w:lang w:val="en-SI"/>
+        </w:rPr>
+        <w:t>Rok za oddajo napovedi je 28. februar za preteklo leto. Če zamudiš, lahko FURS izreče globo, zato si je rok dobro zapisati v koledar.</w:t>
+      </w:r>
+    </w:p>
+    <w:p>
+      <w:pPr>
+        <w:spacing w:after="0" w:line="240" w:lineRule="auto"/>
         <w:rPr>
           <w:b/>
           <w:bCs/>
-          <w:lang w:val="sl-SI"/>
-        </w:rPr>
-        <w:t>Fidelity Institutional Liquidity Fund</w:t>
-      </w:r>
-      <w:r>
-        <w:rPr>
-          <w:lang w:val="sl-SI"/>
-        </w:rPr>
-        <w:t>, kar je sklad denarnega trga s sedežem v EU.</w:t>
-      </w:r>
-    </w:p>
-    <w:p>
-      <w:pPr>
-        <w:rPr>
-          <w:lang w:val="sl-SI"/>
-        </w:rPr>
-      </w:pPr>
-      <w:r>
-        <w:rPr>
-          <w:lang w:val="sl-SI"/>
-        </w:rPr>
-        <w:t>To pomeni:</w:t>
-      </w:r>
-    </w:p>
-    <w:p>
-      <w:pPr>
-        <w:numPr>
-          <w:ilvl w:val="0"/>
-          <w:numId w:val="1"/>
-        </w:numPr>
-        <w:rPr>
-          <w:lang w:val="sl-SI"/>
-        </w:rPr>
-      </w:pPr>
-      <w:r>
-        <w:rPr>
-          <w:lang w:val="sl-SI"/>
-        </w:rPr>
-        <w:t>ne gre za depozit,</w:t>
-      </w:r>
-    </w:p>
-    <w:p>
-      <w:pPr>
-        <w:numPr>
-          <w:ilvl w:val="0"/>
-          <w:numId w:val="1"/>
-        </w:numPr>
-        <w:rPr>
-          <w:lang w:val="sl-SI"/>
-        </w:rPr>
-      </w:pPr>
-      <w:r>
-        <w:rPr>
-          <w:lang w:val="sl-SI"/>
-        </w:rPr>
-        <w:t>ne gre za bančne obresti,</w:t>
-      </w:r>
-    </w:p>
-    <w:p>
-      <w:pPr>
-        <w:numPr>
-          <w:ilvl w:val="0"/>
-          <w:numId w:val="1"/>
-        </w:numPr>
-        <w:rPr>
-          <w:lang w:val="sl-SI"/>
-        </w:rPr>
-      </w:pPr>
-      <w:r>
-        <w:rPr>
-          <w:lang w:val="sl-SI"/>
-        </w:rPr>
-        <w:t>ne velja prag 1.000 € za prijavo,</w:t>
-      </w:r>
-    </w:p>
-    <w:p>
-      <w:pPr>
-        <w:numPr>
-          <w:ilvl w:val="0"/>
-          <w:numId w:val="1"/>
-        </w:numPr>
-        <w:rPr>
-          <w:lang w:val="sl-SI"/>
-        </w:rPr>
-      </w:pPr>
-      <w:r>
-        <w:rPr>
-          <w:lang w:val="sl-SI"/>
-        </w:rPr>
-        <w:t xml:space="preserve">dohodek se obravnava kot </w:t>
-      </w:r>
+          <w:lang w:val="en-SI"/>
+        </w:rPr>
+      </w:pPr>
       <w:r>
         <w:rPr>
           <w:b/>
           <w:bCs/>
-          <w:lang w:val="sl-SI"/>
-        </w:rPr>
-        <w:t>kapitalski dobiček iz investicijskih skladov</w:t>
-      </w:r>
-      <w:r>
-        <w:rPr>
-          <w:lang w:val="sl-SI"/>
-        </w:rPr>
-        <w:t>,</w:t>
-      </w:r>
-    </w:p>
-    <w:p>
-      <w:pPr>
-        <w:numPr>
-          <w:ilvl w:val="0"/>
-          <w:numId w:val="1"/>
-        </w:numPr>
-        <w:rPr>
-          <w:lang w:val="sl-SI"/>
-        </w:rPr>
-      </w:pPr>
-      <w:r>
-        <w:rPr>
-          <w:lang w:val="sl-SI"/>
-        </w:rPr>
-        <w:t xml:space="preserve">davek znaša </w:t>
-      </w:r>
-      <w:r>
+          <w:lang w:val="en-SI"/>
+        </w:rPr>
+        <w:t>Kje v Revolutu najdeš podatke za FURS</w:t>
+      </w:r>
+    </w:p>
+    <w:p>
+      <w:pPr>
+        <w:spacing w:after="0" w:line="240" w:lineRule="auto"/>
+        <w:rPr>
+          <w:lang w:val="en-SI"/>
+        </w:rPr>
+      </w:pPr>
+      <w:r>
+        <w:rPr>
+          <w:lang w:val="en-SI"/>
+        </w:rPr>
+        <w:t xml:space="preserve">Revolut omogoča enostaven izvoz letnega poročila. V aplikaciji odpreš svoj profil, izbereš </w:t>
+      </w:r>
+      <w:r>
+        <w:rPr>
+          <w:i/>
+          <w:iCs/>
+          <w:lang w:val="en-SI"/>
+        </w:rPr>
+        <w:t>Documents &amp; statements</w:t>
+      </w:r>
+      <w:r>
+        <w:rPr>
+          <w:lang w:val="en-SI"/>
+        </w:rPr>
+        <w:t xml:space="preserve">, nato </w:t>
+      </w:r>
+      <w:r>
+        <w:rPr>
+          <w:i/>
+          <w:iCs/>
+          <w:lang w:val="en-SI"/>
+        </w:rPr>
+        <w:t>Consolidated statement</w:t>
+      </w:r>
+      <w:r>
+        <w:rPr>
+          <w:lang w:val="en-SI"/>
+        </w:rPr>
+        <w:t xml:space="preserve"> in izbereš davčno leto. V PDF dokumentu poiščeš vrstico </w:t>
+      </w:r>
+      <w:r>
+        <w:rPr>
+          <w:i/>
+          <w:iCs/>
+          <w:lang w:val="en-SI"/>
+        </w:rPr>
+        <w:t>Total earned interest</w:t>
+      </w:r>
+      <w:r>
+        <w:rPr>
+          <w:lang w:val="en-SI"/>
+        </w:rPr>
+        <w:t xml:space="preserve"> — to je znesek, ki ga prijaviš v obrazcu DOH-OBR.</w:t>
+      </w:r>
+    </w:p>
+    <w:p>
+      <w:pPr>
+        <w:spacing w:after="0" w:line="240" w:lineRule="auto"/>
         <w:rPr>
           <w:b/>
           <w:bCs/>
-          <w:lang w:val="sl-SI"/>
-        </w:rPr>
-        <w:t>25 %</w:t>
-      </w:r>
-      <w:r>
-        <w:rPr>
-          <w:lang w:val="sl-SI"/>
-        </w:rPr>
-        <w:t>,</w:t>
-      </w:r>
-    </w:p>
-    <w:p>
-      <w:pPr>
-        <w:numPr>
-          <w:ilvl w:val="0"/>
-          <w:numId w:val="1"/>
-        </w:numPr>
-        <w:rPr>
-          <w:lang w:val="sl-SI"/>
-        </w:rPr>
-      </w:pPr>
-      <w:r>
-        <w:rPr>
-          <w:lang w:val="sl-SI"/>
-        </w:rPr>
-        <w:t xml:space="preserve">prijaviti ga moraš </w:t>
-      </w:r>
+          <w:lang w:val="en-SI"/>
+        </w:rPr>
+      </w:pPr>
       <w:r>
         <w:rPr>
           <w:b/>
           <w:bCs/>
-          <w:lang w:val="sl-SI"/>
-        </w:rPr>
-        <w:t>vsako leto</w:t>
-      </w:r>
-      <w:r>
-        <w:rPr>
-          <w:lang w:val="sl-SI"/>
-        </w:rPr>
-        <w:t>, ne glede na znesek.</w:t>
-      </w:r>
-    </w:p>
-    <w:p>
-      <w:pPr>
-        <w:rPr>
-          <w:lang w:val="sl-SI"/>
-        </w:rPr>
-      </w:pPr>
-      <w:r>
-        <w:rPr>
-          <w:lang w:val="sl-SI"/>
-        </w:rPr>
-        <w:t xml:space="preserve">FURS je to tudi uradno potrdil v več pojasnilih: </w:t>
-      </w:r>
-      <w:r>
-        <w:rPr>
-          <w:i/>
-          <w:iCs/>
-          <w:lang w:val="sl-SI"/>
-        </w:rPr>
-        <w:t>Revolut Flexible Account se obravnava kot investicijski sklad, zato je treba obresti prijaviti preko obrazca DOH-OBR.</w:t>
-      </w:r>
-    </w:p>
-    <w:p>
-      <w:pPr>
-        <w:rPr>
-          <w:lang w:val="sl-SI"/>
-        </w:rPr>
-      </w:pPr>
-      <w:r>
+          <w:lang w:val="en-SI"/>
+        </w:rPr>
+        <w:t>Kolikšen je davek in kako ga FURS obračuna</w:t>
+      </w:r>
+    </w:p>
+    <w:p>
+      <w:pPr>
+        <w:spacing w:after="0" w:line="240" w:lineRule="auto"/>
+        <w:rPr>
+          <w:lang w:val="en-SI"/>
+        </w:rPr>
+      </w:pPr>
+      <w:r>
+        <w:rPr>
+          <w:lang w:val="en-SI"/>
+        </w:rPr>
+        <w:t>Dohodek iz investicijskih skladov se obdavči po enotni stopnji 25 %. Davek je dokončen, kar pomeni, da se ne vključuje v letno dohodnino in ga ne moreš znižati z olajšavami. Za razliko od delnic tu ni časovnega znižanja davčne stopnje — tudi če bi sredstva držal 20 let, je davek vedno enak.</w:t>
+      </w:r>
+    </w:p>
+    <w:p>
+      <w:pPr>
+        <w:spacing w:after="0" w:line="240" w:lineRule="auto"/>
+        <w:rPr>
+          <w:lang w:val="en-SI"/>
+        </w:rPr>
+      </w:pPr>
+      <w:r>
+        <w:rPr>
+          <w:lang w:val="en-SI"/>
+        </w:rPr>
+        <w:t>Če si na primer v letu 2025 prejel 120 evrov obresti, bo FURS obračunal 30 evrov davka, tebi pa bo ostalo 90 evrov neto.</w:t>
+      </w:r>
+    </w:p>
+    <w:p>
+      <w:pPr>
+        <w:spacing w:after="0" w:line="240" w:lineRule="auto"/>
         <w:rPr>
           <w:b/>
           <w:bCs/>
-          <w:lang w:val="sl-SI"/>
-        </w:rPr>
-        <w:t>Kaj to pomeni v praksi?</w:t>
-      </w:r>
-    </w:p>
-    <w:p>
-      <w:pPr>
-        <w:rPr>
-          <w:lang w:val="sl-SI"/>
-        </w:rPr>
-      </w:pPr>
-      <w:r>
-        <w:rPr>
-          <w:lang w:val="sl-SI"/>
-        </w:rPr>
-        <w:t xml:space="preserve">Če si v letu 2025 na Revolut Flexible Account prejel 5 €, 50 € ali 500 € obresti, moraš to prijaviti FURS-u. Ni pomembno, ali si denar dvignil ali pustil v računu – obdavči se </w:t>
-      </w:r>
+          <w:lang w:val="en-SI"/>
+        </w:rPr>
+      </w:pPr>
       <w:r>
         <w:rPr>
           <w:b/>
           <w:bCs/>
-          <w:lang w:val="sl-SI"/>
-        </w:rPr>
-        <w:t>pridobljeni dohodek</w:t>
-      </w:r>
-      <w:r>
-        <w:rPr>
-          <w:lang w:val="sl-SI"/>
-        </w:rPr>
-        <w:t>, ne izplačilo.</w:t>
-      </w:r>
-    </w:p>
-    <w:p>
-      <w:pPr>
-        <w:rPr>
-          <w:lang w:val="sl-SI"/>
-        </w:rPr>
-      </w:pPr>
-      <w:r>
-        <w:rPr>
-          <w:lang w:val="sl-SI"/>
-        </w:rPr>
-        <w:t xml:space="preserve">Prijaviš </w:t>
-      </w:r>
-      <w:r>
+          <w:lang w:val="en-SI"/>
+        </w:rPr>
+        <w:t>Kako je z Revolut Savings (zavarovanimi računi)</w:t>
+      </w:r>
+    </w:p>
+    <w:p>
+      <w:pPr>
+        <w:spacing w:after="0" w:line="240" w:lineRule="auto"/>
+        <w:rPr>
+          <w:lang w:val="en-SI"/>
+        </w:rPr>
+      </w:pPr>
+      <w:r>
+        <w:rPr>
+          <w:lang w:val="en-SI"/>
+        </w:rPr>
+        <w:lastRenderedPageBreak/>
+        <w:t>Revolut ponuja dve vrsti varčevanja: Savings (Protected Savings) in Flexible Account. Savings je klasični depozit, ki je zavarovan pri banki, zato zanj veljajo pravila kot za tuje bančne obresti. Prijaviš ga samo, če presežeš 1.000 evrov obresti v letu, uporabljaš pa obrazec DOHKAP št. 2.</w:t>
+      </w:r>
+    </w:p>
+    <w:p>
+      <w:pPr>
+        <w:spacing w:after="0" w:line="240" w:lineRule="auto"/>
+        <w:rPr>
+          <w:lang w:val="en-SI"/>
+        </w:rPr>
+      </w:pPr>
+      <w:r>
+        <w:rPr>
+          <w:lang w:val="en-SI"/>
+        </w:rPr>
+        <w:t>Flexible Account pa je sklad denarnega trga, zato moraš prijaviti vsak znesek, tudi če je minimalen.</w:t>
+      </w:r>
+    </w:p>
+    <w:p>
+      <w:pPr>
+        <w:spacing w:after="0" w:line="240" w:lineRule="auto"/>
+        <w:rPr>
+          <w:lang w:val="en-SI"/>
+        </w:rPr>
+      </w:pPr>
+      <w:r>
+        <w:rPr>
+          <w:lang w:val="en-SI"/>
+        </w:rPr>
+        <w:t>Najpogostejše napake uporabnikov</w:t>
+      </w:r>
+    </w:p>
+    <w:p>
+      <w:pPr>
+        <w:spacing w:after="0" w:line="240" w:lineRule="auto"/>
+        <w:rPr>
+          <w:lang w:val="en-SI"/>
+        </w:rPr>
+      </w:pPr>
+      <w:r>
+        <w:rPr>
+          <w:lang w:val="en-SI"/>
+        </w:rPr>
+        <w:t>Veliko uporabnikov misli, da Revolut sam poroča FURS-u, kar ne drži. Revolut poroča le litovskim organom, ne slovenskim. Pogosta napaka je tudi ta, da uporabniki prijavijo neto obresti, čeprav morajo prijaviti bruto znesek. Nekateri pozabijo na rok ali mislijo, da je davek že plačan, kar prav tako ne drži — Revolut davka ne odtegne.</w:t>
+      </w:r>
+    </w:p>
+    <w:p>
+      <w:pPr>
+        <w:spacing w:after="0" w:line="240" w:lineRule="auto"/>
         <w:rPr>
           <w:b/>
           <w:bCs/>
-          <w:lang w:val="sl-SI"/>
-        </w:rPr>
-        <w:t>bruto obresti</w:t>
-      </w:r>
-      <w:r>
-        <w:rPr>
-          <w:lang w:val="sl-SI"/>
-        </w:rPr>
-        <w:t xml:space="preserve">, torej znesek, ki ga Revolut prikaže kot </w:t>
-      </w:r>
-      <w:r>
-        <w:rPr>
-          <w:i/>
-          <w:iCs/>
-          <w:lang w:val="sl-SI"/>
-        </w:rPr>
-        <w:t>Total earned interest</w:t>
-      </w:r>
-      <w:r>
-        <w:rPr>
-          <w:lang w:val="sl-SI"/>
-        </w:rPr>
-        <w:t xml:space="preserve">. Revolut davka ne odtegne, zato v polje </w:t>
-      </w:r>
-      <w:r>
-        <w:rPr>
-          <w:i/>
-          <w:iCs/>
-          <w:lang w:val="sl-SI"/>
-        </w:rPr>
-        <w:t>tuji davek</w:t>
-      </w:r>
-      <w:r>
-        <w:rPr>
-          <w:lang w:val="sl-SI"/>
-        </w:rPr>
-        <w:t xml:space="preserve"> vpišeš 0.</w:t>
-      </w:r>
-    </w:p>
-    <w:p>
-      <w:pPr>
-        <w:rPr>
-          <w:lang w:val="sl-SI"/>
+          <w:lang w:val="en-SI"/>
         </w:rPr>
       </w:pPr>
       <w:r>
         <w:rPr>
           <w:b/>
           <w:bCs/>
-          <w:lang w:val="sl-SI"/>
-        </w:rPr>
-        <w:t>Kateri obrazec moraš oddati?</w:t>
-      </w:r>
-    </w:p>
-    <w:p>
-      <w:pPr>
-        <w:rPr>
-          <w:lang w:val="sl-SI"/>
-        </w:rPr>
-      </w:pPr>
-      <w:r>
-        <w:rPr>
-          <w:lang w:val="sl-SI"/>
-        </w:rPr>
-        <w:t>Za Revolut Flexible Account se uporablja obrazec:</w:t>
-      </w:r>
-    </w:p>
-    <w:p>
-      <w:pPr>
-        <w:rPr>
-          <w:lang w:val="sl-SI"/>
-        </w:rPr>
-      </w:pPr>
-      <w:r>
+          <w:lang w:val="en-SI"/>
+        </w:rPr>
+        <w:t>Ali se Flexible Account splača kljub davku?</w:t>
+      </w:r>
+    </w:p>
+    <w:p>
+      <w:pPr>
+        <w:spacing w:after="0" w:line="240" w:lineRule="auto"/>
+        <w:rPr>
+          <w:lang w:val="en-SI"/>
+        </w:rPr>
+      </w:pPr>
+      <w:r>
+        <w:rPr>
+          <w:lang w:val="en-SI"/>
+        </w:rPr>
+        <w:t>V večini primerov da. Obrestne mere so pogosto višje kot v slovenskih bankah, sredstva so likvidna, sklad pa je reguliran v EU. Tudi po 25-odstotnem davku je neto donos pogosto boljši od klasičnih depozitov.</w:t>
+      </w:r>
+    </w:p>
+    <w:p>
+      <w:pPr>
+        <w:spacing w:after="0" w:line="240" w:lineRule="auto"/>
+        <w:rPr>
+          <w:lang w:val="en-SI"/>
+        </w:rPr>
+      </w:pPr>
+      <w:r>
+        <w:rPr>
+          <w:lang w:val="en-SI"/>
+        </w:rPr>
+        <w:t>Če želiš preveriti, ali se ti bolj splača domača banka ali Revolut, lahko uporabiš kalkulatorje na FinPortal.si.</w:t>
+      </w:r>
+    </w:p>
+    <w:p>
+      <w:pPr>
+        <w:spacing w:after="0" w:line="240" w:lineRule="auto"/>
         <w:rPr>
           <w:b/>
           <w:bCs/>
-          <w:lang w:val="sl-SI"/>
-        </w:rPr>
-        <w:t>DOH-OBR – Napoved za odmero dohodnine od obresti</w:t>
-      </w:r>
-    </w:p>
-    <w:p>
-      <w:pPr>
-        <w:rPr>
-          <w:lang w:val="sl-SI"/>
-        </w:rPr>
-      </w:pPr>
-      <w:r>
-        <w:rPr>
-          <w:lang w:val="sl-SI"/>
-        </w:rPr>
-        <w:t>To je isti obrazec, ki se uporablja za obresti iz tujih bank, vendar v tem primeru ne gre za depozit, temveč za sklad. V obrazcu izbereš:</w:t>
-      </w:r>
-    </w:p>
-    <w:p>
-      <w:pPr>
-        <w:numPr>
-          <w:ilvl w:val="0"/>
-          <w:numId w:val="2"/>
-        </w:numPr>
-        <w:rPr>
-          <w:lang w:val="sl-SI"/>
-        </w:rPr>
-      </w:pPr>
-      <w:r>
-        <w:rPr>
-          <w:lang w:val="sl-SI"/>
-        </w:rPr>
-        <w:lastRenderedPageBreak/>
-        <w:t xml:space="preserve">vrsta dohodka: </w:t>
-      </w:r>
+          <w:lang w:val="en-SI"/>
+        </w:rPr>
+      </w:pPr>
       <w:r>
         <w:rPr>
           <w:b/>
           <w:bCs/>
-          <w:lang w:val="sl-SI"/>
-        </w:rPr>
-        <w:t>obresti iz tujine</w:t>
-      </w:r>
-      <w:r>
-        <w:rPr>
-          <w:lang w:val="sl-SI"/>
-        </w:rPr>
-        <w:t>,</w:t>
-      </w:r>
-    </w:p>
-    <w:p>
-      <w:pPr>
-        <w:numPr>
-          <w:ilvl w:val="0"/>
-          <w:numId w:val="2"/>
-        </w:numPr>
-        <w:rPr>
-          <w:lang w:val="sl-SI"/>
-        </w:rPr>
-      </w:pPr>
-      <w:r>
-        <w:rPr>
-          <w:lang w:val="sl-SI"/>
-        </w:rPr>
-        <w:t xml:space="preserve">država vira: </w:t>
-      </w:r>
-      <w:r>
-        <w:rPr>
-          <w:b/>
-          <w:bCs/>
-          <w:lang w:val="sl-SI"/>
-        </w:rPr>
-        <w:t>Litva (LT)</w:t>
-      </w:r>
-      <w:r>
-        <w:rPr>
-          <w:lang w:val="sl-SI"/>
-        </w:rPr>
-        <w:t>,</w:t>
-      </w:r>
-    </w:p>
-    <w:p>
-      <w:pPr>
-        <w:numPr>
-          <w:ilvl w:val="0"/>
-          <w:numId w:val="2"/>
-        </w:numPr>
-        <w:rPr>
-          <w:lang w:val="sl-SI"/>
-        </w:rPr>
-      </w:pPr>
-      <w:r>
-        <w:rPr>
-          <w:lang w:val="sl-SI"/>
-        </w:rPr>
-        <w:t xml:space="preserve">izplačevalec: </w:t>
-      </w:r>
-      <w:r>
-        <w:rPr>
-          <w:b/>
-          <w:bCs/>
-          <w:lang w:val="sl-SI"/>
-        </w:rPr>
-        <w:t>Revolut Securities Europe UAB</w:t>
-      </w:r>
-      <w:r>
-        <w:rPr>
-          <w:lang w:val="sl-SI"/>
-        </w:rPr>
-        <w:t>,</w:t>
-      </w:r>
-    </w:p>
-    <w:p>
-      <w:pPr>
-        <w:numPr>
-          <w:ilvl w:val="0"/>
-          <w:numId w:val="2"/>
-        </w:numPr>
-        <w:rPr>
-          <w:lang w:val="sl-SI"/>
-        </w:rPr>
-      </w:pPr>
-      <w:r>
-        <w:rPr>
-          <w:lang w:val="sl-SI"/>
-        </w:rPr>
-        <w:t xml:space="preserve">znesek: </w:t>
-      </w:r>
-      <w:r>
-        <w:rPr>
-          <w:b/>
-          <w:bCs/>
-          <w:lang w:val="sl-SI"/>
-        </w:rPr>
-        <w:t>bruto obresti</w:t>
-      </w:r>
-      <w:r>
-        <w:rPr>
-          <w:lang w:val="sl-SI"/>
-        </w:rPr>
-        <w:t>,</w:t>
-      </w:r>
-    </w:p>
-    <w:p>
-      <w:pPr>
-        <w:numPr>
-          <w:ilvl w:val="0"/>
-          <w:numId w:val="2"/>
-        </w:numPr>
-        <w:rPr>
-          <w:lang w:val="sl-SI"/>
-        </w:rPr>
-      </w:pPr>
-      <w:r>
-        <w:rPr>
-          <w:lang w:val="sl-SI"/>
-        </w:rPr>
-        <w:t xml:space="preserve">tuji davek: </w:t>
-      </w:r>
-      <w:r>
-        <w:rPr>
-          <w:b/>
-          <w:bCs/>
-          <w:lang w:val="sl-SI"/>
-        </w:rPr>
-        <w:t>0 €</w:t>
-      </w:r>
-      <w:r>
-        <w:rPr>
-          <w:lang w:val="sl-SI"/>
-        </w:rPr>
-        <w:t>.</w:t>
-      </w:r>
-    </w:p>
-    <w:p>
-      <w:pPr>
-        <w:rPr>
-          <w:lang w:val="sl-SI"/>
-        </w:rPr>
-      </w:pPr>
-      <w:r>
-        <w:rPr>
-          <w:b/>
-          <w:bCs/>
-          <w:lang w:val="sl-SI"/>
-        </w:rPr>
-        <w:t>Rok za prijavo</w:t>
-      </w:r>
-    </w:p>
-    <w:p>
-      <w:pPr>
-        <w:rPr>
-          <w:lang w:val="sl-SI"/>
-        </w:rPr>
-      </w:pPr>
-      <w:r>
-        <w:rPr>
-          <w:lang w:val="sl-SI"/>
-        </w:rPr>
-        <w:t>Napoved moraš oddati</w:t>
-      </w:r>
-      <w:r>
-        <w:rPr>
-          <w:lang w:val="sl-SI"/>
-        </w:rPr>
-        <w:t xml:space="preserve"> </w:t>
-      </w:r>
-      <w:r>
-        <w:rPr>
-          <w:b/>
-          <w:bCs/>
-          <w:lang w:val="sl-SI"/>
-        </w:rPr>
-        <w:t>do 28. februarja za preteklo leto</w:t>
-      </w:r>
-      <w:r>
-        <w:rPr>
-          <w:b/>
-          <w:bCs/>
-          <w:lang w:val="sl-SI"/>
-        </w:rPr>
-        <w:t xml:space="preserve">. </w:t>
-      </w:r>
-      <w:r>
-        <w:rPr>
-          <w:lang w:val="sl-SI"/>
-        </w:rPr>
-        <w:t>Če zamudiš, lahko FURS izreče globo, zato si rok zapiši v koledar.</w:t>
-      </w:r>
-    </w:p>
-    <w:p>
-      <w:pPr>
-        <w:rPr>
-          <w:lang w:val="sl-SI"/>
-        </w:rPr>
-      </w:pPr>
-      <w:r>
-        <w:rPr>
-          <w:b/>
-          <w:bCs/>
-          <w:lang w:val="sl-SI"/>
-        </w:rPr>
-        <w:t>Kje v Revolutu najdeš podatke za FURS</w:t>
-      </w:r>
-    </w:p>
-    <w:p>
-      <w:pPr>
-        <w:rPr>
-          <w:lang w:val="sl-SI"/>
-        </w:rPr>
-      </w:pPr>
-      <w:r>
-        <w:rPr>
-          <w:lang w:val="sl-SI"/>
-        </w:rPr>
-        <w:t>Revolut omogoča enostaven izvoz letnega poročila:</w:t>
-      </w:r>
-    </w:p>
-    <w:p>
-      <w:pPr>
-        <w:numPr>
-          <w:ilvl w:val="0"/>
-          <w:numId w:val="3"/>
-        </w:numPr>
-        <w:rPr>
-          <w:lang w:val="sl-SI"/>
-        </w:rPr>
-      </w:pPr>
-      <w:r>
-        <w:rPr>
-          <w:lang w:val="sl-SI"/>
-        </w:rPr>
-        <w:t>odpri aplikacijo,</w:t>
-      </w:r>
-    </w:p>
-    <w:p>
-      <w:pPr>
-        <w:numPr>
-          <w:ilvl w:val="0"/>
-          <w:numId w:val="3"/>
-        </w:numPr>
-        <w:rPr>
-          <w:lang w:val="sl-SI"/>
-        </w:rPr>
-      </w:pPr>
-      <w:r>
-        <w:rPr>
-          <w:lang w:val="sl-SI"/>
-        </w:rPr>
-        <w:t>klikni na svoj profil (zgoraj levo),</w:t>
-      </w:r>
-    </w:p>
-    <w:p>
-      <w:pPr>
-        <w:numPr>
-          <w:ilvl w:val="0"/>
-          <w:numId w:val="3"/>
-        </w:numPr>
-        <w:rPr>
-          <w:lang w:val="sl-SI"/>
-        </w:rPr>
-      </w:pPr>
-      <w:r>
-        <w:rPr>
-          <w:lang w:val="sl-SI"/>
-        </w:rPr>
-        <w:t xml:space="preserve">izberi </w:t>
-      </w:r>
-      <w:r>
-        <w:rPr>
-          <w:b/>
-          <w:bCs/>
-          <w:lang w:val="sl-SI"/>
-        </w:rPr>
-        <w:t>Documents &amp; statements</w:t>
-      </w:r>
-      <w:r>
-        <w:rPr>
-          <w:lang w:val="sl-SI"/>
-        </w:rPr>
-        <w:t>,</w:t>
-      </w:r>
-    </w:p>
-    <w:p>
-      <w:pPr>
-        <w:numPr>
-          <w:ilvl w:val="0"/>
-          <w:numId w:val="3"/>
-        </w:numPr>
-        <w:rPr>
-          <w:lang w:val="sl-SI"/>
-        </w:rPr>
-      </w:pPr>
-      <w:r>
-        <w:rPr>
-          <w:lang w:val="sl-SI"/>
-        </w:rPr>
-        <w:t xml:space="preserve">klikni </w:t>
-      </w:r>
-      <w:r>
-        <w:rPr>
-          <w:b/>
-          <w:bCs/>
-          <w:lang w:val="sl-SI"/>
-        </w:rPr>
-        <w:t>Consolidated statement</w:t>
-      </w:r>
-      <w:r>
-        <w:rPr>
-          <w:lang w:val="sl-SI"/>
-        </w:rPr>
-        <w:t>,</w:t>
-      </w:r>
-    </w:p>
-    <w:p>
-      <w:pPr>
-        <w:numPr>
-          <w:ilvl w:val="0"/>
-          <w:numId w:val="3"/>
-        </w:numPr>
-        <w:rPr>
-          <w:lang w:val="sl-SI"/>
-        </w:rPr>
-      </w:pPr>
-      <w:r>
-        <w:rPr>
-          <w:lang w:val="sl-SI"/>
-        </w:rPr>
-        <w:t>izberi davčno leto,</w:t>
-      </w:r>
-    </w:p>
-    <w:p>
-      <w:pPr>
-        <w:numPr>
-          <w:ilvl w:val="0"/>
-          <w:numId w:val="3"/>
-        </w:numPr>
-        <w:rPr>
-          <w:lang w:val="sl-SI"/>
-        </w:rPr>
-      </w:pPr>
-      <w:r>
-        <w:rPr>
-          <w:lang w:val="sl-SI"/>
-        </w:rPr>
-        <w:t>prenesi PDF.</w:t>
-      </w:r>
-    </w:p>
-    <w:p>
-      <w:pPr>
-        <w:rPr>
-          <w:lang w:val="sl-SI"/>
-        </w:rPr>
-      </w:pPr>
-      <w:r>
-        <w:rPr>
-          <w:lang w:val="sl-SI"/>
-        </w:rPr>
-        <w:t xml:space="preserve">V dokumentu poiščeš vrstico </w:t>
-      </w:r>
-      <w:r>
-        <w:rPr>
-          <w:b/>
-          <w:bCs/>
-          <w:lang w:val="sl-SI"/>
-        </w:rPr>
-        <w:t>Total earned interest</w:t>
-      </w:r>
-      <w:r>
-        <w:rPr>
-          <w:lang w:val="sl-SI"/>
-        </w:rPr>
-        <w:t>. To je znesek, ki ga prijaviš.</w:t>
-      </w:r>
-    </w:p>
-    <w:p>
-      <w:pPr>
-        <w:rPr>
-          <w:lang w:val="sl-SI"/>
-        </w:rPr>
-      </w:pPr>
-      <w:r>
-        <w:rPr>
-          <w:b/>
-          <w:bCs/>
-          <w:lang w:val="sl-SI"/>
-        </w:rPr>
-        <w:t>Kako FURS obdavči obresti iz Revolut Flexible Account</w:t>
-      </w:r>
-    </w:p>
-    <w:p>
-      <w:pPr>
-        <w:rPr>
-          <w:lang w:val="sl-SI"/>
-        </w:rPr>
-      </w:pPr>
-      <w:r>
-        <w:rPr>
-          <w:lang w:val="sl-SI"/>
-        </w:rPr>
-        <w:t>Dohodek iz investicijskih skladov se obdavči po stopnji:</w:t>
-      </w:r>
-    </w:p>
-    <w:p>
-      <w:pPr>
-        <w:rPr>
-          <w:lang w:val="sl-SI"/>
-        </w:rPr>
-      </w:pPr>
-      <w:r>
-        <w:rPr>
-          <w:b/>
-          <w:bCs/>
-          <w:lang w:val="sl-SI"/>
-        </w:rPr>
-        <w:t>25 %</w:t>
-      </w:r>
-    </w:p>
-    <w:p>
-      <w:pPr>
-        <w:rPr>
-          <w:lang w:val="sl-SI"/>
-        </w:rPr>
-      </w:pPr>
-      <w:r>
-        <w:rPr>
-          <w:lang w:val="sl-SI"/>
-        </w:rPr>
-        <w:t>Davek je dokončen, kar pomeni, da ga FURS ne vključuje v letno dohodnino. Ko ga plačaš, je zadeva zaključena.</w:t>
-      </w:r>
-    </w:p>
-    <w:p>
-      <w:pPr>
-        <w:rPr>
-          <w:lang w:val="sl-SI"/>
-        </w:rPr>
-      </w:pPr>
-      <w:r>
-        <w:rPr>
-          <w:lang w:val="sl-SI"/>
-        </w:rPr>
-        <w:t>Za razliko od dividend ali kapitalskih dobičkov pri delnicah tu ni časovnega znižanja davčne stopnje. Tudi če bi sredstva držal 20 let, je davek vedno 25 %.</w:t>
-      </w:r>
-    </w:p>
-    <w:p>
-      <w:pPr>
-        <w:rPr>
-          <w:lang w:val="sl-SI"/>
-        </w:rPr>
-      </w:pPr>
-      <w:r>
-        <w:rPr>
-          <w:b/>
-          <w:bCs/>
-          <w:lang w:val="sl-SI"/>
-        </w:rPr>
-        <w:t>Primer izračuna</w:t>
-      </w:r>
-    </w:p>
-    <w:p>
-      <w:pPr>
-        <w:rPr>
-          <w:lang w:val="sl-SI"/>
-        </w:rPr>
-      </w:pPr>
-      <w:r>
-        <w:rPr>
-          <w:lang w:val="sl-SI"/>
-        </w:rPr>
-        <w:t>Recimo, da si v letu 2025 prejel:</w:t>
-      </w:r>
-    </w:p>
-    <w:p>
-      <w:pPr>
-        <w:numPr>
-          <w:ilvl w:val="0"/>
-          <w:numId w:val="4"/>
-        </w:numPr>
-        <w:rPr>
-          <w:lang w:val="sl-SI"/>
-        </w:rPr>
-      </w:pPr>
-      <w:r>
-        <w:rPr>
-          <w:lang w:val="sl-SI"/>
-        </w:rPr>
-        <w:t>120 € obresti na Revolut Flexible Account.</w:t>
-      </w:r>
-    </w:p>
-    <w:p>
-      <w:pPr>
-        <w:rPr>
-          <w:lang w:val="sl-SI"/>
-        </w:rPr>
-      </w:pPr>
-      <w:r>
-        <w:rPr>
-          <w:lang w:val="sl-SI"/>
-        </w:rPr>
-        <w:t>Prijaviš 120 €, FURS izračuna:</w:t>
-      </w:r>
-    </w:p>
-    <w:p>
-      <w:pPr>
-        <w:numPr>
-          <w:ilvl w:val="0"/>
-          <w:numId w:val="5"/>
-        </w:numPr>
-        <w:rPr>
-          <w:lang w:val="sl-SI"/>
-        </w:rPr>
-      </w:pPr>
-      <w:r>
-        <w:rPr>
-          <w:lang w:val="sl-SI"/>
-        </w:rPr>
-        <w:t xml:space="preserve">25 % od 120 € = </w:t>
-      </w:r>
-      <w:r>
-        <w:rPr>
-          <w:b/>
-          <w:bCs/>
-          <w:lang w:val="sl-SI"/>
-        </w:rPr>
-        <w:t>30 € davka</w:t>
-      </w:r>
-      <w:r>
-        <w:rPr>
-          <w:lang w:val="sl-SI"/>
-        </w:rPr>
-        <w:t>.</w:t>
-      </w:r>
-    </w:p>
-    <w:p>
-      <w:pPr>
-        <w:rPr>
-          <w:lang w:val="sl-SI"/>
-        </w:rPr>
-      </w:pPr>
-      <w:r>
-        <w:rPr>
-          <w:lang w:val="sl-SI"/>
-        </w:rPr>
-        <w:t>Plačaš 30 €</w:t>
-      </w:r>
-      <w:r>
-        <w:rPr>
-          <w:lang w:val="sl-SI"/>
-        </w:rPr>
-        <w:t xml:space="preserve"> davka</w:t>
-      </w:r>
-      <w:r>
-        <w:rPr>
-          <w:lang w:val="sl-SI"/>
-        </w:rPr>
-        <w:t>, ostane ti 90 € neto.</w:t>
-      </w:r>
-    </w:p>
-    <w:p>
-      <w:pPr>
-        <w:rPr>
-          <w:highlight w:val="yellow"/>
-          <w:lang w:val="sl-SI"/>
-        </w:rPr>
-      </w:pPr>
-      <w:r>
-        <w:rPr>
-          <w:highlight w:val="yellow"/>
-          <w:lang w:val="sl-SI"/>
-        </w:rPr>
-        <w:t>Če želiš preveriti, koliko davka boš plačal, lahko uporabiš kalkulatorje na FinPortal.si:</w:t>
-      </w:r>
-    </w:p>
-    <w:p>
-      <w:pPr>
-        <w:rPr>
-          <w:lang w:val="sl-SI"/>
-        </w:rPr>
-      </w:pPr>
-      <w:r>
-        <w:rPr>
-          <w:rFonts w:ascii="Segoe UI Emoji" w:hAnsi="Segoe UI Emoji" w:cs="Segoe UI Emoji"/>
-          <w:highlight w:val="yellow"/>
-          <w:lang w:val="sl-SI"/>
-        </w:rPr>
-        <w:t>👉</w:t>
-      </w:r>
-      <w:r>
-        <w:rPr>
-          <w:highlight w:val="yellow"/>
-          <w:lang w:val="sl-SI"/>
-        </w:rPr>
-        <w:t xml:space="preserve"> </w:t>
-      </w:r>
-      <w:r>
-        <w:rPr>
-          <w:b/>
-          <w:bCs/>
-          <w:highlight w:val="yellow"/>
-          <w:lang w:val="sl-SI"/>
-        </w:rPr>
-        <w:t>https://finportal.si/kalkulatorji</w:t>
-      </w:r>
-    </w:p>
-    <w:p>
-      <w:pPr>
-        <w:rPr>
-          <w:lang w:val="sl-SI"/>
-        </w:rPr>
-      </w:pPr>
-      <w:r>
-        <w:rPr>
-          <w:b/>
-          <w:bCs/>
-          <w:lang w:val="sl-SI"/>
-        </w:rPr>
-        <w:lastRenderedPageBreak/>
-        <w:t>Kaj pa Revolut Savings (zavarovani računi)?</w:t>
-      </w:r>
-    </w:p>
-    <w:p>
-      <w:pPr>
-        <w:rPr>
-          <w:lang w:val="sl-SI"/>
-        </w:rPr>
-      </w:pPr>
-      <w:r>
-        <w:rPr>
-          <w:lang w:val="sl-SI"/>
-        </w:rPr>
-        <w:t>Revolut ima dve vrsti varčevanja:</w:t>
-      </w:r>
-    </w:p>
-    <w:p>
-      <w:pPr>
-        <w:numPr>
-          <w:ilvl w:val="0"/>
-          <w:numId w:val="6"/>
-        </w:numPr>
-        <w:rPr>
-          <w:lang w:val="sl-SI"/>
-        </w:rPr>
-      </w:pPr>
-      <w:r>
-        <w:rPr>
-          <w:b/>
-          <w:bCs/>
-          <w:lang w:val="sl-SI"/>
-        </w:rPr>
-        <w:t>Savings (Protected Savings)</w:t>
-      </w:r>
-      <w:r>
-        <w:rPr>
-          <w:lang w:val="sl-SI"/>
-        </w:rPr>
-        <w:t xml:space="preserve"> – klasični depozit, zavarovan pri banki.</w:t>
-      </w:r>
-    </w:p>
-    <w:p>
-      <w:pPr>
-        <w:numPr>
-          <w:ilvl w:val="0"/>
-          <w:numId w:val="6"/>
-        </w:numPr>
-        <w:rPr>
-          <w:lang w:val="sl-SI"/>
-        </w:rPr>
-      </w:pPr>
-      <w:r>
-        <w:rPr>
-          <w:b/>
-          <w:bCs/>
-          <w:lang w:val="sl-SI"/>
-        </w:rPr>
-        <w:t>Flexible Account</w:t>
-      </w:r>
-      <w:r>
-        <w:rPr>
-          <w:lang w:val="sl-SI"/>
-        </w:rPr>
-        <w:t xml:space="preserve"> – sklad denarnega trga.</w:t>
-      </w:r>
-    </w:p>
-    <w:p>
-      <w:pPr>
-        <w:rPr>
-          <w:lang w:val="sl-SI"/>
-        </w:rPr>
-      </w:pPr>
-      <w:r>
-        <w:rPr>
-          <w:lang w:val="sl-SI"/>
-        </w:rPr>
-        <w:t xml:space="preserve">Če uporabljaš </w:t>
-      </w:r>
-      <w:r>
-        <w:rPr>
-          <w:b/>
-          <w:bCs/>
-          <w:lang w:val="sl-SI"/>
-        </w:rPr>
-        <w:t>Savings</w:t>
-      </w:r>
-      <w:r>
-        <w:rPr>
-          <w:lang w:val="sl-SI"/>
-        </w:rPr>
-        <w:t>, veljajo pravila kot za tuje bančne obresti:</w:t>
-      </w:r>
-    </w:p>
-    <w:p>
-      <w:pPr>
-        <w:numPr>
-          <w:ilvl w:val="0"/>
-          <w:numId w:val="7"/>
-        </w:numPr>
-        <w:rPr>
-          <w:lang w:val="sl-SI"/>
-        </w:rPr>
-      </w:pPr>
-      <w:r>
-        <w:rPr>
-          <w:lang w:val="sl-SI"/>
-        </w:rPr>
-        <w:t xml:space="preserve">prijaviš samo, če presežeš </w:t>
-      </w:r>
-      <w:r>
-        <w:rPr>
-          <w:b/>
-          <w:bCs/>
-          <w:lang w:val="sl-SI"/>
-        </w:rPr>
-        <w:t>1.000 € obresti</w:t>
-      </w:r>
-      <w:r>
-        <w:rPr>
-          <w:lang w:val="sl-SI"/>
-        </w:rPr>
-        <w:t xml:space="preserve"> v letu,</w:t>
-      </w:r>
-    </w:p>
-    <w:p>
-      <w:pPr>
-        <w:numPr>
-          <w:ilvl w:val="0"/>
-          <w:numId w:val="7"/>
-        </w:numPr>
-        <w:rPr>
-          <w:lang w:val="sl-SI"/>
-        </w:rPr>
-      </w:pPr>
-      <w:r>
-        <w:rPr>
-          <w:lang w:val="sl-SI"/>
-        </w:rPr>
-        <w:t xml:space="preserve">obrazec: </w:t>
-      </w:r>
-      <w:r>
-        <w:rPr>
-          <w:b/>
-          <w:bCs/>
-          <w:lang w:val="sl-SI"/>
-        </w:rPr>
-        <w:t>DOHKAP št. 2</w:t>
-      </w:r>
-      <w:r>
-        <w:rPr>
-          <w:lang w:val="sl-SI"/>
-        </w:rPr>
-        <w:t>,</w:t>
-      </w:r>
-    </w:p>
-    <w:p>
-      <w:pPr>
-        <w:numPr>
-          <w:ilvl w:val="0"/>
-          <w:numId w:val="7"/>
-        </w:numPr>
-        <w:rPr>
-          <w:lang w:val="sl-SI"/>
-        </w:rPr>
-      </w:pPr>
-      <w:r>
-        <w:rPr>
-          <w:lang w:val="sl-SI"/>
-        </w:rPr>
-        <w:t>davek: 25 %.</w:t>
-      </w:r>
-    </w:p>
-    <w:p>
-      <w:pPr>
-        <w:rPr>
-          <w:lang w:val="sl-SI"/>
-        </w:rPr>
-      </w:pPr>
-      <w:r>
-        <w:rPr>
-          <w:lang w:val="sl-SI"/>
-        </w:rPr>
-        <w:t xml:space="preserve">Če uporabljaš </w:t>
-      </w:r>
-      <w:r>
-        <w:rPr>
-          <w:b/>
-          <w:bCs/>
-          <w:lang w:val="sl-SI"/>
-        </w:rPr>
-        <w:t>Flexible Account</w:t>
-      </w:r>
-      <w:r>
-        <w:rPr>
-          <w:lang w:val="sl-SI"/>
-        </w:rPr>
-        <w:t xml:space="preserve">, pa moraš prijaviti </w:t>
-      </w:r>
-      <w:r>
-        <w:rPr>
-          <w:b/>
-          <w:bCs/>
-          <w:lang w:val="sl-SI"/>
-        </w:rPr>
-        <w:t>vsak znesek</w:t>
-      </w:r>
-      <w:r>
-        <w:rPr>
-          <w:lang w:val="sl-SI"/>
-        </w:rPr>
-        <w:t>, tudi 0,50 €.</w:t>
-      </w:r>
-    </w:p>
-    <w:p>
-      <w:pPr>
-        <w:rPr>
-          <w:lang w:val="sl-SI"/>
-        </w:rPr>
-      </w:pPr>
-      <w:r>
-        <w:rPr>
-          <w:b/>
-          <w:bCs/>
-          <w:lang w:val="sl-SI"/>
-        </w:rPr>
-        <w:t>Najpogostejše napake uporabnikov</w:t>
-      </w:r>
-    </w:p>
-    <w:p>
-      <w:pPr>
-        <w:rPr>
-          <w:lang w:val="sl-SI"/>
-        </w:rPr>
-      </w:pPr>
-      <w:r>
-        <w:rPr>
-          <w:lang w:val="sl-SI"/>
-        </w:rPr>
-        <w:t>1. Mislijo, da Revolut sam poroča FURS-u</w:t>
-      </w:r>
-    </w:p>
-    <w:p>
-      <w:pPr>
-        <w:rPr>
-          <w:lang w:val="sl-SI"/>
-        </w:rPr>
-      </w:pPr>
-      <w:r>
-        <w:rPr>
-          <w:lang w:val="sl-SI"/>
-        </w:rPr>
-        <w:t>Ne poroča. Revolut poroča le litovskim organom, ne slovenskim.</w:t>
-      </w:r>
-    </w:p>
-    <w:p>
-      <w:pPr>
-        <w:rPr>
-          <w:lang w:val="sl-SI"/>
-        </w:rPr>
-      </w:pPr>
-      <w:r>
-        <w:rPr>
-          <w:lang w:val="sl-SI"/>
-        </w:rPr>
-        <w:t>2. Mislijo, da gre za bančne obresti</w:t>
-      </w:r>
-    </w:p>
-    <w:p>
-      <w:pPr>
-        <w:rPr>
-          <w:lang w:val="sl-SI"/>
-        </w:rPr>
-      </w:pPr>
-      <w:r>
-        <w:rPr>
-          <w:lang w:val="sl-SI"/>
-        </w:rPr>
-        <w:t>Ne gre. Flexible Account je sklad.</w:t>
-      </w:r>
-    </w:p>
-    <w:p>
-      <w:pPr>
-        <w:rPr>
-          <w:lang w:val="sl-SI"/>
-        </w:rPr>
-      </w:pPr>
-      <w:r>
-        <w:rPr>
-          <w:lang w:val="sl-SI"/>
-        </w:rPr>
-        <w:t>3. Prijavijo neto obresti</w:t>
-      </w:r>
-    </w:p>
-    <w:p>
-      <w:pPr>
-        <w:rPr>
-          <w:lang w:val="sl-SI"/>
-        </w:rPr>
-      </w:pPr>
-      <w:r>
-        <w:rPr>
-          <w:lang w:val="sl-SI"/>
-        </w:rPr>
-        <w:t xml:space="preserve">Prijaviti moraš </w:t>
-      </w:r>
-      <w:r>
-        <w:rPr>
-          <w:b/>
-          <w:bCs/>
-          <w:lang w:val="sl-SI"/>
-        </w:rPr>
-        <w:t>bruto</w:t>
-      </w:r>
-      <w:r>
-        <w:rPr>
-          <w:lang w:val="sl-SI"/>
-        </w:rPr>
-        <w:t>, torej celoten znesek.</w:t>
-      </w:r>
-    </w:p>
-    <w:p>
-      <w:pPr>
-        <w:rPr>
-          <w:lang w:val="sl-SI"/>
-        </w:rPr>
-      </w:pPr>
-      <w:r>
-        <w:rPr>
-          <w:lang w:val="sl-SI"/>
-        </w:rPr>
-        <w:t>4. Pozabijo na rok</w:t>
-      </w:r>
-    </w:p>
-    <w:p>
-      <w:pPr>
-        <w:ind w:left="360"/>
-        <w:rPr>
-          <w:lang w:val="sl-SI"/>
-        </w:rPr>
-      </w:pPr>
-      <w:r>
-        <w:rPr>
-          <w:lang w:val="sl-SI"/>
-        </w:rPr>
-        <w:t xml:space="preserve">28. </w:t>
-      </w:r>
-      <w:r>
-        <w:rPr>
-          <w:lang w:val="sl-SI"/>
-        </w:rPr>
-        <w:t xml:space="preserve">februar je </w:t>
-      </w:r>
-      <w:r>
-        <w:rPr>
-          <w:lang w:val="sl-SI"/>
-        </w:rPr>
-        <w:t>končni</w:t>
-      </w:r>
-      <w:r>
-        <w:rPr>
-          <w:lang w:val="sl-SI"/>
-        </w:rPr>
-        <w:t xml:space="preserve"> rok.</w:t>
-      </w:r>
-    </w:p>
-    <w:p>
-      <w:pPr>
-        <w:rPr>
-          <w:lang w:val="sl-SI"/>
-        </w:rPr>
-      </w:pPr>
-      <w:r>
-        <w:rPr>
-          <w:lang w:val="sl-SI"/>
-        </w:rPr>
-        <w:t>5. Mislijo, da je davek že plačan</w:t>
-      </w:r>
-    </w:p>
-    <w:p>
-      <w:pPr>
-        <w:rPr>
-          <w:lang w:val="sl-SI"/>
-        </w:rPr>
-      </w:pPr>
-      <w:r>
-        <w:rPr>
-          <w:lang w:val="sl-SI"/>
-        </w:rPr>
-        <w:t>Revolut ne odtegne davka.</w:t>
-      </w:r>
-    </w:p>
-    <w:p>
-      <w:pPr>
-        <w:rPr>
-          <w:lang w:val="sl-SI"/>
-        </w:rPr>
-      </w:pPr>
-      <w:r>
-        <w:rPr>
-          <w:b/>
-          <w:bCs/>
-          <w:lang w:val="sl-SI"/>
-        </w:rPr>
-        <w:t>Zakaj FURS to obravnava kot sklad?</w:t>
-      </w:r>
-    </w:p>
-    <w:p>
-      <w:pPr>
-        <w:rPr>
-          <w:lang w:val="sl-SI"/>
-        </w:rPr>
-      </w:pPr>
-      <w:r>
-        <w:rPr>
-          <w:lang w:val="sl-SI"/>
-        </w:rPr>
-        <w:t>Ker sredstva niso shranjena na bančnem računu, temveč investirana v finančni instrument. Sklad denarnega trga je reguliran produkt, ki ima:</w:t>
-      </w:r>
-    </w:p>
-    <w:p>
-      <w:pPr>
-        <w:numPr>
-          <w:ilvl w:val="0"/>
-          <w:numId w:val="9"/>
-        </w:numPr>
-        <w:rPr>
-          <w:lang w:val="sl-SI"/>
-        </w:rPr>
-      </w:pPr>
-      <w:r>
-        <w:rPr>
-          <w:lang w:val="sl-SI"/>
-        </w:rPr>
-        <w:t>dnevno likvidnost,</w:t>
-      </w:r>
-    </w:p>
-    <w:p>
-      <w:pPr>
-        <w:numPr>
-          <w:ilvl w:val="0"/>
-          <w:numId w:val="9"/>
-        </w:numPr>
-        <w:rPr>
-          <w:lang w:val="sl-SI"/>
-        </w:rPr>
-      </w:pPr>
-      <w:r>
-        <w:rPr>
-          <w:lang w:val="sl-SI"/>
-        </w:rPr>
-        <w:t>nizko tveganje,</w:t>
-      </w:r>
-    </w:p>
-    <w:p>
-      <w:pPr>
-        <w:numPr>
-          <w:ilvl w:val="0"/>
-          <w:numId w:val="9"/>
-        </w:numPr>
-        <w:rPr>
-          <w:lang w:val="sl-SI"/>
-        </w:rPr>
-      </w:pPr>
-      <w:r>
-        <w:rPr>
-          <w:lang w:val="sl-SI"/>
-        </w:rPr>
-        <w:t>stabilno vrednost,</w:t>
-      </w:r>
-    </w:p>
-    <w:p>
-      <w:pPr>
-        <w:numPr>
-          <w:ilvl w:val="0"/>
-          <w:numId w:val="9"/>
-        </w:numPr>
-        <w:rPr>
-          <w:lang w:val="sl-SI"/>
-        </w:rPr>
-      </w:pPr>
-      <w:r>
-        <w:rPr>
-          <w:lang w:val="sl-SI"/>
-        </w:rPr>
-        <w:t>donos iz obresti na kratkoročne državne in korporativne obveznice.</w:t>
-      </w:r>
-    </w:p>
-    <w:p>
-      <w:pPr>
-        <w:rPr>
-          <w:lang w:val="sl-SI"/>
-        </w:rPr>
-      </w:pPr>
-      <w:r>
-        <w:rPr>
-          <w:lang w:val="sl-SI"/>
-        </w:rPr>
-        <w:t>To je po vsebini investicija, ne depozit. Zato je davčna obravnava drugačna.</w:t>
-      </w:r>
-    </w:p>
-    <w:p>
-      <w:pPr>
-        <w:rPr>
-          <w:lang w:val="sl-SI"/>
-        </w:rPr>
-      </w:pPr>
-      <w:r>
-        <w:rPr>
-          <w:b/>
-          <w:bCs/>
-          <w:lang w:val="sl-SI"/>
-        </w:rPr>
-        <w:t>Ali se splača uporabljati Revolut Flexible Account kljub davku?</w:t>
-      </w:r>
-    </w:p>
-    <w:p>
-      <w:pPr>
-        <w:rPr>
-          <w:lang w:val="sl-SI"/>
-        </w:rPr>
-      </w:pPr>
-      <w:r>
-        <w:rPr>
-          <w:lang w:val="sl-SI"/>
-        </w:rPr>
-        <w:t>Da, v večini primerov se splača. Razlogi:</w:t>
-      </w:r>
-    </w:p>
-    <w:p>
-      <w:pPr>
-        <w:numPr>
-          <w:ilvl w:val="0"/>
-          <w:numId w:val="10"/>
-        </w:numPr>
-        <w:rPr>
-          <w:lang w:val="sl-SI"/>
-        </w:rPr>
-      </w:pPr>
-      <w:r>
-        <w:rPr>
-          <w:lang w:val="sl-SI"/>
-        </w:rPr>
-        <w:t>obrestne mere so pogosto višje kot v slovenskih bankah,</w:t>
-      </w:r>
-    </w:p>
-    <w:p>
-      <w:pPr>
-        <w:numPr>
-          <w:ilvl w:val="0"/>
-          <w:numId w:val="10"/>
-        </w:numPr>
-        <w:rPr>
-          <w:lang w:val="sl-SI"/>
-        </w:rPr>
-      </w:pPr>
-      <w:r>
-        <w:rPr>
-          <w:lang w:val="sl-SI"/>
-        </w:rPr>
-        <w:lastRenderedPageBreak/>
-        <w:t>sredstva so likvidna,</w:t>
-      </w:r>
-    </w:p>
-    <w:p>
-      <w:pPr>
-        <w:numPr>
-          <w:ilvl w:val="0"/>
-          <w:numId w:val="10"/>
-        </w:numPr>
-        <w:rPr>
-          <w:lang w:val="sl-SI"/>
-        </w:rPr>
-      </w:pPr>
-      <w:r>
-        <w:rPr>
-          <w:lang w:val="sl-SI"/>
-        </w:rPr>
-        <w:t>sklad je reguliran v EU,</w:t>
-      </w:r>
-    </w:p>
-    <w:p>
-      <w:pPr>
-        <w:numPr>
-          <w:ilvl w:val="0"/>
-          <w:numId w:val="10"/>
-        </w:numPr>
-        <w:rPr>
-          <w:lang w:val="sl-SI"/>
-        </w:rPr>
-      </w:pPr>
-      <w:r>
-        <w:rPr>
-          <w:lang w:val="sl-SI"/>
-        </w:rPr>
-        <w:t>tudi po 25 % davku je neto donos pogosto boljši.</w:t>
-      </w:r>
-    </w:p>
-    <w:p>
-      <w:pPr>
-        <w:rPr>
-          <w:highlight w:val="yellow"/>
-          <w:lang w:val="sl-SI"/>
-        </w:rPr>
-      </w:pPr>
-      <w:r>
-        <w:rPr>
-          <w:highlight w:val="yellow"/>
-          <w:lang w:val="sl-SI"/>
-        </w:rPr>
-        <w:t>Če želiš preveriti, ali se ti bolj splača domača banka ali Revolut, lahko uporabiš kalkulatorje na FinPortal.si:</w:t>
-      </w:r>
-    </w:p>
-    <w:p>
-      <w:pPr>
-        <w:rPr>
-          <w:lang w:val="sl-SI"/>
-        </w:rPr>
-      </w:pPr>
-      <w:r>
-        <w:rPr>
-          <w:rFonts w:ascii="Segoe UI Emoji" w:hAnsi="Segoe UI Emoji" w:cs="Segoe UI Emoji"/>
-          <w:highlight w:val="yellow"/>
-          <w:lang w:val="sl-SI"/>
-        </w:rPr>
-        <w:t>👉</w:t>
-      </w:r>
-      <w:r>
-        <w:rPr>
-          <w:highlight w:val="yellow"/>
-          <w:lang w:val="sl-SI"/>
-        </w:rPr>
-        <w:t xml:space="preserve"> </w:t>
-      </w:r>
-      <w:r>
-        <w:rPr>
-          <w:b/>
-          <w:bCs/>
-          <w:highlight w:val="yellow"/>
-          <w:lang w:val="sl-SI"/>
-        </w:rPr>
-        <w:t>https://finportal.si/kalkulatorji (finportal.si in Bing)</w:t>
-      </w:r>
-    </w:p>
-    <w:p>
-      <w:pPr>
-        <w:rPr>
-          <w:lang w:val="sl-SI"/>
-        </w:rPr>
-      </w:pPr>
-      <w:r>
-        <w:rPr>
-          <w:b/>
-          <w:bCs/>
-          <w:lang w:val="sl-SI"/>
+          <w:lang w:val="en-SI"/>
         </w:rPr>
         <w:t>Zaključek</w:t>
       </w:r>
     </w:p>
     <w:p>
       <w:pPr>
-        <w:rPr>
-          <w:lang w:val="sl-SI"/>
-        </w:rPr>
-      </w:pPr>
-      <w:r>
-        <w:rPr>
-          <w:lang w:val="sl-SI"/>
-        </w:rPr>
-        <w:t>Revolut Flexible Account je privlačna možnost za varčevanje, vendar zahteva nekaj dodatne pozornosti pri davkih. Ker gre za investicijski sklad, moraš obresti prijaviti FURS-u vsako leto, ne glede na znesek. Postopek je preprost, a pomembno je, da ga opraviš pravočasno in pravilno.</w:t>
-      </w:r>
-    </w:p>
-    <w:p>
-      <w:pPr>
-        <w:rPr>
-          <w:lang w:val="sl-SI"/>
-        </w:rPr>
-      </w:pPr>
-      <w:r>
-        <w:rPr>
-          <w:lang w:val="sl-SI"/>
-        </w:rPr>
-        <w:t>Če razumeš pravila, lahko brez skrbi izkoristiš visoke obresti, ki jih ponuja Revolut, in hkrati ostaneš popolnoma skladen z zakonodajo.</w:t>
-      </w:r>
-    </w:p>
-    <w:p>
-      <w:pPr>
-        <w:rPr>
-          <w:lang w:val="sl-SI"/>
-        </w:rPr>
+        <w:spacing w:after="0" w:line="240" w:lineRule="auto"/>
+        <w:rPr>
+          <w:lang w:val="en-SI"/>
+        </w:rPr>
+      </w:pPr>
+      <w:r>
+        <w:rPr>
+          <w:lang w:val="en-SI"/>
+        </w:rPr>
+        <w:t>Revolut Flexible Account je privlačna možnost za varčevanje, vendar zahteva nekaj dodatne pozornosti pri davkih. Ker gre za investicijski sklad, moraš obresti prijaviti FURS-u vsako leto, ne glede na znesek. Postopek je preprost, a pomembno je, da ga opraviš pravočasno in pravilno. Ko enkrat razumeš pravila, lahko brez skrbi izkoristiš visoke obresti, ki jih ponuja Revolut, in hkrati ostaneš popolnoma skladen z zakonodajo.</w:t>
+      </w:r>
+    </w:p>
+    <w:p>
+      <w:pPr>
+        <w:spacing w:after="0" w:line="240" w:lineRule="auto"/>
       </w:pPr>
     </w:p>
     <w:sectPr>
@@ -2956,6 +1771,155 @@
     </w:lvl>
   </w:abstractNum>
   <w:abstractNum w:abstractNumId="8" w15:restartNumberingAfterBreak="0">
+    <w:nsid w:val="652339C1"/>
+    <w:multiLevelType w:val="multilevel"/>
+    <w:tmpl w:val="C65C42AA"/>
+    <w:lvl w:ilvl="0">
+      <w:start w:val="1"/>
+      <w:numFmt w:val="bullet"/>
+      <w:lvlText w:val=""/>
+      <w:lvlJc w:val="left"/>
+      <w:pPr>
+        <w:tabs>
+          <w:tab w:val="num" w:pos="720"/>
+        </w:tabs>
+        <w:ind w:left="720" w:hanging="360"/>
+      </w:pPr>
+      <w:rPr>
+        <w:rFonts w:ascii="Symbol" w:hAnsi="Symbol" w:hint="default"/>
+        <w:sz w:val="20"/>
+      </w:rPr>
+    </w:lvl>
+    <w:lvl w:ilvl="1" w:tentative="1">
+      <w:start w:val="1"/>
+      <w:numFmt w:val="bullet"/>
+      <w:lvlText w:val="o"/>
+      <w:lvlJc w:val="left"/>
+      <w:pPr>
+        <w:tabs>
+          <w:tab w:val="num" w:pos="1440"/>
+        </w:tabs>
+        <w:ind w:left="1440" w:hanging="360"/>
+      </w:pPr>
+      <w:rPr>
+        <w:rFonts w:ascii="Courier New" w:hAnsi="Courier New" w:hint="default"/>
+        <w:sz w:val="20"/>
+      </w:rPr>
+    </w:lvl>
+    <w:lvl w:ilvl="2" w:tentative="1">
+      <w:start w:val="1"/>
+      <w:numFmt w:val="bullet"/>
+      <w:lvlText w:val=""/>
+      <w:lvlJc w:val="left"/>
+      <w:pPr>
+        <w:tabs>
+          <w:tab w:val="num" w:pos="2160"/>
+        </w:tabs>
+        <w:ind w:left="2160" w:hanging="360"/>
+      </w:pPr>
+      <w:rPr>
+        <w:rFonts w:ascii="Wingdings" w:hAnsi="Wingdings" w:hint="default"/>
+        <w:sz w:val="20"/>
+      </w:rPr>
+    </w:lvl>
+    <w:lvl w:ilvl="3" w:tentative="1">
+      <w:start w:val="1"/>
+      <w:numFmt w:val="bullet"/>
+      <w:lvlText w:val=""/>
+      <w:lvlJc w:val="left"/>
+      <w:pPr>
+        <w:tabs>
+          <w:tab w:val="num" w:pos="2880"/>
+        </w:tabs>
+        <w:ind w:left="2880" w:hanging="360"/>
+      </w:pPr>
+      <w:rPr>
+        <w:rFonts w:ascii="Wingdings" w:hAnsi="Wingdings" w:hint="default"/>
+        <w:sz w:val="20"/>
+      </w:rPr>
+    </w:lvl>
+    <w:lvl w:ilvl="4" w:tentative="1">
+      <w:start w:val="1"/>
+      <w:numFmt w:val="bullet"/>
+      <w:lvlText w:val=""/>
+      <w:lvlJc w:val="left"/>
+      <w:pPr>
+        <w:tabs>
+          <w:tab w:val="num" w:pos="3600"/>
+        </w:tabs>
+        <w:ind w:left="3600" w:hanging="360"/>
+      </w:pPr>
+      <w:rPr>
+        <w:rFonts w:ascii="Wingdings" w:hAnsi="Wingdings" w:hint="default"/>
+        <w:sz w:val="20"/>
+      </w:rPr>
+    </w:lvl>
+    <w:lvl w:ilvl="5" w:tentative="1">
+      <w:start w:val="1"/>
+      <w:numFmt w:val="bullet"/>
+      <w:lvlText w:val=""/>
+      <w:lvlJc w:val="left"/>
+      <w:pPr>
+        <w:tabs>
+          <w:tab w:val="num" w:pos="4320"/>
+        </w:tabs>
+        <w:ind w:left="4320" w:hanging="360"/>
+      </w:pPr>
+      <w:rPr>
+        <w:rFonts w:ascii="Wingdings" w:hAnsi="Wingdings" w:hint="default"/>
+        <w:sz w:val="20"/>
+      </w:rPr>
+    </w:lvl>
+    <w:lvl w:ilvl="6" w:tentative="1">
+      <w:start w:val="1"/>
+      <w:numFmt w:val="bullet"/>
+      <w:lvlText w:val=""/>
+      <w:lvlJc w:val="left"/>
+      <w:pPr>
+        <w:tabs>
+          <w:tab w:val="num" w:pos="5040"/>
+        </w:tabs>
+        <w:ind w:left="5040" w:hanging="360"/>
+      </w:pPr>
+      <w:rPr>
+        <w:rFonts w:ascii="Wingdings" w:hAnsi="Wingdings" w:hint="default"/>
+        <w:sz w:val="20"/>
+      </w:rPr>
+    </w:lvl>
+    <w:lvl w:ilvl="7" w:tentative="1">
+      <w:start w:val="1"/>
+      <w:numFmt w:val="bullet"/>
+      <w:lvlText w:val=""/>
+      <w:lvlJc w:val="left"/>
+      <w:pPr>
+        <w:tabs>
+          <w:tab w:val="num" w:pos="5760"/>
+        </w:tabs>
+        <w:ind w:left="5760" w:hanging="360"/>
+      </w:pPr>
+      <w:rPr>
+        <w:rFonts w:ascii="Wingdings" w:hAnsi="Wingdings" w:hint="default"/>
+        <w:sz w:val="20"/>
+      </w:rPr>
+    </w:lvl>
+    <w:lvl w:ilvl="8" w:tentative="1">
+      <w:start w:val="1"/>
+      <w:numFmt w:val="bullet"/>
+      <w:lvlText w:val=""/>
+      <w:lvlJc w:val="left"/>
+      <w:pPr>
+        <w:tabs>
+          <w:tab w:val="num" w:pos="6480"/>
+        </w:tabs>
+        <w:ind w:left="6480" w:hanging="360"/>
+      </w:pPr>
+      <w:rPr>
+        <w:rFonts w:ascii="Wingdings" w:hAnsi="Wingdings" w:hint="default"/>
+        <w:sz w:val="20"/>
+      </w:rPr>
+    </w:lvl>
+  </w:abstractNum>
+  <w:abstractNum w:abstractNumId="9" w15:restartNumberingAfterBreak="0">
     <w:nsid w:val="71E66468"/>
     <w:multiLevelType w:val="multilevel"/>
     <w:tmpl w:val="8844034E"/>
@@ -3068,7 +2032,7 @@
       </w:pPr>
     </w:lvl>
   </w:abstractNum>
-  <w:abstractNum w:abstractNumId="9" w15:restartNumberingAfterBreak="0">
+  <w:abstractNum w:abstractNumId="10" w15:restartNumberingAfterBreak="0">
     <w:nsid w:val="7AE62339"/>
     <w:multiLevelType w:val="multilevel"/>
     <w:tmpl w:val="12663220"/>
@@ -3224,7 +2188,7 @@
     <w:abstractNumId w:val="4"/>
   </w:num>
   <w:num w:numId="3" w16cid:durableId="414666264">
-    <w:abstractNumId w:val="8"/>
+    <w:abstractNumId w:val="9"/>
   </w:num>
   <w:num w:numId="4" w16cid:durableId="2039235579">
     <w:abstractNumId w:val="3"/>
@@ -3242,10 +2206,13 @@
     <w:abstractNumId w:val="7"/>
   </w:num>
   <w:num w:numId="9" w16cid:durableId="715931059">
-    <w:abstractNumId w:val="9"/>
+    <w:abstractNumId w:val="10"/>
   </w:num>
   <w:num w:numId="10" w16cid:durableId="690112890">
     <w:abstractNumId w:val="6"/>
+  </w:num>
+  <w:num w:numId="11" w16cid:durableId="1638101286">
+    <w:abstractNumId w:val="8"/>
   </w:num>
 </w:numbering>
 </file>

--- a/clanki/Ali je treba Revolut Flexible Account prijaviti FURS.docx
+++ b/clanki/Ali je treba Revolut Flexible Account prijaviti FURS.docx
@@ -5,110 +5,338 @@
     <w:p>
       <w:pPr>
         <w:spacing w:after="0" w:line="240" w:lineRule="auto"/>
-        <w:rPr>
-          <w:b/>
-          <w:bCs/>
-          <w:lang w:val="en-SI"/>
-        </w:rPr>
-      </w:pPr>
-      <w:r>
-        <w:rPr>
-          <w:b/>
-          <w:bCs/>
-          <w:lang w:val="en-SI"/>
-        </w:rPr>
-        <w:t>1) SEO-optimiziran naslov (H1)</w:t>
+        <w:jc w:val="center"/>
+        <w:rPr>
+          <w:b/>
+          <w:bCs/>
+          <w:sz w:val="28"/>
+          <w:szCs w:val="28"/>
+          <w:lang w:val="en-SI"/>
+        </w:rPr>
+      </w:pPr>
+      <w:r>
+        <w:rPr>
+          <w:b/>
+          <w:bCs/>
+          <w:sz w:val="28"/>
+          <w:szCs w:val="28"/>
+          <w:lang w:val="en-SI"/>
+        </w:rPr>
+        <w:t xml:space="preserve">Ali je </w:t>
+      </w:r>
+      <w:proofErr w:type="spellStart"/>
+      <w:r>
+        <w:rPr>
+          <w:b/>
+          <w:bCs/>
+          <w:sz w:val="28"/>
+          <w:szCs w:val="28"/>
+          <w:lang w:val="en-SI"/>
+        </w:rPr>
+        <w:t>treba</w:t>
+      </w:r>
+      <w:proofErr w:type="spellEnd"/>
+      <w:r>
+        <w:rPr>
+          <w:b/>
+          <w:bCs/>
+          <w:sz w:val="28"/>
+          <w:szCs w:val="28"/>
+          <w:lang w:val="en-SI"/>
+        </w:rPr>
+        <w:t xml:space="preserve"> Revolut Flexible Account </w:t>
+      </w:r>
+      <w:proofErr w:type="spellStart"/>
+      <w:r>
+        <w:rPr>
+          <w:b/>
+          <w:bCs/>
+          <w:sz w:val="28"/>
+          <w:szCs w:val="28"/>
+          <w:lang w:val="en-SI"/>
+        </w:rPr>
+        <w:t>prijaviti</w:t>
+      </w:r>
+      <w:proofErr w:type="spellEnd"/>
+      <w:r>
+        <w:rPr>
+          <w:b/>
+          <w:bCs/>
+          <w:sz w:val="28"/>
+          <w:szCs w:val="28"/>
+          <w:lang w:val="en-SI"/>
+        </w:rPr>
+        <w:t xml:space="preserve"> FURS-u? </w:t>
+      </w:r>
+      <w:proofErr w:type="spellStart"/>
+      <w:r>
+        <w:rPr>
+          <w:b/>
+          <w:bCs/>
+          <w:sz w:val="28"/>
+          <w:szCs w:val="28"/>
+          <w:lang w:val="en-SI"/>
+        </w:rPr>
+        <w:t>Najbolj</w:t>
+      </w:r>
+      <w:proofErr w:type="spellEnd"/>
+      <w:r>
+        <w:rPr>
+          <w:b/>
+          <w:bCs/>
+          <w:sz w:val="28"/>
+          <w:szCs w:val="28"/>
+          <w:lang w:val="en-SI"/>
+        </w:rPr>
+        <w:t xml:space="preserve"> </w:t>
+      </w:r>
+      <w:proofErr w:type="spellStart"/>
+      <w:r>
+        <w:rPr>
+          <w:b/>
+          <w:bCs/>
+          <w:sz w:val="28"/>
+          <w:szCs w:val="28"/>
+          <w:lang w:val="en-SI"/>
+        </w:rPr>
+        <w:t>celovit</w:t>
+      </w:r>
+      <w:proofErr w:type="spellEnd"/>
+      <w:r>
+        <w:rPr>
+          <w:b/>
+          <w:bCs/>
+          <w:sz w:val="28"/>
+          <w:szCs w:val="28"/>
+          <w:lang w:val="en-SI"/>
+        </w:rPr>
+        <w:t xml:space="preserve"> </w:t>
+      </w:r>
+      <w:proofErr w:type="spellStart"/>
+      <w:r>
+        <w:rPr>
+          <w:b/>
+          <w:bCs/>
+          <w:sz w:val="28"/>
+          <w:szCs w:val="28"/>
+          <w:lang w:val="en-SI"/>
+        </w:rPr>
+        <w:t>slovenski</w:t>
+      </w:r>
+      <w:proofErr w:type="spellEnd"/>
+      <w:r>
+        <w:rPr>
+          <w:b/>
+          <w:bCs/>
+          <w:sz w:val="28"/>
+          <w:szCs w:val="28"/>
+          <w:lang w:val="en-SI"/>
+        </w:rPr>
+        <w:t xml:space="preserve"> </w:t>
+      </w:r>
+      <w:proofErr w:type="spellStart"/>
+      <w:r>
+        <w:rPr>
+          <w:b/>
+          <w:bCs/>
+          <w:sz w:val="28"/>
+          <w:szCs w:val="28"/>
+          <w:lang w:val="en-SI"/>
+        </w:rPr>
+        <w:t>vodič</w:t>
+      </w:r>
+      <w:proofErr w:type="spellEnd"/>
+      <w:r>
+        <w:rPr>
+          <w:b/>
+          <w:bCs/>
+          <w:sz w:val="28"/>
+          <w:szCs w:val="28"/>
+          <w:lang w:val="en-SI"/>
+        </w:rPr>
+        <w:t xml:space="preserve"> za </w:t>
+      </w:r>
+      <w:proofErr w:type="spellStart"/>
+      <w:r>
+        <w:rPr>
+          <w:b/>
+          <w:bCs/>
+          <w:sz w:val="28"/>
+          <w:szCs w:val="28"/>
+          <w:lang w:val="en-SI"/>
+        </w:rPr>
+        <w:t>leto</w:t>
+      </w:r>
+      <w:proofErr w:type="spellEnd"/>
+      <w:r>
+        <w:rPr>
+          <w:b/>
+          <w:bCs/>
+          <w:sz w:val="28"/>
+          <w:szCs w:val="28"/>
+          <w:lang w:val="en-SI"/>
+        </w:rPr>
+        <w:t xml:space="preserve"> 2026</w:t>
       </w:r>
     </w:p>
     <w:p>
       <w:pPr>
         <w:spacing w:after="0" w:line="240" w:lineRule="auto"/>
         <w:rPr>
-          <w:lang w:val="en-SI"/>
-        </w:rPr>
-      </w:pPr>
-      <w:r>
-        <w:rPr>
-          <w:lang w:val="en-SI"/>
-        </w:rPr>
-        <w:t>Ali je treba Revolut Flexible Account prijaviti FURS-u? Davčna pravila, obrazci in primeri (2025)</w:t>
-      </w:r>
+          <w:b/>
+          <w:bCs/>
+        </w:rPr>
+      </w:pPr>
     </w:p>
     <w:p>
       <w:pPr>
         <w:spacing w:after="0" w:line="240" w:lineRule="auto"/>
         <w:rPr>
-          <w:lang w:val="en-SI"/>
-        </w:rPr>
-      </w:pPr>
-      <w:r>
-        <w:rPr>
-          <w:lang w:val="en-SI"/>
-        </w:rPr>
-        <w:t>Zakaj je dober:</w:t>
-      </w:r>
+          <w:b/>
+          <w:bCs/>
+        </w:rPr>
+      </w:pPr>
     </w:p>
     <w:p>
       <w:pPr>
-        <w:numPr>
-          <w:ilvl w:val="0"/>
-          <w:numId w:val="11"/>
-        </w:numPr>
         <w:spacing w:after="0" w:line="240" w:lineRule="auto"/>
         <w:rPr>
-          <w:lang w:val="en-SI"/>
-        </w:rPr>
-      </w:pPr>
-      <w:r>
-        <w:rPr>
-          <w:lang w:val="en-SI"/>
-        </w:rPr>
-        <w:t>vsebuje “Revolut”, “Flexible Account”, “FURS”, “davčna pravila”</w:t>
+          <w:b/>
+          <w:bCs/>
+        </w:rPr>
+      </w:pPr>
+      <w:r>
+        <w:rPr>
+          <w:b/>
+          <w:bCs/>
+        </w:rPr>
+        <w:t>1) SEO-</w:t>
+      </w:r>
+      <w:proofErr w:type="spellStart"/>
+      <w:r>
+        <w:rPr>
+          <w:b/>
+          <w:bCs/>
+        </w:rPr>
+        <w:t>optimiziran</w:t>
+      </w:r>
+      <w:proofErr w:type="spellEnd"/>
+      <w:r>
+        <w:rPr>
+          <w:b/>
+          <w:bCs/>
+        </w:rPr>
+        <w:t xml:space="preserve"> </w:t>
+      </w:r>
+      <w:proofErr w:type="spellStart"/>
+      <w:r>
+        <w:rPr>
+          <w:b/>
+          <w:bCs/>
+        </w:rPr>
+        <w:t>naslov</w:t>
+      </w:r>
+      <w:proofErr w:type="spellEnd"/>
+      <w:r>
+        <w:rPr>
+          <w:b/>
+          <w:bCs/>
+        </w:rPr>
+        <w:t xml:space="preserve"> (H1)</w:t>
       </w:r>
     </w:p>
     <w:p>
       <w:pPr>
-        <w:numPr>
-          <w:ilvl w:val="0"/>
-          <w:numId w:val="11"/>
-        </w:numPr>
         <w:spacing w:after="0" w:line="240" w:lineRule="auto"/>
-        <w:rPr>
-          <w:lang w:val="en-SI"/>
-        </w:rPr>
-      </w:pPr>
-      <w:r>
-        <w:rPr>
-          <w:lang w:val="en-SI"/>
-        </w:rPr>
-        <w:t>odgovarja na iskalni namen</w:t>
+      </w:pPr>
+      <w:r>
+        <w:t xml:space="preserve">Revolut in </w:t>
+      </w:r>
+      <w:proofErr w:type="spellStart"/>
+      <w:r>
+        <w:t>davki</w:t>
+      </w:r>
+      <w:proofErr w:type="spellEnd"/>
+      <w:r>
+        <w:t xml:space="preserve"> 2026: Kako </w:t>
+      </w:r>
+      <w:proofErr w:type="spellStart"/>
+      <w:r>
+        <w:t>prijaviti</w:t>
+      </w:r>
+      <w:proofErr w:type="spellEnd"/>
+      <w:r>
+        <w:t xml:space="preserve"> </w:t>
+      </w:r>
+      <w:proofErr w:type="spellStart"/>
+      <w:r>
+        <w:t>obresti</w:t>
+      </w:r>
+      <w:proofErr w:type="spellEnd"/>
+      <w:r>
+        <w:t xml:space="preserve"> </w:t>
+      </w:r>
+      <w:proofErr w:type="spellStart"/>
+      <w:r>
+        <w:t>iz</w:t>
+      </w:r>
+      <w:proofErr w:type="spellEnd"/>
+      <w:r>
+        <w:t xml:space="preserve"> Flexible Account</w:t>
       </w:r>
     </w:p>
     <w:p>
       <w:pPr>
-        <w:numPr>
-          <w:ilvl w:val="0"/>
-          <w:numId w:val="11"/>
-        </w:numPr>
         <w:spacing w:after="0" w:line="240" w:lineRule="auto"/>
-        <w:rPr>
-          <w:lang w:val="en-SI"/>
-        </w:rPr>
-      </w:pPr>
-      <w:r>
-        <w:rPr>
-          <w:lang w:val="en-SI"/>
-        </w:rPr>
-        <w:t>vsebuje letnico (Google obožuje aktualnost)</w:t>
-      </w:r>
+      </w:pPr>
     </w:p>
     <w:p>
       <w:pPr>
         <w:spacing w:after="0" w:line="240" w:lineRule="auto"/>
         <w:rPr>
-          <w:lang w:val="en-SI"/>
-        </w:rPr>
-      </w:pPr>
+          <w:b/>
+          <w:bCs/>
+        </w:rPr>
+      </w:pPr>
+      <w:r>
+        <w:rPr>
+          <w:b/>
+          <w:bCs/>
+        </w:rPr>
+        <w:t xml:space="preserve">2) Meta </w:t>
+      </w:r>
+      <w:proofErr w:type="spellStart"/>
+      <w:r>
+        <w:rPr>
+          <w:b/>
+          <w:bCs/>
+        </w:rPr>
+        <w:t>opis</w:t>
+      </w:r>
+      <w:proofErr w:type="spellEnd"/>
+      <w:r>
+        <w:rPr>
+          <w:b/>
+          <w:bCs/>
+        </w:rPr>
+        <w:t xml:space="preserve"> (do 155 </w:t>
+      </w:r>
+      <w:proofErr w:type="spellStart"/>
+      <w:r>
+        <w:rPr>
+          <w:b/>
+          <w:bCs/>
+        </w:rPr>
+        <w:t>znakov</w:t>
+      </w:r>
+      <w:proofErr w:type="spellEnd"/>
+      <w:r>
+        <w:rPr>
+          <w:b/>
+          <w:bCs/>
+        </w:rPr>
+        <w:t>)</w:t>
+      </w:r>
     </w:p>
     <w:p>
       <w:pPr>
@@ -116,45 +344,133 @@
         <w:rPr>
           <w:b/>
           <w:bCs/>
-          <w:lang w:val="en-SI"/>
-        </w:rPr>
-      </w:pPr>
-      <w:r>
-        <w:rPr>
-          <w:b/>
-          <w:bCs/>
-          <w:lang w:val="en-SI"/>
-        </w:rPr>
-        <w:t>2) Meta opis (do 155 znakov)</w:t>
+        </w:rPr>
+      </w:pPr>
+      <w:r>
+        <w:t xml:space="preserve">Revolut Flexible Account v </w:t>
+      </w:r>
+      <w:proofErr w:type="spellStart"/>
+      <w:r>
+        <w:t>letu</w:t>
+      </w:r>
+      <w:proofErr w:type="spellEnd"/>
+      <w:r>
+        <w:t xml:space="preserve"> 2026 </w:t>
+      </w:r>
+      <w:proofErr w:type="spellStart"/>
+      <w:r>
+        <w:t>zahteva</w:t>
+      </w:r>
+      <w:proofErr w:type="spellEnd"/>
+      <w:r>
+        <w:t xml:space="preserve"> </w:t>
+      </w:r>
+      <w:proofErr w:type="spellStart"/>
+      <w:r>
+        <w:t>prijavo</w:t>
+      </w:r>
+      <w:proofErr w:type="spellEnd"/>
+      <w:r>
+        <w:t xml:space="preserve"> </w:t>
+      </w:r>
+      <w:proofErr w:type="spellStart"/>
+      <w:r>
+        <w:t>obresti</w:t>
+      </w:r>
+      <w:proofErr w:type="spellEnd"/>
+      <w:r>
+        <w:t xml:space="preserve"> FURS-u. </w:t>
+      </w:r>
+      <w:proofErr w:type="spellStart"/>
+      <w:r>
+        <w:t>Izvedi</w:t>
+      </w:r>
+      <w:proofErr w:type="spellEnd"/>
+      <w:r>
+        <w:t xml:space="preserve">, </w:t>
+      </w:r>
+      <w:proofErr w:type="spellStart"/>
+      <w:r>
+        <w:t>kako</w:t>
+      </w:r>
+      <w:proofErr w:type="spellEnd"/>
+      <w:r>
+        <w:t xml:space="preserve"> </w:t>
+      </w:r>
+      <w:proofErr w:type="spellStart"/>
+      <w:r>
+        <w:t>pravilno</w:t>
+      </w:r>
+      <w:proofErr w:type="spellEnd"/>
+      <w:r>
+        <w:t xml:space="preserve"> </w:t>
+      </w:r>
+      <w:proofErr w:type="spellStart"/>
+      <w:r>
+        <w:t>oddati</w:t>
+      </w:r>
+      <w:proofErr w:type="spellEnd"/>
+      <w:r>
+        <w:t xml:space="preserve"> DOH-OBR, </w:t>
+      </w:r>
+      <w:proofErr w:type="spellStart"/>
+      <w:r>
+        <w:t>kje</w:t>
+      </w:r>
+      <w:proofErr w:type="spellEnd"/>
+      <w:r>
+        <w:t xml:space="preserve"> </w:t>
+      </w:r>
+      <w:proofErr w:type="spellStart"/>
+      <w:r>
+        <w:t>najti</w:t>
+      </w:r>
+      <w:proofErr w:type="spellEnd"/>
+      <w:r>
+        <w:t xml:space="preserve"> </w:t>
+      </w:r>
+      <w:proofErr w:type="spellStart"/>
+      <w:r>
+        <w:t>podatke</w:t>
+      </w:r>
+      <w:proofErr w:type="spellEnd"/>
+      <w:r>
+        <w:t xml:space="preserve"> in </w:t>
+      </w:r>
+      <w:proofErr w:type="spellStart"/>
+      <w:r>
+        <w:t>kolikšen</w:t>
+      </w:r>
+      <w:proofErr w:type="spellEnd"/>
+      <w:r>
+        <w:t xml:space="preserve"> je </w:t>
+      </w:r>
+      <w:proofErr w:type="spellStart"/>
+      <w:r>
+        <w:t>davek</w:t>
+      </w:r>
+      <w:proofErr w:type="spellEnd"/>
+      <w:r>
+        <w:t>.</w:t>
       </w:r>
     </w:p>
     <w:p>
       <w:pPr>
         <w:spacing w:after="0" w:line="240" w:lineRule="auto"/>
         <w:rPr>
-          <w:lang w:val="en-SI"/>
-        </w:rPr>
-      </w:pPr>
-      <w:r>
-        <w:rPr>
-          <w:lang w:val="en-SI"/>
-        </w:rPr>
-        <w:t>Revolut Flexible Account je sklad denarnega trga, zato ga moraš prijaviti FURS-u. Razlagamo davke, obrazce, roke in praktične primere za leto 2025.</w:t>
-      </w:r>
+          <w:b/>
+          <w:bCs/>
+        </w:rPr>
+      </w:pPr>
     </w:p>
     <w:p>
       <w:pPr>
         <w:spacing w:after="0" w:line="240" w:lineRule="auto"/>
         <w:rPr>
-          <w:lang w:val="en-SI"/>
-        </w:rPr>
-      </w:pPr>
-      <w:r>
-        <w:rPr>
-          <w:lang w:val="en-SI"/>
-        </w:rPr>
-        <w:t>To je idealna dolžina in vsebuje ključne izraze.</w:t>
-      </w:r>
+          <w:b/>
+          <w:bCs/>
+        </w:rPr>
+      </w:pPr>
     </w:p>
     <w:p>
       <w:pPr>
@@ -165,23 +481,747 @@
           <w:lang w:val="en-SI"/>
         </w:rPr>
       </w:pPr>
+      <w:r>
+        <w:rPr>
+          <w:b/>
+          <w:bCs/>
+          <w:lang w:val="en-SI"/>
+        </w:rPr>
+        <w:t xml:space="preserve">Ali je </w:t>
+      </w:r>
+      <w:proofErr w:type="spellStart"/>
+      <w:r>
+        <w:rPr>
+          <w:b/>
+          <w:bCs/>
+          <w:lang w:val="en-SI"/>
+        </w:rPr>
+        <w:t>treba</w:t>
+      </w:r>
+      <w:proofErr w:type="spellEnd"/>
+      <w:r>
+        <w:rPr>
+          <w:b/>
+          <w:bCs/>
+          <w:lang w:val="en-SI"/>
+        </w:rPr>
+        <w:t xml:space="preserve"> Revolut Flexible Account </w:t>
+      </w:r>
+      <w:proofErr w:type="spellStart"/>
+      <w:r>
+        <w:rPr>
+          <w:b/>
+          <w:bCs/>
+          <w:lang w:val="en-SI"/>
+        </w:rPr>
+        <w:t>prijaviti</w:t>
+      </w:r>
+      <w:proofErr w:type="spellEnd"/>
+      <w:r>
+        <w:rPr>
+          <w:b/>
+          <w:bCs/>
+          <w:lang w:val="en-SI"/>
+        </w:rPr>
+        <w:t xml:space="preserve"> FURS-u? </w:t>
+      </w:r>
+      <w:proofErr w:type="spellStart"/>
+      <w:r>
+        <w:rPr>
+          <w:b/>
+          <w:bCs/>
+          <w:lang w:val="en-SI"/>
+        </w:rPr>
+        <w:t>Najbolj</w:t>
+      </w:r>
+      <w:proofErr w:type="spellEnd"/>
+      <w:r>
+        <w:rPr>
+          <w:b/>
+          <w:bCs/>
+          <w:lang w:val="en-SI"/>
+        </w:rPr>
+        <w:t xml:space="preserve"> </w:t>
+      </w:r>
+      <w:proofErr w:type="spellStart"/>
+      <w:r>
+        <w:rPr>
+          <w:b/>
+          <w:bCs/>
+          <w:lang w:val="en-SI"/>
+        </w:rPr>
+        <w:t>celovit</w:t>
+      </w:r>
+      <w:proofErr w:type="spellEnd"/>
+      <w:r>
+        <w:rPr>
+          <w:b/>
+          <w:bCs/>
+          <w:lang w:val="en-SI"/>
+        </w:rPr>
+        <w:t xml:space="preserve"> </w:t>
+      </w:r>
+      <w:proofErr w:type="spellStart"/>
+      <w:r>
+        <w:rPr>
+          <w:b/>
+          <w:bCs/>
+          <w:lang w:val="en-SI"/>
+        </w:rPr>
+        <w:t>slovenski</w:t>
+      </w:r>
+      <w:proofErr w:type="spellEnd"/>
+      <w:r>
+        <w:rPr>
+          <w:b/>
+          <w:bCs/>
+          <w:lang w:val="en-SI"/>
+        </w:rPr>
+        <w:t xml:space="preserve"> </w:t>
+      </w:r>
+      <w:proofErr w:type="spellStart"/>
+      <w:r>
+        <w:rPr>
+          <w:b/>
+          <w:bCs/>
+          <w:lang w:val="en-SI"/>
+        </w:rPr>
+        <w:t>vodič</w:t>
+      </w:r>
+      <w:proofErr w:type="spellEnd"/>
+      <w:r>
+        <w:rPr>
+          <w:b/>
+          <w:bCs/>
+          <w:lang w:val="en-SI"/>
+        </w:rPr>
+        <w:t xml:space="preserve"> za </w:t>
+      </w:r>
+      <w:proofErr w:type="spellStart"/>
+      <w:r>
+        <w:rPr>
+          <w:b/>
+          <w:bCs/>
+          <w:lang w:val="en-SI"/>
+        </w:rPr>
+        <w:t>leto</w:t>
+      </w:r>
+      <w:proofErr w:type="spellEnd"/>
+      <w:r>
+        <w:rPr>
+          <w:b/>
+          <w:bCs/>
+          <w:lang w:val="en-SI"/>
+        </w:rPr>
+        <w:t xml:space="preserve"> 2026</w:t>
+      </w:r>
     </w:p>
     <w:p>
       <w:pPr>
         <w:spacing w:after="0" w:line="240" w:lineRule="auto"/>
         <w:rPr>
-          <w:b/>
-          <w:bCs/>
-          <w:lang w:val="en-SI"/>
-        </w:rPr>
-      </w:pPr>
+          <w:lang w:val="en-SI"/>
+        </w:rPr>
+      </w:pPr>
+      <w:r>
+        <w:rPr>
+          <w:lang w:val="en-SI"/>
+        </w:rPr>
+        <w:t xml:space="preserve">Revolut je v </w:t>
+      </w:r>
+      <w:proofErr w:type="spellStart"/>
+      <w:r>
+        <w:rPr>
+          <w:lang w:val="en-SI"/>
+        </w:rPr>
+        <w:t>Sloveniji</w:t>
+      </w:r>
+      <w:proofErr w:type="spellEnd"/>
+      <w:r>
+        <w:rPr>
+          <w:lang w:val="en-SI"/>
+        </w:rPr>
+        <w:t xml:space="preserve"> postal </w:t>
+      </w:r>
+      <w:proofErr w:type="spellStart"/>
+      <w:r>
+        <w:rPr>
+          <w:lang w:val="en-SI"/>
+        </w:rPr>
+        <w:t>skoraj</w:t>
+      </w:r>
+      <w:proofErr w:type="spellEnd"/>
+      <w:r>
+        <w:rPr>
+          <w:lang w:val="en-SI"/>
+        </w:rPr>
+        <w:t xml:space="preserve"> </w:t>
+      </w:r>
+      <w:proofErr w:type="spellStart"/>
+      <w:r>
+        <w:rPr>
+          <w:lang w:val="en-SI"/>
+        </w:rPr>
+        <w:t>nepogrešljiv</w:t>
+      </w:r>
+      <w:proofErr w:type="spellEnd"/>
+      <w:r>
+        <w:rPr>
+          <w:lang w:val="en-SI"/>
+        </w:rPr>
+        <w:t xml:space="preserve"> del </w:t>
+      </w:r>
+      <w:proofErr w:type="spellStart"/>
+      <w:r>
+        <w:rPr>
+          <w:lang w:val="en-SI"/>
+        </w:rPr>
+        <w:t>vsakdana</w:t>
+      </w:r>
+      <w:proofErr w:type="spellEnd"/>
+      <w:r>
+        <w:rPr>
+          <w:lang w:val="en-SI"/>
+        </w:rPr>
+        <w:t xml:space="preserve">. </w:t>
+      </w:r>
+      <w:proofErr w:type="spellStart"/>
+      <w:r>
+        <w:rPr>
+          <w:lang w:val="en-SI"/>
+        </w:rPr>
+        <w:t>Uporabniki</w:t>
+      </w:r>
+      <w:proofErr w:type="spellEnd"/>
+      <w:r>
+        <w:rPr>
+          <w:lang w:val="en-SI"/>
+        </w:rPr>
+        <w:t xml:space="preserve"> ga </w:t>
+      </w:r>
+      <w:proofErr w:type="spellStart"/>
+      <w:r>
+        <w:rPr>
+          <w:lang w:val="en-SI"/>
+        </w:rPr>
+        <w:t>uporabljajo</w:t>
+      </w:r>
+      <w:proofErr w:type="spellEnd"/>
+      <w:r>
+        <w:rPr>
+          <w:lang w:val="en-SI"/>
+        </w:rPr>
+        <w:t xml:space="preserve"> za </w:t>
+      </w:r>
+      <w:proofErr w:type="spellStart"/>
+      <w:r>
+        <w:rPr>
+          <w:lang w:val="en-SI"/>
+        </w:rPr>
+        <w:t>plačevanje</w:t>
+      </w:r>
+      <w:proofErr w:type="spellEnd"/>
+      <w:r>
+        <w:rPr>
+          <w:lang w:val="en-SI"/>
+        </w:rPr>
+        <w:t xml:space="preserve">, </w:t>
+      </w:r>
+      <w:proofErr w:type="spellStart"/>
+      <w:r>
+        <w:rPr>
+          <w:lang w:val="en-SI"/>
+        </w:rPr>
+        <w:t>varčevanje</w:t>
+      </w:r>
+      <w:proofErr w:type="spellEnd"/>
+      <w:r>
+        <w:rPr>
+          <w:lang w:val="en-SI"/>
+        </w:rPr>
+        <w:t xml:space="preserve">, </w:t>
+      </w:r>
+      <w:proofErr w:type="spellStart"/>
+      <w:r>
+        <w:rPr>
+          <w:lang w:val="en-SI"/>
+        </w:rPr>
+        <w:t>investiranje</w:t>
+      </w:r>
+      <w:proofErr w:type="spellEnd"/>
+      <w:r>
+        <w:rPr>
+          <w:lang w:val="en-SI"/>
+        </w:rPr>
+        <w:t xml:space="preserve">, </w:t>
+      </w:r>
+      <w:proofErr w:type="spellStart"/>
+      <w:r>
+        <w:rPr>
+          <w:lang w:val="en-SI"/>
+        </w:rPr>
+        <w:t>potovanja</w:t>
+      </w:r>
+      <w:proofErr w:type="spellEnd"/>
+      <w:r>
+        <w:rPr>
+          <w:lang w:val="en-SI"/>
+        </w:rPr>
+        <w:t xml:space="preserve"> in </w:t>
+      </w:r>
+      <w:proofErr w:type="spellStart"/>
+      <w:r>
+        <w:rPr>
+          <w:lang w:val="en-SI"/>
+        </w:rPr>
+        <w:t>upravljanje</w:t>
+      </w:r>
+      <w:proofErr w:type="spellEnd"/>
+      <w:r>
+        <w:rPr>
+          <w:lang w:val="en-SI"/>
+        </w:rPr>
+        <w:t xml:space="preserve"> </w:t>
+      </w:r>
+      <w:proofErr w:type="spellStart"/>
+      <w:r>
+        <w:rPr>
+          <w:lang w:val="en-SI"/>
+        </w:rPr>
+        <w:t>osebnih</w:t>
+      </w:r>
+      <w:proofErr w:type="spellEnd"/>
+      <w:r>
+        <w:rPr>
+          <w:lang w:val="en-SI"/>
+        </w:rPr>
+        <w:t xml:space="preserve"> </w:t>
+      </w:r>
+      <w:proofErr w:type="spellStart"/>
+      <w:r>
+        <w:rPr>
+          <w:lang w:val="en-SI"/>
+        </w:rPr>
+        <w:t>financ</w:t>
+      </w:r>
+      <w:proofErr w:type="spellEnd"/>
+      <w:r>
+        <w:rPr>
+          <w:lang w:val="en-SI"/>
+        </w:rPr>
+        <w:t xml:space="preserve">. Med </w:t>
+      </w:r>
+      <w:proofErr w:type="spellStart"/>
+      <w:r>
+        <w:rPr>
+          <w:lang w:val="en-SI"/>
+        </w:rPr>
+        <w:t>vsemi</w:t>
+      </w:r>
+      <w:proofErr w:type="spellEnd"/>
+      <w:r>
+        <w:rPr>
+          <w:lang w:val="en-SI"/>
+        </w:rPr>
+        <w:t xml:space="preserve"> </w:t>
+      </w:r>
+      <w:proofErr w:type="spellStart"/>
+      <w:r>
+        <w:rPr>
+          <w:lang w:val="en-SI"/>
+        </w:rPr>
+        <w:t>funkcijami</w:t>
+      </w:r>
+      <w:proofErr w:type="spellEnd"/>
+      <w:r>
+        <w:rPr>
+          <w:lang w:val="en-SI"/>
+        </w:rPr>
+        <w:t xml:space="preserve"> pa </w:t>
+      </w:r>
+      <w:proofErr w:type="spellStart"/>
+      <w:r>
+        <w:rPr>
+          <w:lang w:val="en-SI"/>
+        </w:rPr>
+        <w:t>največ</w:t>
+      </w:r>
+      <w:proofErr w:type="spellEnd"/>
+      <w:r>
+        <w:rPr>
+          <w:lang w:val="en-SI"/>
+        </w:rPr>
+        <w:t xml:space="preserve"> </w:t>
+      </w:r>
+      <w:proofErr w:type="spellStart"/>
+      <w:r>
+        <w:rPr>
+          <w:lang w:val="en-SI"/>
+        </w:rPr>
+        <w:t>vprašanj</w:t>
+      </w:r>
+      <w:proofErr w:type="spellEnd"/>
+      <w:r>
+        <w:rPr>
+          <w:lang w:val="en-SI"/>
+        </w:rPr>
+        <w:t xml:space="preserve"> </w:t>
+      </w:r>
+      <w:proofErr w:type="spellStart"/>
+      <w:r>
+        <w:rPr>
+          <w:lang w:val="en-SI"/>
+        </w:rPr>
+        <w:t>še</w:t>
+      </w:r>
+      <w:proofErr w:type="spellEnd"/>
+      <w:r>
+        <w:rPr>
+          <w:lang w:val="en-SI"/>
+        </w:rPr>
+        <w:t xml:space="preserve"> </w:t>
+      </w:r>
+      <w:proofErr w:type="spellStart"/>
+      <w:r>
+        <w:rPr>
+          <w:lang w:val="en-SI"/>
+        </w:rPr>
+        <w:t>vedno</w:t>
+      </w:r>
+      <w:proofErr w:type="spellEnd"/>
+      <w:r>
+        <w:rPr>
+          <w:lang w:val="en-SI"/>
+        </w:rPr>
+        <w:t xml:space="preserve"> </w:t>
+      </w:r>
+      <w:proofErr w:type="spellStart"/>
+      <w:r>
+        <w:rPr>
+          <w:lang w:val="en-SI"/>
+        </w:rPr>
+        <w:t>sproža</w:t>
+      </w:r>
+      <w:proofErr w:type="spellEnd"/>
+      <w:r>
+        <w:rPr>
+          <w:lang w:val="en-SI"/>
+        </w:rPr>
+        <w:t xml:space="preserve"> Flexible Account, ki </w:t>
+      </w:r>
+      <w:proofErr w:type="spellStart"/>
+      <w:r>
+        <w:rPr>
+          <w:lang w:val="en-SI"/>
+        </w:rPr>
+        <w:t>ponuja</w:t>
+      </w:r>
+      <w:proofErr w:type="spellEnd"/>
+      <w:r>
+        <w:rPr>
+          <w:lang w:val="en-SI"/>
+        </w:rPr>
+        <w:t xml:space="preserve"> </w:t>
+      </w:r>
+      <w:proofErr w:type="spellStart"/>
+      <w:r>
+        <w:rPr>
+          <w:lang w:val="en-SI"/>
+        </w:rPr>
+        <w:t>privlačne</w:t>
+      </w:r>
+      <w:proofErr w:type="spellEnd"/>
+      <w:r>
+        <w:rPr>
+          <w:lang w:val="en-SI"/>
+        </w:rPr>
+        <w:t xml:space="preserve"> </w:t>
+      </w:r>
+      <w:proofErr w:type="spellStart"/>
+      <w:r>
+        <w:rPr>
+          <w:lang w:val="en-SI"/>
+        </w:rPr>
+        <w:t>dnevne</w:t>
+      </w:r>
+      <w:proofErr w:type="spellEnd"/>
+      <w:r>
+        <w:rPr>
+          <w:lang w:val="en-SI"/>
+        </w:rPr>
+        <w:t xml:space="preserve"> </w:t>
+      </w:r>
+      <w:proofErr w:type="spellStart"/>
+      <w:r>
+        <w:rPr>
+          <w:lang w:val="en-SI"/>
+        </w:rPr>
+        <w:t>obresti</w:t>
+      </w:r>
+      <w:proofErr w:type="spellEnd"/>
+      <w:r>
+        <w:rPr>
+          <w:lang w:val="en-SI"/>
+        </w:rPr>
+        <w:t xml:space="preserve">. Ker </w:t>
+      </w:r>
+      <w:proofErr w:type="spellStart"/>
+      <w:r>
+        <w:rPr>
+          <w:lang w:val="en-SI"/>
+        </w:rPr>
+        <w:t>smo</w:t>
+      </w:r>
+      <w:proofErr w:type="spellEnd"/>
+      <w:r>
+        <w:rPr>
+          <w:lang w:val="en-SI"/>
+        </w:rPr>
+        <w:t xml:space="preserve"> </w:t>
+      </w:r>
+      <w:proofErr w:type="spellStart"/>
+      <w:r>
+        <w:rPr>
+          <w:lang w:val="en-SI"/>
+        </w:rPr>
+        <w:t>že</w:t>
+      </w:r>
+      <w:proofErr w:type="spellEnd"/>
+      <w:r>
+        <w:rPr>
+          <w:lang w:val="en-SI"/>
+        </w:rPr>
+        <w:t xml:space="preserve"> v </w:t>
+      </w:r>
+      <w:proofErr w:type="spellStart"/>
+      <w:r>
+        <w:rPr>
+          <w:lang w:val="en-SI"/>
+        </w:rPr>
+        <w:t>aprilu</w:t>
+      </w:r>
+      <w:proofErr w:type="spellEnd"/>
+      <w:r>
+        <w:rPr>
+          <w:lang w:val="en-SI"/>
+        </w:rPr>
+        <w:t xml:space="preserve"> 2026, se </w:t>
+      </w:r>
+      <w:proofErr w:type="spellStart"/>
+      <w:r>
+        <w:rPr>
+          <w:lang w:val="en-SI"/>
+        </w:rPr>
+        <w:t>mnogi</w:t>
+      </w:r>
+      <w:proofErr w:type="spellEnd"/>
+      <w:r>
+        <w:rPr>
+          <w:lang w:val="en-SI"/>
+        </w:rPr>
+        <w:t xml:space="preserve"> </w:t>
+      </w:r>
+      <w:proofErr w:type="spellStart"/>
+      <w:r>
+        <w:rPr>
+          <w:lang w:val="en-SI"/>
+        </w:rPr>
+        <w:t>sprašujejo</w:t>
+      </w:r>
+      <w:proofErr w:type="spellEnd"/>
+      <w:r>
+        <w:rPr>
+          <w:lang w:val="en-SI"/>
+        </w:rPr>
+        <w:t xml:space="preserve">, </w:t>
+      </w:r>
+      <w:proofErr w:type="spellStart"/>
+      <w:r>
+        <w:rPr>
+          <w:lang w:val="en-SI"/>
+        </w:rPr>
+        <w:t>kako</w:t>
+      </w:r>
+      <w:proofErr w:type="spellEnd"/>
+      <w:r>
+        <w:rPr>
+          <w:lang w:val="en-SI"/>
+        </w:rPr>
+        <w:t xml:space="preserve"> je z </w:t>
+      </w:r>
+      <w:proofErr w:type="spellStart"/>
+      <w:r>
+        <w:rPr>
+          <w:lang w:val="en-SI"/>
+        </w:rPr>
+        <w:t>obdavčitvijo</w:t>
+      </w:r>
+      <w:proofErr w:type="spellEnd"/>
+      <w:r>
+        <w:rPr>
+          <w:lang w:val="en-SI"/>
+        </w:rPr>
+        <w:t xml:space="preserve">, </w:t>
+      </w:r>
+      <w:proofErr w:type="spellStart"/>
+      <w:r>
+        <w:rPr>
+          <w:lang w:val="en-SI"/>
+        </w:rPr>
+        <w:t>ali</w:t>
+      </w:r>
+      <w:proofErr w:type="spellEnd"/>
+      <w:r>
+        <w:rPr>
+          <w:lang w:val="en-SI"/>
+        </w:rPr>
+        <w:t xml:space="preserve"> je </w:t>
+      </w:r>
+      <w:proofErr w:type="spellStart"/>
+      <w:r>
+        <w:rPr>
+          <w:lang w:val="en-SI"/>
+        </w:rPr>
+        <w:t>treba</w:t>
+      </w:r>
+      <w:proofErr w:type="spellEnd"/>
+      <w:r>
+        <w:rPr>
+          <w:lang w:val="en-SI"/>
+        </w:rPr>
+        <w:t xml:space="preserve"> </w:t>
+      </w:r>
+      <w:proofErr w:type="spellStart"/>
+      <w:r>
+        <w:rPr>
+          <w:lang w:val="en-SI"/>
+        </w:rPr>
+        <w:t>obresti</w:t>
+      </w:r>
+      <w:proofErr w:type="spellEnd"/>
+      <w:r>
+        <w:rPr>
+          <w:lang w:val="en-SI"/>
+        </w:rPr>
+        <w:t xml:space="preserve"> </w:t>
+      </w:r>
+      <w:proofErr w:type="spellStart"/>
+      <w:r>
+        <w:rPr>
+          <w:lang w:val="en-SI"/>
+        </w:rPr>
+        <w:t>prijaviti</w:t>
+      </w:r>
+      <w:proofErr w:type="spellEnd"/>
+      <w:r>
+        <w:rPr>
+          <w:lang w:val="en-SI"/>
+        </w:rPr>
+        <w:t xml:space="preserve"> FURS-u in </w:t>
+      </w:r>
+      <w:proofErr w:type="spellStart"/>
+      <w:r>
+        <w:rPr>
+          <w:lang w:val="en-SI"/>
+        </w:rPr>
+        <w:t>kaj</w:t>
+      </w:r>
+      <w:proofErr w:type="spellEnd"/>
+      <w:r>
+        <w:rPr>
+          <w:lang w:val="en-SI"/>
+        </w:rPr>
+        <w:t xml:space="preserve"> </w:t>
+      </w:r>
+      <w:proofErr w:type="spellStart"/>
+      <w:r>
+        <w:rPr>
+          <w:lang w:val="en-SI"/>
+        </w:rPr>
+        <w:t>storiti</w:t>
+      </w:r>
+      <w:proofErr w:type="spellEnd"/>
+      <w:r>
+        <w:rPr>
+          <w:lang w:val="en-SI"/>
+        </w:rPr>
+        <w:t xml:space="preserve">, </w:t>
+      </w:r>
+      <w:proofErr w:type="spellStart"/>
+      <w:r>
+        <w:rPr>
+          <w:lang w:val="en-SI"/>
+        </w:rPr>
+        <w:t>če</w:t>
+      </w:r>
+      <w:proofErr w:type="spellEnd"/>
+      <w:r>
+        <w:rPr>
+          <w:lang w:val="en-SI"/>
+        </w:rPr>
+        <w:t xml:space="preserve"> so </w:t>
+      </w:r>
+      <w:proofErr w:type="spellStart"/>
+      <w:r>
+        <w:rPr>
+          <w:lang w:val="en-SI"/>
+        </w:rPr>
+        <w:t>rok</w:t>
+      </w:r>
+      <w:proofErr w:type="spellEnd"/>
+      <w:r>
+        <w:rPr>
+          <w:lang w:val="en-SI"/>
+        </w:rPr>
+        <w:t xml:space="preserve"> za </w:t>
+      </w:r>
+      <w:proofErr w:type="spellStart"/>
+      <w:r>
+        <w:rPr>
+          <w:lang w:val="en-SI"/>
+        </w:rPr>
+        <w:t>leto</w:t>
+      </w:r>
+      <w:proofErr w:type="spellEnd"/>
+      <w:r>
+        <w:rPr>
+          <w:lang w:val="en-SI"/>
+        </w:rPr>
+        <w:t xml:space="preserve"> 2025 </w:t>
+      </w:r>
+      <w:proofErr w:type="spellStart"/>
+      <w:r>
+        <w:rPr>
+          <w:lang w:val="en-SI"/>
+        </w:rPr>
+        <w:t>že</w:t>
+      </w:r>
+      <w:proofErr w:type="spellEnd"/>
+      <w:r>
+        <w:rPr>
+          <w:lang w:val="en-SI"/>
+        </w:rPr>
+        <w:t xml:space="preserve"> </w:t>
+      </w:r>
+      <w:proofErr w:type="spellStart"/>
+      <w:r>
+        <w:rPr>
+          <w:lang w:val="en-SI"/>
+        </w:rPr>
+        <w:t>zamudili</w:t>
+      </w:r>
+      <w:proofErr w:type="spellEnd"/>
+      <w:r>
+        <w:rPr>
+          <w:lang w:val="en-SI"/>
+        </w:rPr>
+        <w:t>.</w:t>
+      </w:r>
     </w:p>
     <w:p>
       <w:pPr>
         <w:spacing w:after="0" w:line="240" w:lineRule="auto"/>
         <w:rPr>
-          <w:b/>
-          <w:bCs/>
           <w:lang w:val="en-SI"/>
         </w:rPr>
       </w:pPr>
@@ -190,72 +1230,1084 @@
       <w:pPr>
         <w:spacing w:after="0" w:line="240" w:lineRule="auto"/>
         <w:rPr>
-          <w:b/>
-          <w:bCs/>
-          <w:lang w:val="en-SI"/>
-        </w:rPr>
-      </w:pPr>
-      <w:r>
-        <w:rPr>
-          <w:b/>
-          <w:bCs/>
-          <w:lang w:val="en-SI"/>
-        </w:rPr>
-        <w:t>Ali je treba Revolut Flexible Account prijaviti FURS-u? Celovit vodič za slovenske uporabnike</w:t>
+          <w:lang w:val="en-SI"/>
+        </w:rPr>
+      </w:pPr>
+      <w:proofErr w:type="spellStart"/>
+      <w:r>
+        <w:rPr>
+          <w:lang w:val="en-SI"/>
+        </w:rPr>
+        <w:t>Če</w:t>
+      </w:r>
+      <w:proofErr w:type="spellEnd"/>
+      <w:r>
+        <w:rPr>
+          <w:lang w:val="en-SI"/>
+        </w:rPr>
+        <w:t xml:space="preserve"> </w:t>
+      </w:r>
+      <w:proofErr w:type="spellStart"/>
+      <w:r>
+        <w:rPr>
+          <w:lang w:val="en-SI"/>
+        </w:rPr>
+        <w:t>želiš</w:t>
+      </w:r>
+      <w:proofErr w:type="spellEnd"/>
+      <w:r>
+        <w:rPr>
+          <w:lang w:val="en-SI"/>
+        </w:rPr>
+        <w:t xml:space="preserve"> </w:t>
+      </w:r>
+      <w:proofErr w:type="spellStart"/>
+      <w:r>
+        <w:rPr>
+          <w:lang w:val="en-SI"/>
+        </w:rPr>
+        <w:t>kratek</w:t>
+      </w:r>
+      <w:proofErr w:type="spellEnd"/>
+      <w:r>
+        <w:rPr>
+          <w:lang w:val="en-SI"/>
+        </w:rPr>
+        <w:t xml:space="preserve"> </w:t>
+      </w:r>
+      <w:proofErr w:type="spellStart"/>
+      <w:r>
+        <w:rPr>
+          <w:lang w:val="en-SI"/>
+        </w:rPr>
+        <w:t>odgovor</w:t>
+      </w:r>
+      <w:proofErr w:type="spellEnd"/>
+      <w:r>
+        <w:rPr>
+          <w:lang w:val="en-SI"/>
+        </w:rPr>
+        <w:t xml:space="preserve">, je ta </w:t>
+      </w:r>
+      <w:proofErr w:type="spellStart"/>
+      <w:r>
+        <w:rPr>
+          <w:lang w:val="en-SI"/>
+        </w:rPr>
+        <w:t>zelo</w:t>
+      </w:r>
+      <w:proofErr w:type="spellEnd"/>
+      <w:r>
+        <w:rPr>
+          <w:lang w:val="en-SI"/>
+        </w:rPr>
+        <w:t xml:space="preserve"> </w:t>
+      </w:r>
+      <w:proofErr w:type="spellStart"/>
+      <w:r>
+        <w:rPr>
+          <w:lang w:val="en-SI"/>
+        </w:rPr>
+        <w:t>preprost</w:t>
+      </w:r>
+      <w:proofErr w:type="spellEnd"/>
+      <w:r>
+        <w:rPr>
+          <w:lang w:val="en-SI"/>
+        </w:rPr>
+        <w:t xml:space="preserve">: </w:t>
+      </w:r>
+      <w:proofErr w:type="spellStart"/>
+      <w:r>
+        <w:rPr>
+          <w:lang w:val="en-SI"/>
+        </w:rPr>
+        <w:t>obresti</w:t>
+      </w:r>
+      <w:proofErr w:type="spellEnd"/>
+      <w:r>
+        <w:rPr>
+          <w:lang w:val="en-SI"/>
+        </w:rPr>
+        <w:t xml:space="preserve"> </w:t>
+      </w:r>
+      <w:proofErr w:type="spellStart"/>
+      <w:r>
+        <w:rPr>
+          <w:lang w:val="en-SI"/>
+        </w:rPr>
+        <w:t>iz</w:t>
+      </w:r>
+      <w:proofErr w:type="spellEnd"/>
+      <w:r>
+        <w:rPr>
+          <w:lang w:val="en-SI"/>
+        </w:rPr>
+        <w:t xml:space="preserve"> Revolut Flexible Account je </w:t>
+      </w:r>
+      <w:proofErr w:type="spellStart"/>
+      <w:r>
+        <w:rPr>
+          <w:lang w:val="en-SI"/>
+        </w:rPr>
+        <w:t>treba</w:t>
+      </w:r>
+      <w:proofErr w:type="spellEnd"/>
+      <w:r>
+        <w:rPr>
+          <w:lang w:val="en-SI"/>
+        </w:rPr>
+        <w:t xml:space="preserve"> </w:t>
+      </w:r>
+      <w:proofErr w:type="spellStart"/>
+      <w:r>
+        <w:rPr>
+          <w:lang w:val="en-SI"/>
+        </w:rPr>
+        <w:t>prijaviti</w:t>
+      </w:r>
+      <w:proofErr w:type="spellEnd"/>
+      <w:r>
+        <w:rPr>
+          <w:lang w:val="en-SI"/>
+        </w:rPr>
+        <w:t xml:space="preserve"> FURS-u. To </w:t>
+      </w:r>
+      <w:proofErr w:type="spellStart"/>
+      <w:r>
+        <w:rPr>
+          <w:lang w:val="en-SI"/>
+        </w:rPr>
+        <w:t>velja</w:t>
+      </w:r>
+      <w:proofErr w:type="spellEnd"/>
+      <w:r>
+        <w:rPr>
+          <w:lang w:val="en-SI"/>
+        </w:rPr>
+        <w:t xml:space="preserve"> za </w:t>
+      </w:r>
+      <w:proofErr w:type="spellStart"/>
+      <w:r>
+        <w:rPr>
+          <w:lang w:val="en-SI"/>
+        </w:rPr>
+        <w:t>vsak</w:t>
+      </w:r>
+      <w:proofErr w:type="spellEnd"/>
+      <w:r>
+        <w:rPr>
+          <w:lang w:val="en-SI"/>
+        </w:rPr>
+        <w:t xml:space="preserve"> </w:t>
+      </w:r>
+      <w:proofErr w:type="spellStart"/>
+      <w:r>
+        <w:rPr>
+          <w:lang w:val="en-SI"/>
+        </w:rPr>
+        <w:t>znesek</w:t>
+      </w:r>
+      <w:proofErr w:type="spellEnd"/>
+      <w:r>
+        <w:rPr>
+          <w:lang w:val="en-SI"/>
+        </w:rPr>
+        <w:t xml:space="preserve">, </w:t>
+      </w:r>
+      <w:proofErr w:type="spellStart"/>
+      <w:r>
+        <w:rPr>
+          <w:lang w:val="en-SI"/>
+        </w:rPr>
+        <w:t>tudi</w:t>
+      </w:r>
+      <w:proofErr w:type="spellEnd"/>
+      <w:r>
+        <w:rPr>
+          <w:lang w:val="en-SI"/>
+        </w:rPr>
+        <w:t xml:space="preserve"> za </w:t>
+      </w:r>
+      <w:proofErr w:type="spellStart"/>
+      <w:r>
+        <w:rPr>
+          <w:lang w:val="en-SI"/>
+        </w:rPr>
+        <w:t>nekaj</w:t>
+      </w:r>
+      <w:proofErr w:type="spellEnd"/>
+      <w:r>
+        <w:rPr>
+          <w:lang w:val="en-SI"/>
+        </w:rPr>
+        <w:t xml:space="preserve"> </w:t>
+      </w:r>
+      <w:proofErr w:type="spellStart"/>
+      <w:r>
+        <w:rPr>
+          <w:lang w:val="en-SI"/>
+        </w:rPr>
+        <w:t>centov</w:t>
+      </w:r>
+      <w:proofErr w:type="spellEnd"/>
+      <w:r>
+        <w:rPr>
+          <w:lang w:val="en-SI"/>
+        </w:rPr>
+        <w:t xml:space="preserve">. </w:t>
+      </w:r>
+      <w:proofErr w:type="spellStart"/>
+      <w:r>
+        <w:rPr>
+          <w:lang w:val="en-SI"/>
+        </w:rPr>
+        <w:t>Razlog</w:t>
+      </w:r>
+      <w:proofErr w:type="spellEnd"/>
+      <w:r>
+        <w:rPr>
+          <w:lang w:val="en-SI"/>
+        </w:rPr>
+        <w:t xml:space="preserve"> pa </w:t>
+      </w:r>
+      <w:proofErr w:type="spellStart"/>
+      <w:r>
+        <w:rPr>
+          <w:lang w:val="en-SI"/>
+        </w:rPr>
+        <w:t>ni</w:t>
+      </w:r>
+      <w:proofErr w:type="spellEnd"/>
+      <w:r>
+        <w:rPr>
+          <w:lang w:val="en-SI"/>
+        </w:rPr>
+        <w:t xml:space="preserve"> v </w:t>
+      </w:r>
+      <w:proofErr w:type="spellStart"/>
+      <w:r>
+        <w:rPr>
+          <w:lang w:val="en-SI"/>
+        </w:rPr>
+        <w:t>tem</w:t>
+      </w:r>
+      <w:proofErr w:type="spellEnd"/>
+      <w:r>
+        <w:rPr>
+          <w:lang w:val="en-SI"/>
+        </w:rPr>
+        <w:t xml:space="preserve">, da bi </w:t>
+      </w:r>
+      <w:proofErr w:type="spellStart"/>
+      <w:r>
+        <w:rPr>
+          <w:lang w:val="en-SI"/>
+        </w:rPr>
+        <w:t>šlo</w:t>
+      </w:r>
+      <w:proofErr w:type="spellEnd"/>
+      <w:r>
+        <w:rPr>
+          <w:lang w:val="en-SI"/>
+        </w:rPr>
+        <w:t xml:space="preserve"> za </w:t>
+      </w:r>
+      <w:proofErr w:type="spellStart"/>
+      <w:r>
+        <w:rPr>
+          <w:lang w:val="en-SI"/>
+        </w:rPr>
+        <w:t>klasične</w:t>
+      </w:r>
+      <w:proofErr w:type="spellEnd"/>
+      <w:r>
+        <w:rPr>
+          <w:lang w:val="en-SI"/>
+        </w:rPr>
+        <w:t xml:space="preserve"> </w:t>
+      </w:r>
+      <w:proofErr w:type="spellStart"/>
+      <w:r>
+        <w:rPr>
+          <w:lang w:val="en-SI"/>
+        </w:rPr>
+        <w:t>bančne</w:t>
+      </w:r>
+      <w:proofErr w:type="spellEnd"/>
+      <w:r>
+        <w:rPr>
+          <w:lang w:val="en-SI"/>
+        </w:rPr>
+        <w:t xml:space="preserve"> </w:t>
+      </w:r>
+      <w:proofErr w:type="spellStart"/>
+      <w:r>
+        <w:rPr>
+          <w:lang w:val="en-SI"/>
+        </w:rPr>
+        <w:t>obresti</w:t>
+      </w:r>
+      <w:proofErr w:type="spellEnd"/>
+      <w:r>
+        <w:rPr>
+          <w:lang w:val="en-SI"/>
+        </w:rPr>
+        <w:t xml:space="preserve">, </w:t>
+      </w:r>
+      <w:proofErr w:type="spellStart"/>
+      <w:r>
+        <w:rPr>
+          <w:lang w:val="en-SI"/>
+        </w:rPr>
+        <w:t>temveč</w:t>
+      </w:r>
+      <w:proofErr w:type="spellEnd"/>
+      <w:r>
+        <w:rPr>
+          <w:lang w:val="en-SI"/>
+        </w:rPr>
+        <w:t xml:space="preserve"> v </w:t>
+      </w:r>
+      <w:proofErr w:type="spellStart"/>
+      <w:r>
+        <w:rPr>
+          <w:lang w:val="en-SI"/>
+        </w:rPr>
+        <w:t>naravi</w:t>
+      </w:r>
+      <w:proofErr w:type="spellEnd"/>
+      <w:r>
+        <w:rPr>
+          <w:lang w:val="en-SI"/>
+        </w:rPr>
+        <w:t xml:space="preserve"> </w:t>
+      </w:r>
+      <w:proofErr w:type="spellStart"/>
+      <w:r>
+        <w:rPr>
+          <w:lang w:val="en-SI"/>
+        </w:rPr>
+        <w:t>produkta</w:t>
+      </w:r>
+      <w:proofErr w:type="spellEnd"/>
+      <w:r>
+        <w:rPr>
+          <w:lang w:val="en-SI"/>
+        </w:rPr>
+        <w:t xml:space="preserve">, ki ga Revolut </w:t>
+      </w:r>
+      <w:proofErr w:type="spellStart"/>
+      <w:r>
+        <w:rPr>
+          <w:lang w:val="en-SI"/>
+        </w:rPr>
+        <w:t>ponuja</w:t>
+      </w:r>
+      <w:proofErr w:type="spellEnd"/>
+      <w:r>
+        <w:rPr>
+          <w:lang w:val="en-SI"/>
+        </w:rPr>
+        <w:t>.</w:t>
       </w:r>
     </w:p>
     <w:p>
       <w:pPr>
         <w:spacing w:after="0" w:line="240" w:lineRule="auto"/>
         <w:rPr>
-          <w:lang w:val="en-SI"/>
-        </w:rPr>
-      </w:pPr>
-      <w:r>
-        <w:rPr>
-          <w:lang w:val="en-SI"/>
-        </w:rPr>
-        <w:t xml:space="preserve">Revolut je v zadnjih letih postal ena najbolj priljubljenih finančnih aplikacij v Sloveniji. Uporabniki ga cenijo zaradi preglednosti, hitrih transakcij, nizkih stroškov in enostavnega upravljanja denarja. Posebej zanimiva funkcija je Flexible Account, ki ponuja visoke obresti na neporabljena sredstva. Prav zaradi teh obresti pa se pojavi vprašanje, ki ga ima skoraj vsak slovenski uporabnik: </w:t>
-      </w:r>
-      <w:r>
-        <w:rPr>
-          <w:i/>
-          <w:iCs/>
-          <w:lang w:val="en-SI"/>
-        </w:rPr>
-        <w:t>ali je treba ta dohodek prijaviti FURS-u?</w:t>
-      </w:r>
+          <w:b/>
+          <w:bCs/>
+          <w:lang w:val="en-SI"/>
+        </w:rPr>
+      </w:pPr>
     </w:p>
     <w:p>
       <w:pPr>
         <w:spacing w:after="0" w:line="240" w:lineRule="auto"/>
         <w:rPr>
-          <w:lang w:val="en-SI"/>
-        </w:rPr>
-      </w:pPr>
-      <w:r>
-        <w:rPr>
-          <w:lang w:val="en-SI"/>
-        </w:rPr>
-        <w:t>Odgovor je jasen: da, treba ga je prijaviti. Razlog pa ni tako očiten, kot bi si mislili.</w:t>
-      </w:r>
+          <w:b/>
+          <w:bCs/>
+          <w:lang w:val="en-SI"/>
+        </w:rPr>
+      </w:pPr>
+      <w:proofErr w:type="spellStart"/>
+      <w:r>
+        <w:rPr>
+          <w:b/>
+          <w:bCs/>
+          <w:lang w:val="en-SI"/>
+        </w:rPr>
+        <w:t>Razumevanje</w:t>
+      </w:r>
+      <w:proofErr w:type="spellEnd"/>
+      <w:r>
+        <w:rPr>
+          <w:b/>
+          <w:bCs/>
+          <w:lang w:val="en-SI"/>
+        </w:rPr>
+        <w:t xml:space="preserve"> Flexible Account: </w:t>
+      </w:r>
+      <w:proofErr w:type="spellStart"/>
+      <w:r>
+        <w:rPr>
+          <w:b/>
+          <w:bCs/>
+          <w:lang w:val="en-SI"/>
+        </w:rPr>
+        <w:t>zakaj</w:t>
+      </w:r>
+      <w:proofErr w:type="spellEnd"/>
+      <w:r>
+        <w:rPr>
+          <w:b/>
+          <w:bCs/>
+          <w:lang w:val="en-SI"/>
+        </w:rPr>
+        <w:t xml:space="preserve"> to </w:t>
+      </w:r>
+      <w:proofErr w:type="spellStart"/>
+      <w:r>
+        <w:rPr>
+          <w:b/>
+          <w:bCs/>
+          <w:lang w:val="en-SI"/>
+        </w:rPr>
+        <w:t>niso</w:t>
+      </w:r>
+      <w:proofErr w:type="spellEnd"/>
+      <w:r>
+        <w:rPr>
+          <w:b/>
+          <w:bCs/>
+          <w:lang w:val="en-SI"/>
+        </w:rPr>
+        <w:t xml:space="preserve"> </w:t>
+      </w:r>
+      <w:proofErr w:type="spellStart"/>
+      <w:r>
+        <w:rPr>
+          <w:b/>
+          <w:bCs/>
+          <w:lang w:val="en-SI"/>
+        </w:rPr>
+        <w:t>bančne</w:t>
+      </w:r>
+      <w:proofErr w:type="spellEnd"/>
+      <w:r>
+        <w:rPr>
+          <w:b/>
+          <w:bCs/>
+          <w:lang w:val="en-SI"/>
+        </w:rPr>
+        <w:t xml:space="preserve"> </w:t>
+      </w:r>
+      <w:proofErr w:type="spellStart"/>
+      <w:r>
+        <w:rPr>
+          <w:b/>
+          <w:bCs/>
+          <w:lang w:val="en-SI"/>
+        </w:rPr>
+        <w:t>obresti</w:t>
+      </w:r>
+      <w:proofErr w:type="spellEnd"/>
     </w:p>
     <w:p>
       <w:pPr>
         <w:spacing w:after="0" w:line="240" w:lineRule="auto"/>
         <w:rPr>
-          <w:b/>
-          <w:bCs/>
-          <w:lang w:val="en-SI"/>
-        </w:rPr>
-      </w:pPr>
-      <w:r>
-        <w:rPr>
-          <w:b/>
-          <w:bCs/>
-          <w:lang w:val="en-SI"/>
-        </w:rPr>
-        <w:t>Zakaj Flexible Account ni klasičen varčevalni račun</w:t>
+          <w:lang w:val="en-SI"/>
+        </w:rPr>
+      </w:pPr>
+      <w:proofErr w:type="spellStart"/>
+      <w:r>
+        <w:rPr>
+          <w:lang w:val="en-SI"/>
+        </w:rPr>
+        <w:t>Čeprav</w:t>
+      </w:r>
+      <w:proofErr w:type="spellEnd"/>
+      <w:r>
+        <w:rPr>
+          <w:lang w:val="en-SI"/>
+        </w:rPr>
+        <w:t xml:space="preserve"> Revolut v </w:t>
+      </w:r>
+      <w:proofErr w:type="spellStart"/>
+      <w:r>
+        <w:rPr>
+          <w:lang w:val="en-SI"/>
+        </w:rPr>
+        <w:t>aplikaciji</w:t>
+      </w:r>
+      <w:proofErr w:type="spellEnd"/>
+      <w:r>
+        <w:rPr>
+          <w:lang w:val="en-SI"/>
+        </w:rPr>
+        <w:t xml:space="preserve"> </w:t>
+      </w:r>
+      <w:proofErr w:type="spellStart"/>
+      <w:r>
+        <w:rPr>
+          <w:lang w:val="en-SI"/>
+        </w:rPr>
+        <w:t>prikazuje</w:t>
+      </w:r>
+      <w:proofErr w:type="spellEnd"/>
+      <w:r>
+        <w:rPr>
+          <w:lang w:val="en-SI"/>
+        </w:rPr>
+        <w:t xml:space="preserve"> </w:t>
+      </w:r>
+      <w:proofErr w:type="spellStart"/>
+      <w:r>
+        <w:rPr>
+          <w:lang w:val="en-SI"/>
+        </w:rPr>
+        <w:t>obresti</w:t>
+      </w:r>
+      <w:proofErr w:type="spellEnd"/>
+      <w:r>
+        <w:rPr>
+          <w:lang w:val="en-SI"/>
+        </w:rPr>
+        <w:t xml:space="preserve"> </w:t>
+      </w:r>
+      <w:proofErr w:type="spellStart"/>
+      <w:r>
+        <w:rPr>
+          <w:lang w:val="en-SI"/>
+        </w:rPr>
+        <w:t>podobno</w:t>
+      </w:r>
+      <w:proofErr w:type="spellEnd"/>
+      <w:r>
+        <w:rPr>
+          <w:lang w:val="en-SI"/>
+        </w:rPr>
+        <w:t xml:space="preserve"> </w:t>
+      </w:r>
+      <w:proofErr w:type="spellStart"/>
+      <w:r>
+        <w:rPr>
+          <w:lang w:val="en-SI"/>
+        </w:rPr>
+        <w:t>kot</w:t>
+      </w:r>
+      <w:proofErr w:type="spellEnd"/>
+      <w:r>
+        <w:rPr>
+          <w:lang w:val="en-SI"/>
+        </w:rPr>
+        <w:t xml:space="preserve"> </w:t>
+      </w:r>
+      <w:proofErr w:type="spellStart"/>
+      <w:r>
+        <w:rPr>
+          <w:lang w:val="en-SI"/>
+        </w:rPr>
+        <w:t>banke</w:t>
+      </w:r>
+      <w:proofErr w:type="spellEnd"/>
+      <w:r>
+        <w:rPr>
+          <w:lang w:val="en-SI"/>
+        </w:rPr>
+        <w:t xml:space="preserve">, Flexible Account v </w:t>
+      </w:r>
+      <w:proofErr w:type="spellStart"/>
+      <w:r>
+        <w:rPr>
+          <w:lang w:val="en-SI"/>
+        </w:rPr>
+        <w:t>resnici</w:t>
+      </w:r>
+      <w:proofErr w:type="spellEnd"/>
+      <w:r>
+        <w:rPr>
+          <w:lang w:val="en-SI"/>
+        </w:rPr>
+        <w:t xml:space="preserve"> </w:t>
+      </w:r>
+      <w:proofErr w:type="spellStart"/>
+      <w:r>
+        <w:rPr>
+          <w:lang w:val="en-SI"/>
+        </w:rPr>
+        <w:t>ni</w:t>
+      </w:r>
+      <w:proofErr w:type="spellEnd"/>
+      <w:r>
+        <w:rPr>
+          <w:lang w:val="en-SI"/>
+        </w:rPr>
+        <w:t xml:space="preserve"> </w:t>
+      </w:r>
+      <w:proofErr w:type="spellStart"/>
+      <w:r>
+        <w:rPr>
+          <w:lang w:val="en-SI"/>
+        </w:rPr>
+        <w:t>depozit</w:t>
+      </w:r>
+      <w:proofErr w:type="spellEnd"/>
+      <w:r>
+        <w:rPr>
+          <w:lang w:val="en-SI"/>
+        </w:rPr>
+        <w:t xml:space="preserve">. </w:t>
+      </w:r>
+      <w:proofErr w:type="spellStart"/>
+      <w:r>
+        <w:rPr>
+          <w:lang w:val="en-SI"/>
+        </w:rPr>
+        <w:t>Sredstva</w:t>
+      </w:r>
+      <w:proofErr w:type="spellEnd"/>
+      <w:r>
+        <w:rPr>
+          <w:lang w:val="en-SI"/>
+        </w:rPr>
+        <w:t xml:space="preserve">, ki </w:t>
+      </w:r>
+      <w:proofErr w:type="spellStart"/>
+      <w:r>
+        <w:rPr>
+          <w:lang w:val="en-SI"/>
+        </w:rPr>
+        <w:t>jih</w:t>
+      </w:r>
+      <w:proofErr w:type="spellEnd"/>
+      <w:r>
+        <w:rPr>
+          <w:lang w:val="en-SI"/>
+        </w:rPr>
+        <w:t xml:space="preserve"> </w:t>
+      </w:r>
+      <w:proofErr w:type="spellStart"/>
+      <w:r>
+        <w:rPr>
+          <w:lang w:val="en-SI"/>
+        </w:rPr>
+        <w:t>uporabnik</w:t>
+      </w:r>
+      <w:proofErr w:type="spellEnd"/>
+      <w:r>
+        <w:rPr>
+          <w:lang w:val="en-SI"/>
+        </w:rPr>
+        <w:t xml:space="preserve"> </w:t>
+      </w:r>
+      <w:proofErr w:type="spellStart"/>
+      <w:r>
+        <w:rPr>
+          <w:lang w:val="en-SI"/>
+        </w:rPr>
+        <w:t>položi</w:t>
+      </w:r>
+      <w:proofErr w:type="spellEnd"/>
+      <w:r>
+        <w:rPr>
+          <w:lang w:val="en-SI"/>
+        </w:rPr>
+        <w:t xml:space="preserve"> </w:t>
+      </w:r>
+      <w:proofErr w:type="spellStart"/>
+      <w:r>
+        <w:rPr>
+          <w:lang w:val="en-SI"/>
+        </w:rPr>
+        <w:t>na</w:t>
+      </w:r>
+      <w:proofErr w:type="spellEnd"/>
+      <w:r>
+        <w:rPr>
+          <w:lang w:val="en-SI"/>
+        </w:rPr>
+        <w:t xml:space="preserve"> ta </w:t>
+      </w:r>
+      <w:proofErr w:type="spellStart"/>
+      <w:r>
+        <w:rPr>
+          <w:lang w:val="en-SI"/>
+        </w:rPr>
+        <w:t>račun</w:t>
+      </w:r>
+      <w:proofErr w:type="spellEnd"/>
+      <w:r>
+        <w:rPr>
+          <w:lang w:val="en-SI"/>
+        </w:rPr>
+        <w:t xml:space="preserve">, se </w:t>
+      </w:r>
+      <w:proofErr w:type="spellStart"/>
+      <w:r>
+        <w:rPr>
+          <w:lang w:val="en-SI"/>
+        </w:rPr>
+        <w:t>avtomatsko</w:t>
+      </w:r>
+      <w:proofErr w:type="spellEnd"/>
+      <w:r>
+        <w:rPr>
+          <w:lang w:val="en-SI"/>
+        </w:rPr>
+        <w:t xml:space="preserve"> </w:t>
+      </w:r>
+      <w:proofErr w:type="spellStart"/>
+      <w:r>
+        <w:rPr>
+          <w:lang w:val="en-SI"/>
+        </w:rPr>
+        <w:t>investirajo</w:t>
+      </w:r>
+      <w:proofErr w:type="spellEnd"/>
+      <w:r>
+        <w:rPr>
+          <w:lang w:val="en-SI"/>
+        </w:rPr>
+        <w:t xml:space="preserve"> v Fidelity Institutional Liquidity Fund, </w:t>
+      </w:r>
+      <w:proofErr w:type="spellStart"/>
+      <w:r>
+        <w:rPr>
+          <w:lang w:val="en-SI"/>
+        </w:rPr>
+        <w:t>sklad</w:t>
+      </w:r>
+      <w:proofErr w:type="spellEnd"/>
+      <w:r>
+        <w:rPr>
+          <w:lang w:val="en-SI"/>
+        </w:rPr>
+        <w:t xml:space="preserve"> </w:t>
+      </w:r>
+      <w:proofErr w:type="spellStart"/>
+      <w:r>
+        <w:rPr>
+          <w:lang w:val="en-SI"/>
+        </w:rPr>
+        <w:t>denarnega</w:t>
+      </w:r>
+      <w:proofErr w:type="spellEnd"/>
+      <w:r>
+        <w:rPr>
+          <w:lang w:val="en-SI"/>
+        </w:rPr>
+        <w:t xml:space="preserve"> </w:t>
+      </w:r>
+      <w:proofErr w:type="spellStart"/>
+      <w:r>
+        <w:rPr>
+          <w:lang w:val="en-SI"/>
+        </w:rPr>
+        <w:t>trga</w:t>
+      </w:r>
+      <w:proofErr w:type="spellEnd"/>
+      <w:r>
+        <w:rPr>
+          <w:lang w:val="en-SI"/>
+        </w:rPr>
+        <w:t xml:space="preserve"> s </w:t>
+      </w:r>
+      <w:proofErr w:type="spellStart"/>
+      <w:r>
+        <w:rPr>
+          <w:lang w:val="en-SI"/>
+        </w:rPr>
+        <w:t>sedežem</w:t>
+      </w:r>
+      <w:proofErr w:type="spellEnd"/>
+      <w:r>
+        <w:rPr>
+          <w:lang w:val="en-SI"/>
+        </w:rPr>
+        <w:t xml:space="preserve"> v EU. To </w:t>
+      </w:r>
+      <w:proofErr w:type="spellStart"/>
+      <w:r>
+        <w:rPr>
+          <w:lang w:val="en-SI"/>
+        </w:rPr>
+        <w:t>pomeni</w:t>
+      </w:r>
+      <w:proofErr w:type="spellEnd"/>
+      <w:r>
+        <w:rPr>
+          <w:lang w:val="en-SI"/>
+        </w:rPr>
+        <w:t xml:space="preserve">, da </w:t>
+      </w:r>
+      <w:proofErr w:type="spellStart"/>
+      <w:r>
+        <w:rPr>
+          <w:lang w:val="en-SI"/>
+        </w:rPr>
+        <w:t>obresti</w:t>
+      </w:r>
+      <w:proofErr w:type="spellEnd"/>
+      <w:r>
+        <w:rPr>
+          <w:lang w:val="en-SI"/>
+        </w:rPr>
+        <w:t xml:space="preserve"> </w:t>
+      </w:r>
+      <w:proofErr w:type="spellStart"/>
+      <w:r>
+        <w:rPr>
+          <w:lang w:val="en-SI"/>
+        </w:rPr>
+        <w:t>niso</w:t>
+      </w:r>
+      <w:proofErr w:type="spellEnd"/>
+      <w:r>
+        <w:rPr>
+          <w:lang w:val="en-SI"/>
+        </w:rPr>
+        <w:t xml:space="preserve"> </w:t>
+      </w:r>
+      <w:proofErr w:type="spellStart"/>
+      <w:r>
+        <w:rPr>
+          <w:lang w:val="en-SI"/>
+        </w:rPr>
+        <w:t>obravnavane</w:t>
+      </w:r>
+      <w:proofErr w:type="spellEnd"/>
+      <w:r>
+        <w:rPr>
+          <w:lang w:val="en-SI"/>
+        </w:rPr>
+        <w:t xml:space="preserve"> </w:t>
+      </w:r>
+      <w:proofErr w:type="spellStart"/>
+      <w:r>
+        <w:rPr>
+          <w:lang w:val="en-SI"/>
+        </w:rPr>
+        <w:t>kot</w:t>
+      </w:r>
+      <w:proofErr w:type="spellEnd"/>
+      <w:r>
+        <w:rPr>
+          <w:lang w:val="en-SI"/>
+        </w:rPr>
+        <w:t xml:space="preserve"> </w:t>
+      </w:r>
+      <w:proofErr w:type="spellStart"/>
+      <w:r>
+        <w:rPr>
+          <w:lang w:val="en-SI"/>
+        </w:rPr>
+        <w:t>bančne</w:t>
+      </w:r>
+      <w:proofErr w:type="spellEnd"/>
+      <w:r>
+        <w:rPr>
+          <w:lang w:val="en-SI"/>
+        </w:rPr>
+        <w:t xml:space="preserve"> </w:t>
+      </w:r>
+      <w:proofErr w:type="spellStart"/>
+      <w:r>
+        <w:rPr>
+          <w:lang w:val="en-SI"/>
+        </w:rPr>
+        <w:t>obresti</w:t>
+      </w:r>
+      <w:proofErr w:type="spellEnd"/>
+      <w:r>
+        <w:rPr>
+          <w:lang w:val="en-SI"/>
+        </w:rPr>
+        <w:t xml:space="preserve">, </w:t>
+      </w:r>
+      <w:proofErr w:type="spellStart"/>
+      <w:r>
+        <w:rPr>
+          <w:lang w:val="en-SI"/>
+        </w:rPr>
+        <w:t>temveč</w:t>
+      </w:r>
+      <w:proofErr w:type="spellEnd"/>
+      <w:r>
+        <w:rPr>
+          <w:lang w:val="en-SI"/>
+        </w:rPr>
+        <w:t xml:space="preserve"> </w:t>
+      </w:r>
+      <w:proofErr w:type="spellStart"/>
+      <w:r>
+        <w:rPr>
+          <w:lang w:val="en-SI"/>
+        </w:rPr>
+        <w:t>kot</w:t>
+      </w:r>
+      <w:proofErr w:type="spellEnd"/>
+      <w:r>
+        <w:rPr>
+          <w:lang w:val="en-SI"/>
+        </w:rPr>
+        <w:t xml:space="preserve"> </w:t>
+      </w:r>
+      <w:proofErr w:type="spellStart"/>
+      <w:r>
+        <w:rPr>
+          <w:lang w:val="en-SI"/>
+        </w:rPr>
+        <w:t>dohodek</w:t>
+      </w:r>
+      <w:proofErr w:type="spellEnd"/>
+      <w:r>
+        <w:rPr>
+          <w:lang w:val="en-SI"/>
+        </w:rPr>
+        <w:t xml:space="preserve"> </w:t>
+      </w:r>
+      <w:proofErr w:type="spellStart"/>
+      <w:r>
+        <w:rPr>
+          <w:lang w:val="en-SI"/>
+        </w:rPr>
+        <w:t>iz</w:t>
+      </w:r>
+      <w:proofErr w:type="spellEnd"/>
+      <w:r>
+        <w:rPr>
+          <w:lang w:val="en-SI"/>
+        </w:rPr>
+        <w:t xml:space="preserve"> </w:t>
+      </w:r>
+      <w:proofErr w:type="spellStart"/>
+      <w:r>
+        <w:rPr>
+          <w:lang w:val="en-SI"/>
+        </w:rPr>
+        <w:t>investicijskega</w:t>
+      </w:r>
+      <w:proofErr w:type="spellEnd"/>
+      <w:r>
+        <w:rPr>
+          <w:lang w:val="en-SI"/>
+        </w:rPr>
+        <w:t xml:space="preserve"> </w:t>
+      </w:r>
+      <w:proofErr w:type="spellStart"/>
+      <w:r>
+        <w:rPr>
+          <w:lang w:val="en-SI"/>
+        </w:rPr>
+        <w:t>sklada</w:t>
+      </w:r>
+      <w:proofErr w:type="spellEnd"/>
+      <w:r>
+        <w:rPr>
+          <w:lang w:val="en-SI"/>
+        </w:rPr>
+        <w:t xml:space="preserve">. FURS je to </w:t>
+      </w:r>
+      <w:proofErr w:type="spellStart"/>
+      <w:r>
+        <w:rPr>
+          <w:lang w:val="en-SI"/>
+        </w:rPr>
+        <w:t>stališče</w:t>
+      </w:r>
+      <w:proofErr w:type="spellEnd"/>
+      <w:r>
+        <w:rPr>
+          <w:lang w:val="en-SI"/>
+        </w:rPr>
+        <w:t xml:space="preserve"> </w:t>
+      </w:r>
+      <w:proofErr w:type="spellStart"/>
+      <w:r>
+        <w:rPr>
+          <w:lang w:val="en-SI"/>
+        </w:rPr>
+        <w:t>potrdil</w:t>
+      </w:r>
+      <w:proofErr w:type="spellEnd"/>
+      <w:r>
+        <w:rPr>
+          <w:lang w:val="en-SI"/>
+        </w:rPr>
+        <w:t xml:space="preserve"> </w:t>
+      </w:r>
+      <w:proofErr w:type="spellStart"/>
+      <w:r>
+        <w:rPr>
+          <w:lang w:val="en-SI"/>
+        </w:rPr>
+        <w:t>že</w:t>
+      </w:r>
+      <w:proofErr w:type="spellEnd"/>
+      <w:r>
+        <w:rPr>
+          <w:lang w:val="en-SI"/>
+        </w:rPr>
+        <w:t xml:space="preserve"> </w:t>
+      </w:r>
+      <w:proofErr w:type="spellStart"/>
+      <w:r>
+        <w:rPr>
+          <w:lang w:val="en-SI"/>
+        </w:rPr>
+        <w:t>leta</w:t>
+      </w:r>
+      <w:proofErr w:type="spellEnd"/>
+      <w:r>
+        <w:rPr>
+          <w:lang w:val="en-SI"/>
+        </w:rPr>
+        <w:t xml:space="preserve"> 2024 in ga </w:t>
+      </w:r>
+      <w:proofErr w:type="spellStart"/>
+      <w:r>
+        <w:rPr>
+          <w:lang w:val="en-SI"/>
+        </w:rPr>
+        <w:t>ohranja</w:t>
+      </w:r>
+      <w:proofErr w:type="spellEnd"/>
+      <w:r>
+        <w:rPr>
+          <w:lang w:val="en-SI"/>
+        </w:rPr>
+        <w:t xml:space="preserve"> </w:t>
+      </w:r>
+      <w:proofErr w:type="spellStart"/>
+      <w:r>
+        <w:rPr>
+          <w:lang w:val="en-SI"/>
+        </w:rPr>
+        <w:t>tudi</w:t>
+      </w:r>
+      <w:proofErr w:type="spellEnd"/>
+      <w:r>
+        <w:rPr>
+          <w:lang w:val="en-SI"/>
+        </w:rPr>
+        <w:t xml:space="preserve"> v </w:t>
+      </w:r>
+      <w:proofErr w:type="spellStart"/>
+      <w:r>
+        <w:rPr>
+          <w:lang w:val="en-SI"/>
+        </w:rPr>
+        <w:t>letu</w:t>
+      </w:r>
+      <w:proofErr w:type="spellEnd"/>
+      <w:r>
+        <w:rPr>
+          <w:lang w:val="en-SI"/>
+        </w:rPr>
+        <w:t xml:space="preserve"> 2026.</w:t>
       </w:r>
     </w:p>
     <w:p>
@@ -265,57 +2317,1135 @@
           <w:lang w:val="en-SI"/>
         </w:rPr>
       </w:pPr>
-      <w:r>
-        <w:rPr>
-          <w:lang w:val="en-SI"/>
-        </w:rPr>
-        <w:t>Čeprav Revolut v aplikaciji prikazuje obresti podobno kot banke, v ozadju ne gre za depozit. Sredstva, ki jih položiš v Flexible Account, se namreč avtomatsko investirajo v Fidelity Institutional Liquidity Fund, sklad denarnega trga s sedežem v EU. To pomeni, da ne gre za bančne obresti, temveč za dohodek iz investicijskega sklada.</w:t>
+      <w:proofErr w:type="spellStart"/>
+      <w:r>
+        <w:rPr>
+          <w:lang w:val="en-SI"/>
+        </w:rPr>
+        <w:t>Ključna</w:t>
+      </w:r>
+      <w:proofErr w:type="spellEnd"/>
+      <w:r>
+        <w:rPr>
+          <w:lang w:val="en-SI"/>
+        </w:rPr>
+        <w:t xml:space="preserve"> </w:t>
+      </w:r>
+      <w:proofErr w:type="spellStart"/>
+      <w:r>
+        <w:rPr>
+          <w:lang w:val="en-SI"/>
+        </w:rPr>
+        <w:t>posledica</w:t>
+      </w:r>
+      <w:proofErr w:type="spellEnd"/>
+      <w:r>
+        <w:rPr>
+          <w:lang w:val="en-SI"/>
+        </w:rPr>
+        <w:t xml:space="preserve"> </w:t>
+      </w:r>
+      <w:proofErr w:type="spellStart"/>
+      <w:r>
+        <w:rPr>
+          <w:lang w:val="en-SI"/>
+        </w:rPr>
+        <w:t>tega</w:t>
+      </w:r>
+      <w:proofErr w:type="spellEnd"/>
+      <w:r>
+        <w:rPr>
+          <w:lang w:val="en-SI"/>
+        </w:rPr>
+        <w:t xml:space="preserve"> je, da mora </w:t>
+      </w:r>
+      <w:proofErr w:type="spellStart"/>
+      <w:r>
+        <w:rPr>
+          <w:lang w:val="en-SI"/>
+        </w:rPr>
+        <w:t>uporabnik</w:t>
+      </w:r>
+      <w:proofErr w:type="spellEnd"/>
+      <w:r>
+        <w:rPr>
+          <w:lang w:val="en-SI"/>
+        </w:rPr>
+        <w:t xml:space="preserve"> </w:t>
+      </w:r>
+      <w:proofErr w:type="spellStart"/>
+      <w:r>
+        <w:rPr>
+          <w:lang w:val="en-SI"/>
+        </w:rPr>
+        <w:t>obresti</w:t>
+      </w:r>
+      <w:proofErr w:type="spellEnd"/>
+      <w:r>
+        <w:rPr>
+          <w:lang w:val="en-SI"/>
+        </w:rPr>
+        <w:t xml:space="preserve"> </w:t>
+      </w:r>
+      <w:proofErr w:type="spellStart"/>
+      <w:r>
+        <w:rPr>
+          <w:lang w:val="en-SI"/>
+        </w:rPr>
+        <w:t>prijaviti</w:t>
+      </w:r>
+      <w:proofErr w:type="spellEnd"/>
+      <w:r>
+        <w:rPr>
+          <w:lang w:val="en-SI"/>
+        </w:rPr>
+        <w:t xml:space="preserve"> </w:t>
+      </w:r>
+      <w:proofErr w:type="spellStart"/>
+      <w:r>
+        <w:rPr>
+          <w:lang w:val="en-SI"/>
+        </w:rPr>
+        <w:t>vsako</w:t>
+      </w:r>
+      <w:proofErr w:type="spellEnd"/>
+      <w:r>
+        <w:rPr>
+          <w:lang w:val="en-SI"/>
+        </w:rPr>
+        <w:t xml:space="preserve"> </w:t>
+      </w:r>
+      <w:proofErr w:type="spellStart"/>
+      <w:r>
+        <w:rPr>
+          <w:lang w:val="en-SI"/>
+        </w:rPr>
+        <w:t>leto</w:t>
+      </w:r>
+      <w:proofErr w:type="spellEnd"/>
+      <w:r>
+        <w:rPr>
+          <w:lang w:val="en-SI"/>
+        </w:rPr>
+        <w:t xml:space="preserve">, ne glede </w:t>
+      </w:r>
+      <w:proofErr w:type="spellStart"/>
+      <w:r>
+        <w:rPr>
+          <w:lang w:val="en-SI"/>
+        </w:rPr>
+        <w:t>na</w:t>
+      </w:r>
+      <w:proofErr w:type="spellEnd"/>
+      <w:r>
+        <w:rPr>
+          <w:lang w:val="en-SI"/>
+        </w:rPr>
+        <w:t xml:space="preserve"> to, </w:t>
+      </w:r>
+      <w:proofErr w:type="spellStart"/>
+      <w:r>
+        <w:rPr>
+          <w:lang w:val="en-SI"/>
+        </w:rPr>
+        <w:t>ali</w:t>
+      </w:r>
+      <w:proofErr w:type="spellEnd"/>
+      <w:r>
+        <w:rPr>
+          <w:lang w:val="en-SI"/>
+        </w:rPr>
+        <w:t xml:space="preserve"> </w:t>
+      </w:r>
+      <w:proofErr w:type="spellStart"/>
+      <w:r>
+        <w:rPr>
+          <w:lang w:val="en-SI"/>
+        </w:rPr>
+        <w:t>jih</w:t>
+      </w:r>
+      <w:proofErr w:type="spellEnd"/>
+      <w:r>
+        <w:rPr>
+          <w:lang w:val="en-SI"/>
+        </w:rPr>
+        <w:t xml:space="preserve"> je </w:t>
+      </w:r>
+      <w:proofErr w:type="spellStart"/>
+      <w:r>
+        <w:rPr>
+          <w:lang w:val="en-SI"/>
+        </w:rPr>
+        <w:t>dvignil</w:t>
+      </w:r>
+      <w:proofErr w:type="spellEnd"/>
+      <w:r>
+        <w:rPr>
+          <w:lang w:val="en-SI"/>
+        </w:rPr>
+        <w:t xml:space="preserve"> </w:t>
+      </w:r>
+      <w:proofErr w:type="spellStart"/>
+      <w:r>
+        <w:rPr>
+          <w:lang w:val="en-SI"/>
+        </w:rPr>
+        <w:t>ali</w:t>
+      </w:r>
+      <w:proofErr w:type="spellEnd"/>
+      <w:r>
+        <w:rPr>
+          <w:lang w:val="en-SI"/>
+        </w:rPr>
+        <w:t xml:space="preserve"> </w:t>
+      </w:r>
+      <w:proofErr w:type="spellStart"/>
+      <w:r>
+        <w:rPr>
+          <w:lang w:val="en-SI"/>
+        </w:rPr>
+        <w:t>pustil</w:t>
+      </w:r>
+      <w:proofErr w:type="spellEnd"/>
+      <w:r>
+        <w:rPr>
+          <w:lang w:val="en-SI"/>
+        </w:rPr>
+        <w:t xml:space="preserve"> v </w:t>
+      </w:r>
+      <w:proofErr w:type="spellStart"/>
+      <w:r>
+        <w:rPr>
+          <w:lang w:val="en-SI"/>
+        </w:rPr>
+        <w:t>Revolutu</w:t>
+      </w:r>
+      <w:proofErr w:type="spellEnd"/>
+      <w:r>
+        <w:rPr>
+          <w:lang w:val="en-SI"/>
+        </w:rPr>
+        <w:t xml:space="preserve">. </w:t>
+      </w:r>
+      <w:proofErr w:type="spellStart"/>
+      <w:r>
+        <w:rPr>
+          <w:lang w:val="en-SI"/>
+        </w:rPr>
+        <w:t>Obdavči</w:t>
+      </w:r>
+      <w:proofErr w:type="spellEnd"/>
+      <w:r>
+        <w:rPr>
+          <w:lang w:val="en-SI"/>
+        </w:rPr>
+        <w:t xml:space="preserve"> se </w:t>
+      </w:r>
+      <w:proofErr w:type="spellStart"/>
+      <w:r>
+        <w:rPr>
+          <w:lang w:val="en-SI"/>
+        </w:rPr>
+        <w:t>namreč</w:t>
+      </w:r>
+      <w:proofErr w:type="spellEnd"/>
+      <w:r>
+        <w:rPr>
+          <w:lang w:val="en-SI"/>
+        </w:rPr>
+        <w:t xml:space="preserve"> </w:t>
+      </w:r>
+      <w:proofErr w:type="spellStart"/>
+      <w:r>
+        <w:rPr>
+          <w:lang w:val="en-SI"/>
+        </w:rPr>
+        <w:t>pridobljeni</w:t>
+      </w:r>
+      <w:proofErr w:type="spellEnd"/>
+      <w:r>
+        <w:rPr>
+          <w:lang w:val="en-SI"/>
+        </w:rPr>
+        <w:t xml:space="preserve"> </w:t>
+      </w:r>
+      <w:proofErr w:type="spellStart"/>
+      <w:r>
+        <w:rPr>
+          <w:lang w:val="en-SI"/>
+        </w:rPr>
+        <w:t>dohodek</w:t>
+      </w:r>
+      <w:proofErr w:type="spellEnd"/>
+      <w:r>
+        <w:rPr>
+          <w:lang w:val="en-SI"/>
+        </w:rPr>
+        <w:t xml:space="preserve">, ne </w:t>
+      </w:r>
+      <w:proofErr w:type="spellStart"/>
+      <w:r>
+        <w:rPr>
+          <w:lang w:val="en-SI"/>
+        </w:rPr>
+        <w:t>izplačilo</w:t>
+      </w:r>
+      <w:proofErr w:type="spellEnd"/>
+      <w:r>
+        <w:rPr>
+          <w:lang w:val="en-SI"/>
+        </w:rPr>
+        <w:t xml:space="preserve">. To je </w:t>
+      </w:r>
+      <w:proofErr w:type="spellStart"/>
+      <w:r>
+        <w:rPr>
+          <w:lang w:val="en-SI"/>
+        </w:rPr>
+        <w:t>pomembna</w:t>
+      </w:r>
+      <w:proofErr w:type="spellEnd"/>
+      <w:r>
+        <w:rPr>
+          <w:lang w:val="en-SI"/>
+        </w:rPr>
+        <w:t xml:space="preserve"> </w:t>
+      </w:r>
+      <w:proofErr w:type="spellStart"/>
+      <w:r>
+        <w:rPr>
+          <w:lang w:val="en-SI"/>
+        </w:rPr>
+        <w:t>razlika</w:t>
+      </w:r>
+      <w:proofErr w:type="spellEnd"/>
+      <w:r>
+        <w:rPr>
+          <w:lang w:val="en-SI"/>
+        </w:rPr>
+        <w:t xml:space="preserve">, </w:t>
+      </w:r>
+      <w:proofErr w:type="spellStart"/>
+      <w:r>
+        <w:rPr>
+          <w:lang w:val="en-SI"/>
+        </w:rPr>
+        <w:t>saj</w:t>
+      </w:r>
+      <w:proofErr w:type="spellEnd"/>
+      <w:r>
+        <w:rPr>
+          <w:lang w:val="en-SI"/>
+        </w:rPr>
+        <w:t xml:space="preserve"> </w:t>
+      </w:r>
+      <w:proofErr w:type="spellStart"/>
+      <w:r>
+        <w:rPr>
+          <w:lang w:val="en-SI"/>
+        </w:rPr>
+        <w:t>mnogi</w:t>
+      </w:r>
+      <w:proofErr w:type="spellEnd"/>
+      <w:r>
+        <w:rPr>
+          <w:lang w:val="en-SI"/>
+        </w:rPr>
+        <w:t xml:space="preserve"> </w:t>
+      </w:r>
+      <w:proofErr w:type="spellStart"/>
+      <w:r>
+        <w:rPr>
+          <w:lang w:val="en-SI"/>
+        </w:rPr>
+        <w:t>uporabniki</w:t>
+      </w:r>
+      <w:proofErr w:type="spellEnd"/>
+      <w:r>
+        <w:rPr>
+          <w:lang w:val="en-SI"/>
+        </w:rPr>
+        <w:t xml:space="preserve"> </w:t>
+      </w:r>
+      <w:proofErr w:type="spellStart"/>
+      <w:r>
+        <w:rPr>
+          <w:lang w:val="en-SI"/>
+        </w:rPr>
+        <w:t>zmotno</w:t>
+      </w:r>
+      <w:proofErr w:type="spellEnd"/>
+      <w:r>
+        <w:rPr>
+          <w:lang w:val="en-SI"/>
+        </w:rPr>
+        <w:t xml:space="preserve"> </w:t>
+      </w:r>
+      <w:proofErr w:type="spellStart"/>
+      <w:r>
+        <w:rPr>
+          <w:lang w:val="en-SI"/>
+        </w:rPr>
+        <w:t>mislijo</w:t>
+      </w:r>
+      <w:proofErr w:type="spellEnd"/>
+      <w:r>
+        <w:rPr>
+          <w:lang w:val="en-SI"/>
+        </w:rPr>
+        <w:t xml:space="preserve">, da </w:t>
+      </w:r>
+      <w:proofErr w:type="spellStart"/>
+      <w:r>
+        <w:rPr>
+          <w:lang w:val="en-SI"/>
+        </w:rPr>
+        <w:t>prijava</w:t>
+      </w:r>
+      <w:proofErr w:type="spellEnd"/>
+      <w:r>
+        <w:rPr>
+          <w:lang w:val="en-SI"/>
+        </w:rPr>
+        <w:t xml:space="preserve"> </w:t>
+      </w:r>
+      <w:proofErr w:type="spellStart"/>
+      <w:r>
+        <w:rPr>
+          <w:lang w:val="en-SI"/>
+        </w:rPr>
+        <w:t>ni</w:t>
+      </w:r>
+      <w:proofErr w:type="spellEnd"/>
+      <w:r>
+        <w:rPr>
+          <w:lang w:val="en-SI"/>
+        </w:rPr>
+        <w:t xml:space="preserve"> </w:t>
+      </w:r>
+      <w:proofErr w:type="spellStart"/>
+      <w:r>
+        <w:rPr>
+          <w:lang w:val="en-SI"/>
+        </w:rPr>
+        <w:t>potrebna</w:t>
+      </w:r>
+      <w:proofErr w:type="spellEnd"/>
+      <w:r>
+        <w:rPr>
+          <w:lang w:val="en-SI"/>
+        </w:rPr>
+        <w:t xml:space="preserve">, </w:t>
+      </w:r>
+      <w:proofErr w:type="spellStart"/>
+      <w:r>
+        <w:rPr>
+          <w:lang w:val="en-SI"/>
+        </w:rPr>
+        <w:t>če</w:t>
+      </w:r>
+      <w:proofErr w:type="spellEnd"/>
+      <w:r>
+        <w:rPr>
+          <w:lang w:val="en-SI"/>
+        </w:rPr>
+        <w:t xml:space="preserve"> </w:t>
+      </w:r>
+      <w:proofErr w:type="spellStart"/>
+      <w:r>
+        <w:rPr>
+          <w:lang w:val="en-SI"/>
+        </w:rPr>
+        <w:t>obresti</w:t>
+      </w:r>
+      <w:proofErr w:type="spellEnd"/>
+      <w:r>
+        <w:rPr>
+          <w:lang w:val="en-SI"/>
+        </w:rPr>
+        <w:t xml:space="preserve"> </w:t>
+      </w:r>
+      <w:proofErr w:type="spellStart"/>
+      <w:r>
+        <w:rPr>
+          <w:lang w:val="en-SI"/>
+        </w:rPr>
+        <w:t>ostanejo</w:t>
+      </w:r>
+      <w:proofErr w:type="spellEnd"/>
+      <w:r>
+        <w:rPr>
+          <w:lang w:val="en-SI"/>
+        </w:rPr>
+        <w:t xml:space="preserve"> v </w:t>
+      </w:r>
+      <w:proofErr w:type="spellStart"/>
+      <w:r>
+        <w:rPr>
+          <w:lang w:val="en-SI"/>
+        </w:rPr>
+        <w:t>aplikaciji</w:t>
+      </w:r>
+      <w:proofErr w:type="spellEnd"/>
+      <w:r>
+        <w:rPr>
+          <w:lang w:val="en-SI"/>
+        </w:rPr>
+        <w:t>.</w:t>
       </w:r>
     </w:p>
     <w:p>
       <w:pPr>
         <w:spacing w:after="0" w:line="240" w:lineRule="auto"/>
         <w:rPr>
-          <w:lang w:val="en-SI"/>
-        </w:rPr>
-      </w:pPr>
-      <w:r>
-        <w:rPr>
-          <w:lang w:val="en-SI"/>
-        </w:rPr>
-        <w:t>FURS je to tudi uradno potrdil: Flexible Account se obravnava kot sklad, zato zanj veljajo pravila, ki se uporabljajo za obdavčitev investicijskih skladov. Posledično moraš obresti prijaviti vsako leto, ne glede na to, ali si prejel 50 centov ali 500 evrov.</w:t>
-      </w:r>
+          <w:b/>
+          <w:bCs/>
+          <w:lang w:val="en-SI"/>
+        </w:rPr>
+      </w:pPr>
     </w:p>
     <w:p>
       <w:pPr>
         <w:spacing w:after="0" w:line="240" w:lineRule="auto"/>
         <w:rPr>
-          <w:lang w:val="en-SI"/>
-        </w:rPr>
-      </w:pPr>
-      <w:r>
-        <w:rPr>
-          <w:lang w:val="en-SI"/>
-        </w:rPr>
-        <w:t>Pomembno je tudi, da se obdavči pridobljeni dohodek, ne izplačilo. Tudi če obresti pustiš v Revolutu in jih ne dvigneš, jih moraš prijaviti.</w:t>
+          <w:b/>
+          <w:bCs/>
+          <w:lang w:val="en-SI"/>
+        </w:rPr>
+      </w:pPr>
+      <w:r>
+        <w:rPr>
+          <w:b/>
+          <w:bCs/>
+          <w:lang w:val="en-SI"/>
+        </w:rPr>
+        <w:t xml:space="preserve">Kako </w:t>
+      </w:r>
+      <w:proofErr w:type="spellStart"/>
+      <w:r>
+        <w:rPr>
+          <w:b/>
+          <w:bCs/>
+          <w:lang w:val="en-SI"/>
+        </w:rPr>
+        <w:t>poteka</w:t>
+      </w:r>
+      <w:proofErr w:type="spellEnd"/>
+      <w:r>
+        <w:rPr>
+          <w:b/>
+          <w:bCs/>
+          <w:lang w:val="en-SI"/>
+        </w:rPr>
+        <w:t xml:space="preserve"> </w:t>
+      </w:r>
+      <w:proofErr w:type="spellStart"/>
+      <w:r>
+        <w:rPr>
+          <w:b/>
+          <w:bCs/>
+          <w:lang w:val="en-SI"/>
+        </w:rPr>
+        <w:t>prijava</w:t>
+      </w:r>
+      <w:proofErr w:type="spellEnd"/>
+      <w:r>
+        <w:rPr>
+          <w:b/>
+          <w:bCs/>
+          <w:lang w:val="en-SI"/>
+        </w:rPr>
+        <w:t xml:space="preserve"> </w:t>
+      </w:r>
+      <w:proofErr w:type="spellStart"/>
+      <w:r>
+        <w:rPr>
+          <w:b/>
+          <w:bCs/>
+          <w:lang w:val="en-SI"/>
+        </w:rPr>
+        <w:t>obresti</w:t>
+      </w:r>
+      <w:proofErr w:type="spellEnd"/>
+      <w:r>
+        <w:rPr>
+          <w:b/>
+          <w:bCs/>
+          <w:lang w:val="en-SI"/>
+        </w:rPr>
+        <w:t xml:space="preserve"> v </w:t>
+      </w:r>
+      <w:proofErr w:type="spellStart"/>
+      <w:r>
+        <w:rPr>
+          <w:b/>
+          <w:bCs/>
+          <w:lang w:val="en-SI"/>
+        </w:rPr>
+        <w:t>letu</w:t>
+      </w:r>
+      <w:proofErr w:type="spellEnd"/>
+      <w:r>
+        <w:rPr>
+          <w:b/>
+          <w:bCs/>
+          <w:lang w:val="en-SI"/>
+        </w:rPr>
+        <w:t xml:space="preserve"> 2026</w:t>
       </w:r>
     </w:p>
     <w:p>
       <w:pPr>
         <w:spacing w:after="0" w:line="240" w:lineRule="auto"/>
         <w:rPr>
-          <w:b/>
-          <w:bCs/>
-          <w:lang w:val="en-SI"/>
-        </w:rPr>
-      </w:pPr>
-      <w:r>
-        <w:rPr>
-          <w:b/>
-          <w:bCs/>
-          <w:lang w:val="en-SI"/>
-        </w:rPr>
-        <w:t>Kako in kdaj prijaviš obresti iz Flexible Account</w:t>
+          <w:lang w:val="en-SI"/>
+        </w:rPr>
+      </w:pPr>
+      <w:proofErr w:type="spellStart"/>
+      <w:r>
+        <w:rPr>
+          <w:lang w:val="en-SI"/>
+        </w:rPr>
+        <w:t>Prijava</w:t>
+      </w:r>
+      <w:proofErr w:type="spellEnd"/>
+      <w:r>
+        <w:rPr>
+          <w:lang w:val="en-SI"/>
+        </w:rPr>
+        <w:t xml:space="preserve"> </w:t>
+      </w:r>
+      <w:proofErr w:type="spellStart"/>
+      <w:r>
+        <w:rPr>
+          <w:lang w:val="en-SI"/>
+        </w:rPr>
+        <w:t>obresti</w:t>
+      </w:r>
+      <w:proofErr w:type="spellEnd"/>
+      <w:r>
+        <w:rPr>
+          <w:lang w:val="en-SI"/>
+        </w:rPr>
+        <w:t xml:space="preserve"> </w:t>
+      </w:r>
+      <w:proofErr w:type="spellStart"/>
+      <w:r>
+        <w:rPr>
+          <w:lang w:val="en-SI"/>
+        </w:rPr>
+        <w:t>iz</w:t>
+      </w:r>
+      <w:proofErr w:type="spellEnd"/>
+      <w:r>
+        <w:rPr>
+          <w:lang w:val="en-SI"/>
+        </w:rPr>
+        <w:t xml:space="preserve"> Revolut Flexible Account </w:t>
+      </w:r>
+      <w:proofErr w:type="spellStart"/>
+      <w:r>
+        <w:rPr>
+          <w:lang w:val="en-SI"/>
+        </w:rPr>
+        <w:t>poteka</w:t>
+      </w:r>
+      <w:proofErr w:type="spellEnd"/>
+      <w:r>
+        <w:rPr>
+          <w:lang w:val="en-SI"/>
+        </w:rPr>
+        <w:t xml:space="preserve"> </w:t>
+      </w:r>
+      <w:proofErr w:type="spellStart"/>
+      <w:r>
+        <w:rPr>
+          <w:lang w:val="en-SI"/>
+        </w:rPr>
+        <w:t>prek</w:t>
+      </w:r>
+      <w:proofErr w:type="spellEnd"/>
+      <w:r>
+        <w:rPr>
+          <w:lang w:val="en-SI"/>
+        </w:rPr>
+        <w:t xml:space="preserve"> </w:t>
+      </w:r>
+      <w:proofErr w:type="spellStart"/>
+      <w:r>
+        <w:rPr>
+          <w:lang w:val="en-SI"/>
+        </w:rPr>
+        <w:t>obrazca</w:t>
+      </w:r>
+      <w:proofErr w:type="spellEnd"/>
+      <w:r>
+        <w:rPr>
+          <w:lang w:val="en-SI"/>
+        </w:rPr>
+        <w:t xml:space="preserve"> DOH-OBR, ki je </w:t>
+      </w:r>
+      <w:proofErr w:type="spellStart"/>
+      <w:r>
+        <w:rPr>
+          <w:lang w:val="en-SI"/>
+        </w:rPr>
+        <w:t>namenjen</w:t>
+      </w:r>
+      <w:proofErr w:type="spellEnd"/>
+      <w:r>
+        <w:rPr>
+          <w:lang w:val="en-SI"/>
+        </w:rPr>
+        <w:t xml:space="preserve"> </w:t>
+      </w:r>
+      <w:proofErr w:type="spellStart"/>
+      <w:r>
+        <w:rPr>
+          <w:lang w:val="en-SI"/>
+        </w:rPr>
+        <w:t>napovedi</w:t>
+      </w:r>
+      <w:proofErr w:type="spellEnd"/>
+      <w:r>
+        <w:rPr>
+          <w:lang w:val="en-SI"/>
+        </w:rPr>
+        <w:t xml:space="preserve"> </w:t>
+      </w:r>
+      <w:proofErr w:type="spellStart"/>
+      <w:r>
+        <w:rPr>
+          <w:lang w:val="en-SI"/>
+        </w:rPr>
+        <w:t>dohodnine</w:t>
+      </w:r>
+      <w:proofErr w:type="spellEnd"/>
+      <w:r>
+        <w:rPr>
+          <w:lang w:val="en-SI"/>
+        </w:rPr>
+        <w:t xml:space="preserve"> od </w:t>
+      </w:r>
+      <w:proofErr w:type="spellStart"/>
+      <w:r>
+        <w:rPr>
+          <w:lang w:val="en-SI"/>
+        </w:rPr>
+        <w:t>obresti</w:t>
+      </w:r>
+      <w:proofErr w:type="spellEnd"/>
+      <w:r>
+        <w:rPr>
+          <w:lang w:val="en-SI"/>
+        </w:rPr>
+        <w:t xml:space="preserve"> </w:t>
+      </w:r>
+      <w:proofErr w:type="spellStart"/>
+      <w:r>
+        <w:rPr>
+          <w:lang w:val="en-SI"/>
+        </w:rPr>
+        <w:t>iz</w:t>
+      </w:r>
+      <w:proofErr w:type="spellEnd"/>
+      <w:r>
+        <w:rPr>
+          <w:lang w:val="en-SI"/>
+        </w:rPr>
+        <w:t xml:space="preserve"> </w:t>
+      </w:r>
+      <w:proofErr w:type="spellStart"/>
+      <w:r>
+        <w:rPr>
+          <w:lang w:val="en-SI"/>
+        </w:rPr>
+        <w:t>tujine</w:t>
+      </w:r>
+      <w:proofErr w:type="spellEnd"/>
+      <w:r>
+        <w:rPr>
+          <w:lang w:val="en-SI"/>
+        </w:rPr>
+        <w:t xml:space="preserve">. V </w:t>
+      </w:r>
+      <w:proofErr w:type="spellStart"/>
+      <w:r>
+        <w:rPr>
+          <w:lang w:val="en-SI"/>
+        </w:rPr>
+        <w:t>obrazcu</w:t>
+      </w:r>
+      <w:proofErr w:type="spellEnd"/>
+      <w:r>
+        <w:rPr>
+          <w:lang w:val="en-SI"/>
+        </w:rPr>
+        <w:t xml:space="preserve"> je </w:t>
+      </w:r>
+      <w:proofErr w:type="spellStart"/>
+      <w:r>
+        <w:rPr>
+          <w:lang w:val="en-SI"/>
+        </w:rPr>
+        <w:t>treba</w:t>
+      </w:r>
+      <w:proofErr w:type="spellEnd"/>
+      <w:r>
+        <w:rPr>
+          <w:lang w:val="en-SI"/>
+        </w:rPr>
+        <w:t xml:space="preserve"> </w:t>
+      </w:r>
+      <w:proofErr w:type="spellStart"/>
+      <w:r>
+        <w:rPr>
+          <w:lang w:val="en-SI"/>
+        </w:rPr>
+        <w:t>izbrati</w:t>
+      </w:r>
+      <w:proofErr w:type="spellEnd"/>
+      <w:r>
+        <w:rPr>
+          <w:lang w:val="en-SI"/>
+        </w:rPr>
+        <w:t xml:space="preserve"> </w:t>
+      </w:r>
+      <w:proofErr w:type="spellStart"/>
+      <w:r>
+        <w:rPr>
+          <w:lang w:val="en-SI"/>
+        </w:rPr>
+        <w:t>vrsto</w:t>
+      </w:r>
+      <w:proofErr w:type="spellEnd"/>
+      <w:r>
+        <w:rPr>
+          <w:lang w:val="en-SI"/>
+        </w:rPr>
+        <w:t xml:space="preserve"> </w:t>
+      </w:r>
+      <w:proofErr w:type="spellStart"/>
+      <w:r>
+        <w:rPr>
+          <w:lang w:val="en-SI"/>
+        </w:rPr>
+        <w:t>dohodka</w:t>
+      </w:r>
+      <w:proofErr w:type="spellEnd"/>
+      <w:r>
+        <w:rPr>
+          <w:lang w:val="en-SI"/>
+        </w:rPr>
+        <w:t xml:space="preserve"> </w:t>
+      </w:r>
+      <w:proofErr w:type="spellStart"/>
+      <w:r>
+        <w:rPr>
+          <w:lang w:val="en-SI"/>
+        </w:rPr>
+        <w:t>obresti</w:t>
+      </w:r>
+      <w:proofErr w:type="spellEnd"/>
+      <w:r>
+        <w:rPr>
+          <w:lang w:val="en-SI"/>
+        </w:rPr>
+        <w:t xml:space="preserve"> </w:t>
+      </w:r>
+      <w:proofErr w:type="spellStart"/>
+      <w:r>
+        <w:rPr>
+          <w:lang w:val="en-SI"/>
+        </w:rPr>
+        <w:t>iz</w:t>
+      </w:r>
+      <w:proofErr w:type="spellEnd"/>
+      <w:r>
+        <w:rPr>
+          <w:lang w:val="en-SI"/>
+        </w:rPr>
+        <w:t xml:space="preserve"> </w:t>
+      </w:r>
+      <w:proofErr w:type="spellStart"/>
+      <w:r>
+        <w:rPr>
+          <w:lang w:val="en-SI"/>
+        </w:rPr>
+        <w:t>tujine</w:t>
+      </w:r>
+      <w:proofErr w:type="spellEnd"/>
+      <w:r>
+        <w:rPr>
+          <w:lang w:val="en-SI"/>
+        </w:rPr>
+        <w:t xml:space="preserve">, </w:t>
+      </w:r>
+      <w:proofErr w:type="spellStart"/>
+      <w:r>
+        <w:rPr>
+          <w:lang w:val="en-SI"/>
+        </w:rPr>
+        <w:t>kot</w:t>
+      </w:r>
+      <w:proofErr w:type="spellEnd"/>
+      <w:r>
+        <w:rPr>
+          <w:lang w:val="en-SI"/>
+        </w:rPr>
+        <w:t xml:space="preserve"> </w:t>
+      </w:r>
+      <w:proofErr w:type="spellStart"/>
+      <w:r>
+        <w:rPr>
+          <w:lang w:val="en-SI"/>
+        </w:rPr>
+        <w:t>državo</w:t>
+      </w:r>
+      <w:proofErr w:type="spellEnd"/>
+      <w:r>
+        <w:rPr>
+          <w:lang w:val="en-SI"/>
+        </w:rPr>
+        <w:t xml:space="preserve"> </w:t>
+      </w:r>
+      <w:proofErr w:type="spellStart"/>
+      <w:r>
+        <w:rPr>
+          <w:lang w:val="en-SI"/>
+        </w:rPr>
+        <w:t>vira</w:t>
+      </w:r>
+      <w:proofErr w:type="spellEnd"/>
+      <w:r>
+        <w:rPr>
+          <w:lang w:val="en-SI"/>
+        </w:rPr>
+        <w:t xml:space="preserve"> </w:t>
+      </w:r>
+      <w:proofErr w:type="spellStart"/>
+      <w:r>
+        <w:rPr>
+          <w:lang w:val="en-SI"/>
+        </w:rPr>
+        <w:t>navesti</w:t>
+      </w:r>
+      <w:proofErr w:type="spellEnd"/>
+      <w:r>
+        <w:rPr>
+          <w:lang w:val="en-SI"/>
+        </w:rPr>
+        <w:t xml:space="preserve"> </w:t>
+      </w:r>
+      <w:proofErr w:type="spellStart"/>
+      <w:r>
+        <w:rPr>
+          <w:lang w:val="en-SI"/>
+        </w:rPr>
+        <w:t>Litvo</w:t>
+      </w:r>
+      <w:proofErr w:type="spellEnd"/>
+      <w:r>
+        <w:rPr>
+          <w:lang w:val="en-SI"/>
+        </w:rPr>
+        <w:t xml:space="preserve">, </w:t>
+      </w:r>
+      <w:proofErr w:type="spellStart"/>
+      <w:r>
+        <w:rPr>
+          <w:lang w:val="en-SI"/>
+        </w:rPr>
+        <w:t>izplačevalec</w:t>
+      </w:r>
+      <w:proofErr w:type="spellEnd"/>
+      <w:r>
+        <w:rPr>
+          <w:lang w:val="en-SI"/>
+        </w:rPr>
+        <w:t xml:space="preserve"> pa je Revolut Securities Europe UAB. </w:t>
+      </w:r>
+      <w:proofErr w:type="spellStart"/>
+      <w:r>
+        <w:rPr>
+          <w:lang w:val="en-SI"/>
+        </w:rPr>
+        <w:t>Vpisati</w:t>
+      </w:r>
+      <w:proofErr w:type="spellEnd"/>
+      <w:r>
+        <w:rPr>
+          <w:lang w:val="en-SI"/>
+        </w:rPr>
+        <w:t xml:space="preserve"> je </w:t>
+      </w:r>
+      <w:proofErr w:type="spellStart"/>
+      <w:r>
+        <w:rPr>
+          <w:lang w:val="en-SI"/>
+        </w:rPr>
+        <w:t>treba</w:t>
+      </w:r>
+      <w:proofErr w:type="spellEnd"/>
+      <w:r>
+        <w:rPr>
+          <w:lang w:val="en-SI"/>
+        </w:rPr>
+        <w:t xml:space="preserve"> </w:t>
+      </w:r>
+      <w:proofErr w:type="spellStart"/>
+      <w:r>
+        <w:rPr>
+          <w:lang w:val="en-SI"/>
+        </w:rPr>
+        <w:t>bruto</w:t>
+      </w:r>
+      <w:proofErr w:type="spellEnd"/>
+      <w:r>
+        <w:rPr>
+          <w:lang w:val="en-SI"/>
+        </w:rPr>
+        <w:t xml:space="preserve"> </w:t>
+      </w:r>
+      <w:proofErr w:type="spellStart"/>
+      <w:r>
+        <w:rPr>
+          <w:lang w:val="en-SI"/>
+        </w:rPr>
+        <w:t>obresti</w:t>
+      </w:r>
+      <w:proofErr w:type="spellEnd"/>
+      <w:r>
+        <w:rPr>
+          <w:lang w:val="en-SI"/>
+        </w:rPr>
+        <w:t xml:space="preserve">, </w:t>
+      </w:r>
+      <w:proofErr w:type="spellStart"/>
+      <w:r>
+        <w:rPr>
+          <w:lang w:val="en-SI"/>
+        </w:rPr>
+        <w:t>torej</w:t>
+      </w:r>
+      <w:proofErr w:type="spellEnd"/>
+      <w:r>
+        <w:rPr>
+          <w:lang w:val="en-SI"/>
+        </w:rPr>
+        <w:t xml:space="preserve"> </w:t>
+      </w:r>
+      <w:proofErr w:type="spellStart"/>
+      <w:r>
+        <w:rPr>
+          <w:lang w:val="en-SI"/>
+        </w:rPr>
+        <w:t>znesek</w:t>
+      </w:r>
+      <w:proofErr w:type="spellEnd"/>
+      <w:r>
+        <w:rPr>
+          <w:lang w:val="en-SI"/>
+        </w:rPr>
+        <w:t xml:space="preserve">, ki ga Revolut </w:t>
+      </w:r>
+      <w:proofErr w:type="spellStart"/>
+      <w:r>
+        <w:rPr>
+          <w:lang w:val="en-SI"/>
+        </w:rPr>
+        <w:t>prikaže</w:t>
+      </w:r>
+      <w:proofErr w:type="spellEnd"/>
+      <w:r>
+        <w:rPr>
+          <w:lang w:val="en-SI"/>
+        </w:rPr>
+        <w:t xml:space="preserve"> </w:t>
+      </w:r>
+      <w:proofErr w:type="spellStart"/>
+      <w:r>
+        <w:rPr>
+          <w:lang w:val="en-SI"/>
+        </w:rPr>
+        <w:t>kot</w:t>
+      </w:r>
+      <w:proofErr w:type="spellEnd"/>
+      <w:r>
+        <w:rPr>
+          <w:lang w:val="en-SI"/>
+        </w:rPr>
+        <w:t xml:space="preserve"> Total earned interest. Ker Revolut </w:t>
+      </w:r>
+      <w:proofErr w:type="spellStart"/>
+      <w:r>
+        <w:rPr>
+          <w:lang w:val="en-SI"/>
+        </w:rPr>
+        <w:t>davka</w:t>
+      </w:r>
+      <w:proofErr w:type="spellEnd"/>
+      <w:r>
+        <w:rPr>
+          <w:lang w:val="en-SI"/>
+        </w:rPr>
+        <w:t xml:space="preserve"> ne </w:t>
+      </w:r>
+      <w:proofErr w:type="spellStart"/>
+      <w:r>
+        <w:rPr>
+          <w:lang w:val="en-SI"/>
+        </w:rPr>
+        <w:t>odtegne</w:t>
+      </w:r>
+      <w:proofErr w:type="spellEnd"/>
+      <w:r>
+        <w:rPr>
+          <w:lang w:val="en-SI"/>
+        </w:rPr>
+        <w:t xml:space="preserve">, v polje za </w:t>
+      </w:r>
+      <w:proofErr w:type="spellStart"/>
+      <w:r>
+        <w:rPr>
+          <w:lang w:val="en-SI"/>
+        </w:rPr>
+        <w:t>tuji</w:t>
+      </w:r>
+      <w:proofErr w:type="spellEnd"/>
+      <w:r>
+        <w:rPr>
+          <w:lang w:val="en-SI"/>
+        </w:rPr>
+        <w:t xml:space="preserve"> </w:t>
+      </w:r>
+      <w:proofErr w:type="spellStart"/>
+      <w:r>
+        <w:rPr>
+          <w:lang w:val="en-SI"/>
+        </w:rPr>
+        <w:t>davek</w:t>
+      </w:r>
+      <w:proofErr w:type="spellEnd"/>
+      <w:r>
+        <w:rPr>
+          <w:lang w:val="en-SI"/>
+        </w:rPr>
+        <w:t xml:space="preserve"> </w:t>
+      </w:r>
+      <w:proofErr w:type="spellStart"/>
+      <w:r>
+        <w:rPr>
+          <w:lang w:val="en-SI"/>
+        </w:rPr>
+        <w:t>vpišeš</w:t>
+      </w:r>
+      <w:proofErr w:type="spellEnd"/>
+      <w:r>
+        <w:rPr>
+          <w:lang w:val="en-SI"/>
+        </w:rPr>
+        <w:t xml:space="preserve"> 0.</w:t>
       </w:r>
     </w:p>
     <w:p>
@@ -325,26 +3455,6 @@
           <w:lang w:val="en-SI"/>
         </w:rPr>
       </w:pPr>
-      <w:r>
-        <w:rPr>
-          <w:lang w:val="en-SI"/>
-        </w:rPr>
-        <w:t xml:space="preserve">Za prijavo se uporablja obrazec DOH-OBR, ki je namenjen napovedi dohodnine od obresti iz tujine. V obrazcu izbereš vrsto dohodka »obresti iz tujine«, kot državo vira navedeš Litvo, izplačevalec pa je Revolut Securities Europe UAB. Prijaviš bruto obresti, torej znesek, ki ga Revolut prikaže kot </w:t>
-      </w:r>
-      <w:r>
-        <w:rPr>
-          <w:i/>
-          <w:iCs/>
-          <w:lang w:val="en-SI"/>
-        </w:rPr>
-        <w:t>Total earned interest</w:t>
-      </w:r>
-      <w:r>
-        <w:rPr>
-          <w:lang w:val="en-SI"/>
-        </w:rPr>
-        <w:t>. Revolut davka ne odtegne, zato v polje za tuji davek vpišeš 0.</w:t>
-      </w:r>
     </w:p>
     <w:p>
       <w:pPr>
@@ -357,7 +3467,609 @@
         <w:rPr>
           <w:lang w:val="en-SI"/>
         </w:rPr>
-        <w:t>Rok za oddajo napovedi je 28. februar za preteklo leto. Če zamudiš, lahko FURS izreče globo, zato si je rok dobro zapisati v koledar.</w:t>
+        <w:t xml:space="preserve">Rok za </w:t>
+      </w:r>
+      <w:proofErr w:type="spellStart"/>
+      <w:r>
+        <w:rPr>
+          <w:lang w:val="en-SI"/>
+        </w:rPr>
+        <w:t>oddajo</w:t>
+      </w:r>
+      <w:proofErr w:type="spellEnd"/>
+      <w:r>
+        <w:rPr>
+          <w:lang w:val="en-SI"/>
+        </w:rPr>
+        <w:t xml:space="preserve"> </w:t>
+      </w:r>
+      <w:proofErr w:type="spellStart"/>
+      <w:r>
+        <w:rPr>
+          <w:lang w:val="en-SI"/>
+        </w:rPr>
+        <w:t>napovedi</w:t>
+      </w:r>
+      <w:proofErr w:type="spellEnd"/>
+      <w:r>
+        <w:rPr>
+          <w:lang w:val="en-SI"/>
+        </w:rPr>
+        <w:t xml:space="preserve"> za </w:t>
+      </w:r>
+      <w:proofErr w:type="spellStart"/>
+      <w:r>
+        <w:rPr>
+          <w:lang w:val="en-SI"/>
+        </w:rPr>
+        <w:t>leto</w:t>
+      </w:r>
+      <w:proofErr w:type="spellEnd"/>
+      <w:r>
+        <w:rPr>
+          <w:lang w:val="en-SI"/>
+        </w:rPr>
+        <w:t xml:space="preserve"> 2026 je 28. </w:t>
+      </w:r>
+      <w:proofErr w:type="spellStart"/>
+      <w:r>
+        <w:rPr>
+          <w:lang w:val="en-SI"/>
+        </w:rPr>
+        <w:t>februar</w:t>
+      </w:r>
+      <w:proofErr w:type="spellEnd"/>
+      <w:r>
+        <w:rPr>
+          <w:lang w:val="en-SI"/>
+        </w:rPr>
+        <w:t xml:space="preserve"> 2027. </w:t>
+      </w:r>
+      <w:proofErr w:type="spellStart"/>
+      <w:r>
+        <w:rPr>
+          <w:lang w:val="en-SI"/>
+        </w:rPr>
+        <w:t>Če</w:t>
+      </w:r>
+      <w:proofErr w:type="spellEnd"/>
+      <w:r>
+        <w:rPr>
+          <w:lang w:val="en-SI"/>
+        </w:rPr>
+        <w:t xml:space="preserve"> </w:t>
+      </w:r>
+      <w:proofErr w:type="spellStart"/>
+      <w:r>
+        <w:rPr>
+          <w:lang w:val="en-SI"/>
+        </w:rPr>
+        <w:t>si</w:t>
+      </w:r>
+      <w:proofErr w:type="spellEnd"/>
+      <w:r>
+        <w:rPr>
+          <w:lang w:val="en-SI"/>
+        </w:rPr>
+        <w:t xml:space="preserve"> </w:t>
+      </w:r>
+      <w:proofErr w:type="spellStart"/>
+      <w:r>
+        <w:rPr>
+          <w:lang w:val="en-SI"/>
+        </w:rPr>
+        <w:t>rok</w:t>
+      </w:r>
+      <w:proofErr w:type="spellEnd"/>
+      <w:r>
+        <w:rPr>
+          <w:lang w:val="en-SI"/>
+        </w:rPr>
+        <w:t xml:space="preserve"> za </w:t>
+      </w:r>
+      <w:proofErr w:type="spellStart"/>
+      <w:r>
+        <w:rPr>
+          <w:lang w:val="en-SI"/>
+        </w:rPr>
+        <w:t>leto</w:t>
+      </w:r>
+      <w:proofErr w:type="spellEnd"/>
+      <w:r>
+        <w:rPr>
+          <w:lang w:val="en-SI"/>
+        </w:rPr>
+        <w:t xml:space="preserve"> 2025 </w:t>
+      </w:r>
+      <w:proofErr w:type="spellStart"/>
+      <w:r>
+        <w:rPr>
+          <w:lang w:val="en-SI"/>
+        </w:rPr>
+        <w:t>zamudil</w:t>
+      </w:r>
+      <w:proofErr w:type="spellEnd"/>
+      <w:r>
+        <w:rPr>
+          <w:lang w:val="en-SI"/>
+        </w:rPr>
+        <w:t xml:space="preserve">, </w:t>
+      </w:r>
+      <w:proofErr w:type="spellStart"/>
+      <w:r>
+        <w:rPr>
+          <w:lang w:val="en-SI"/>
+        </w:rPr>
+        <w:t>lahko</w:t>
+      </w:r>
+      <w:proofErr w:type="spellEnd"/>
+      <w:r>
+        <w:rPr>
+          <w:lang w:val="en-SI"/>
+        </w:rPr>
+        <w:t xml:space="preserve"> </w:t>
+      </w:r>
+      <w:proofErr w:type="spellStart"/>
+      <w:r>
+        <w:rPr>
+          <w:lang w:val="en-SI"/>
+        </w:rPr>
+        <w:t>napoved</w:t>
+      </w:r>
+      <w:proofErr w:type="spellEnd"/>
+      <w:r>
+        <w:rPr>
+          <w:lang w:val="en-SI"/>
+        </w:rPr>
+        <w:t xml:space="preserve"> </w:t>
+      </w:r>
+      <w:proofErr w:type="spellStart"/>
+      <w:r>
+        <w:rPr>
+          <w:lang w:val="en-SI"/>
+        </w:rPr>
+        <w:t>oddaš</w:t>
+      </w:r>
+      <w:proofErr w:type="spellEnd"/>
+      <w:r>
+        <w:rPr>
+          <w:lang w:val="en-SI"/>
+        </w:rPr>
+        <w:t xml:space="preserve"> </w:t>
+      </w:r>
+      <w:proofErr w:type="spellStart"/>
+      <w:r>
+        <w:rPr>
+          <w:lang w:val="en-SI"/>
+        </w:rPr>
+        <w:t>naknadno</w:t>
+      </w:r>
+      <w:proofErr w:type="spellEnd"/>
+      <w:r>
+        <w:rPr>
+          <w:lang w:val="en-SI"/>
+        </w:rPr>
+        <w:t xml:space="preserve">. FURS </w:t>
+      </w:r>
+      <w:proofErr w:type="spellStart"/>
+      <w:r>
+        <w:rPr>
+          <w:lang w:val="en-SI"/>
+        </w:rPr>
+        <w:t>običajno</w:t>
+      </w:r>
+      <w:proofErr w:type="spellEnd"/>
+      <w:r>
+        <w:rPr>
+          <w:lang w:val="en-SI"/>
+        </w:rPr>
+        <w:t xml:space="preserve"> </w:t>
+      </w:r>
+      <w:proofErr w:type="spellStart"/>
+      <w:r>
+        <w:rPr>
+          <w:lang w:val="en-SI"/>
+        </w:rPr>
+        <w:t>najprej</w:t>
+      </w:r>
+      <w:proofErr w:type="spellEnd"/>
+      <w:r>
+        <w:rPr>
+          <w:lang w:val="en-SI"/>
+        </w:rPr>
+        <w:t xml:space="preserve"> </w:t>
+      </w:r>
+      <w:proofErr w:type="spellStart"/>
+      <w:r>
+        <w:rPr>
+          <w:lang w:val="en-SI"/>
+        </w:rPr>
+        <w:t>pošlje</w:t>
+      </w:r>
+      <w:proofErr w:type="spellEnd"/>
+      <w:r>
+        <w:rPr>
+          <w:lang w:val="en-SI"/>
+        </w:rPr>
+        <w:t xml:space="preserve"> </w:t>
+      </w:r>
+      <w:proofErr w:type="spellStart"/>
+      <w:r>
+        <w:rPr>
+          <w:lang w:val="en-SI"/>
+        </w:rPr>
+        <w:t>poziv</w:t>
+      </w:r>
+      <w:proofErr w:type="spellEnd"/>
+      <w:r>
+        <w:rPr>
+          <w:lang w:val="en-SI"/>
+        </w:rPr>
+        <w:t xml:space="preserve">, </w:t>
+      </w:r>
+      <w:proofErr w:type="spellStart"/>
+      <w:r>
+        <w:rPr>
+          <w:lang w:val="en-SI"/>
+        </w:rPr>
+        <w:t>šele</w:t>
+      </w:r>
+      <w:proofErr w:type="spellEnd"/>
+      <w:r>
+        <w:rPr>
+          <w:lang w:val="en-SI"/>
+        </w:rPr>
+        <w:t xml:space="preserve"> </w:t>
+      </w:r>
+      <w:proofErr w:type="spellStart"/>
+      <w:r>
+        <w:rPr>
+          <w:lang w:val="en-SI"/>
+        </w:rPr>
+        <w:t>nato</w:t>
+      </w:r>
+      <w:proofErr w:type="spellEnd"/>
+      <w:r>
+        <w:rPr>
+          <w:lang w:val="en-SI"/>
+        </w:rPr>
+        <w:t xml:space="preserve"> </w:t>
+      </w:r>
+      <w:proofErr w:type="spellStart"/>
+      <w:r>
+        <w:rPr>
+          <w:lang w:val="en-SI"/>
+        </w:rPr>
+        <w:t>sledi</w:t>
+      </w:r>
+      <w:proofErr w:type="spellEnd"/>
+      <w:r>
+        <w:rPr>
+          <w:lang w:val="en-SI"/>
+        </w:rPr>
+        <w:t xml:space="preserve"> </w:t>
+      </w:r>
+      <w:proofErr w:type="spellStart"/>
+      <w:r>
+        <w:rPr>
+          <w:lang w:val="en-SI"/>
+        </w:rPr>
+        <w:t>morebitna</w:t>
+      </w:r>
+      <w:proofErr w:type="spellEnd"/>
+      <w:r>
+        <w:rPr>
+          <w:lang w:val="en-SI"/>
+        </w:rPr>
+        <w:t xml:space="preserve"> </w:t>
+      </w:r>
+      <w:proofErr w:type="spellStart"/>
+      <w:r>
+        <w:rPr>
+          <w:lang w:val="en-SI"/>
+        </w:rPr>
+        <w:t>globa</w:t>
+      </w:r>
+      <w:proofErr w:type="spellEnd"/>
+      <w:r>
+        <w:rPr>
+          <w:lang w:val="en-SI"/>
+        </w:rPr>
+        <w:t xml:space="preserve">. Pri </w:t>
+      </w:r>
+      <w:proofErr w:type="spellStart"/>
+      <w:r>
+        <w:rPr>
+          <w:lang w:val="en-SI"/>
+        </w:rPr>
+        <w:t>manjših</w:t>
+      </w:r>
+      <w:proofErr w:type="spellEnd"/>
+      <w:r>
+        <w:rPr>
+          <w:lang w:val="en-SI"/>
+        </w:rPr>
+        <w:t xml:space="preserve"> </w:t>
+      </w:r>
+      <w:proofErr w:type="spellStart"/>
+      <w:r>
+        <w:rPr>
+          <w:lang w:val="en-SI"/>
+        </w:rPr>
+        <w:t>zneskih</w:t>
+      </w:r>
+      <w:proofErr w:type="spellEnd"/>
+      <w:r>
+        <w:rPr>
+          <w:lang w:val="en-SI"/>
+        </w:rPr>
+        <w:t xml:space="preserve"> se </w:t>
+      </w:r>
+      <w:proofErr w:type="spellStart"/>
+      <w:r>
+        <w:rPr>
+          <w:lang w:val="en-SI"/>
+        </w:rPr>
+        <w:t>pogosto</w:t>
+      </w:r>
+      <w:proofErr w:type="spellEnd"/>
+      <w:r>
+        <w:rPr>
+          <w:lang w:val="en-SI"/>
+        </w:rPr>
+        <w:t xml:space="preserve"> </w:t>
+      </w:r>
+      <w:proofErr w:type="spellStart"/>
+      <w:r>
+        <w:rPr>
+          <w:lang w:val="en-SI"/>
+        </w:rPr>
+        <w:t>zgodi</w:t>
+      </w:r>
+      <w:proofErr w:type="spellEnd"/>
+      <w:r>
+        <w:rPr>
+          <w:lang w:val="en-SI"/>
+        </w:rPr>
+        <w:t xml:space="preserve">, da </w:t>
+      </w:r>
+      <w:proofErr w:type="spellStart"/>
+      <w:r>
+        <w:rPr>
+          <w:lang w:val="en-SI"/>
+        </w:rPr>
+        <w:t>uporabnik</w:t>
+      </w:r>
+      <w:proofErr w:type="spellEnd"/>
+      <w:r>
+        <w:rPr>
+          <w:lang w:val="en-SI"/>
+        </w:rPr>
+        <w:t xml:space="preserve"> </w:t>
+      </w:r>
+      <w:proofErr w:type="spellStart"/>
+      <w:r>
+        <w:rPr>
+          <w:lang w:val="en-SI"/>
+        </w:rPr>
+        <w:t>prejme</w:t>
+      </w:r>
+      <w:proofErr w:type="spellEnd"/>
+      <w:r>
+        <w:rPr>
+          <w:lang w:val="en-SI"/>
+        </w:rPr>
+        <w:t xml:space="preserve"> le </w:t>
+      </w:r>
+      <w:proofErr w:type="spellStart"/>
+      <w:r>
+        <w:rPr>
+          <w:lang w:val="en-SI"/>
+        </w:rPr>
+        <w:t>opozorilo</w:t>
+      </w:r>
+      <w:proofErr w:type="spellEnd"/>
+      <w:r>
+        <w:rPr>
+          <w:lang w:val="en-SI"/>
+        </w:rPr>
+        <w:t xml:space="preserve">, </w:t>
+      </w:r>
+      <w:proofErr w:type="spellStart"/>
+      <w:r>
+        <w:rPr>
+          <w:lang w:val="en-SI"/>
+        </w:rPr>
+        <w:t>vendar</w:t>
+      </w:r>
+      <w:proofErr w:type="spellEnd"/>
+      <w:r>
+        <w:rPr>
+          <w:lang w:val="en-SI"/>
+        </w:rPr>
+        <w:t xml:space="preserve"> se </w:t>
+      </w:r>
+      <w:proofErr w:type="spellStart"/>
+      <w:r>
+        <w:rPr>
+          <w:lang w:val="en-SI"/>
+        </w:rPr>
+        <w:t>na</w:t>
+      </w:r>
+      <w:proofErr w:type="spellEnd"/>
+      <w:r>
+        <w:rPr>
+          <w:lang w:val="en-SI"/>
+        </w:rPr>
+        <w:t xml:space="preserve"> to </w:t>
+      </w:r>
+      <w:proofErr w:type="spellStart"/>
+      <w:r>
+        <w:rPr>
+          <w:lang w:val="en-SI"/>
+        </w:rPr>
+        <w:t>ni</w:t>
+      </w:r>
+      <w:proofErr w:type="spellEnd"/>
+      <w:r>
+        <w:rPr>
+          <w:lang w:val="en-SI"/>
+        </w:rPr>
+        <w:t xml:space="preserve"> </w:t>
+      </w:r>
+      <w:proofErr w:type="spellStart"/>
+      <w:r>
+        <w:rPr>
+          <w:lang w:val="en-SI"/>
+        </w:rPr>
+        <w:t>pametno</w:t>
+      </w:r>
+      <w:proofErr w:type="spellEnd"/>
+      <w:r>
+        <w:rPr>
+          <w:lang w:val="en-SI"/>
+        </w:rPr>
+        <w:t xml:space="preserve"> </w:t>
+      </w:r>
+      <w:proofErr w:type="spellStart"/>
+      <w:r>
+        <w:rPr>
+          <w:lang w:val="en-SI"/>
+        </w:rPr>
+        <w:t>zanašati</w:t>
+      </w:r>
+      <w:proofErr w:type="spellEnd"/>
+      <w:r>
+        <w:rPr>
+          <w:lang w:val="en-SI"/>
+        </w:rPr>
+        <w:t xml:space="preserve">. </w:t>
+      </w:r>
+      <w:proofErr w:type="spellStart"/>
+      <w:r>
+        <w:rPr>
+          <w:lang w:val="en-SI"/>
+        </w:rPr>
+        <w:t>Najbolje</w:t>
+      </w:r>
+      <w:proofErr w:type="spellEnd"/>
+      <w:r>
+        <w:rPr>
+          <w:lang w:val="en-SI"/>
+        </w:rPr>
+        <w:t xml:space="preserve"> je, da </w:t>
+      </w:r>
+      <w:proofErr w:type="spellStart"/>
+      <w:r>
+        <w:rPr>
+          <w:lang w:val="en-SI"/>
+        </w:rPr>
+        <w:t>napoved</w:t>
+      </w:r>
+      <w:proofErr w:type="spellEnd"/>
+      <w:r>
+        <w:rPr>
+          <w:lang w:val="en-SI"/>
+        </w:rPr>
+        <w:t xml:space="preserve"> </w:t>
+      </w:r>
+      <w:proofErr w:type="spellStart"/>
+      <w:r>
+        <w:rPr>
+          <w:lang w:val="en-SI"/>
+        </w:rPr>
+        <w:t>oddaš</w:t>
+      </w:r>
+      <w:proofErr w:type="spellEnd"/>
+      <w:r>
+        <w:rPr>
+          <w:lang w:val="en-SI"/>
+        </w:rPr>
+        <w:t xml:space="preserve"> </w:t>
+      </w:r>
+      <w:proofErr w:type="spellStart"/>
+      <w:r>
+        <w:rPr>
+          <w:lang w:val="en-SI"/>
+        </w:rPr>
+        <w:t>čim</w:t>
+      </w:r>
+      <w:proofErr w:type="spellEnd"/>
+      <w:r>
+        <w:rPr>
+          <w:lang w:val="en-SI"/>
+        </w:rPr>
+        <w:t xml:space="preserve"> </w:t>
+      </w:r>
+      <w:proofErr w:type="spellStart"/>
+      <w:r>
+        <w:rPr>
+          <w:lang w:val="en-SI"/>
+        </w:rPr>
+        <w:t>prej</w:t>
+      </w:r>
+      <w:proofErr w:type="spellEnd"/>
+      <w:r>
+        <w:rPr>
+          <w:lang w:val="en-SI"/>
+        </w:rPr>
+        <w:t xml:space="preserve">, </w:t>
+      </w:r>
+      <w:proofErr w:type="spellStart"/>
+      <w:r>
+        <w:rPr>
+          <w:lang w:val="en-SI"/>
+        </w:rPr>
+        <w:t>saj</w:t>
+      </w:r>
+      <w:proofErr w:type="spellEnd"/>
+      <w:r>
+        <w:rPr>
+          <w:lang w:val="en-SI"/>
+        </w:rPr>
+        <w:t xml:space="preserve"> je </w:t>
+      </w:r>
+      <w:proofErr w:type="spellStart"/>
+      <w:r>
+        <w:rPr>
+          <w:lang w:val="en-SI"/>
+        </w:rPr>
+        <w:t>postopek</w:t>
+      </w:r>
+      <w:proofErr w:type="spellEnd"/>
+      <w:r>
+        <w:rPr>
+          <w:lang w:val="en-SI"/>
+        </w:rPr>
+        <w:t xml:space="preserve"> </w:t>
+      </w:r>
+      <w:proofErr w:type="spellStart"/>
+      <w:r>
+        <w:rPr>
+          <w:lang w:val="en-SI"/>
+        </w:rPr>
+        <w:t>hiter</w:t>
+      </w:r>
+      <w:proofErr w:type="spellEnd"/>
+      <w:r>
+        <w:rPr>
+          <w:lang w:val="en-SI"/>
+        </w:rPr>
+        <w:t xml:space="preserve"> in </w:t>
+      </w:r>
+      <w:proofErr w:type="spellStart"/>
+      <w:r>
+        <w:rPr>
+          <w:lang w:val="en-SI"/>
+        </w:rPr>
+        <w:t>enostaven</w:t>
+      </w:r>
+      <w:proofErr w:type="spellEnd"/>
+      <w:r>
+        <w:rPr>
+          <w:lang w:val="en-SI"/>
+        </w:rPr>
+        <w:t>.</w:t>
       </w:r>
     </w:p>
     <w:p>
@@ -369,133 +4081,1214 @@
           <w:lang w:val="en-SI"/>
         </w:rPr>
       </w:pPr>
-      <w:r>
-        <w:rPr>
-          <w:b/>
-          <w:bCs/>
-          <w:lang w:val="en-SI"/>
-        </w:rPr>
-        <w:t>Kje v Revolutu najdeš podatke za FURS</w:t>
-      </w:r>
     </w:p>
     <w:p>
       <w:pPr>
         <w:spacing w:after="0" w:line="240" w:lineRule="auto"/>
         <w:rPr>
-          <w:lang w:val="en-SI"/>
-        </w:rPr>
-      </w:pPr>
-      <w:r>
-        <w:rPr>
-          <w:lang w:val="en-SI"/>
-        </w:rPr>
-        <w:t xml:space="preserve">Revolut omogoča enostaven izvoz letnega poročila. V aplikaciji odpreš svoj profil, izbereš </w:t>
-      </w:r>
-      <w:r>
-        <w:rPr>
-          <w:i/>
-          <w:iCs/>
-          <w:lang w:val="en-SI"/>
-        </w:rPr>
-        <w:t>Documents &amp; statements</w:t>
-      </w:r>
-      <w:r>
-        <w:rPr>
-          <w:lang w:val="en-SI"/>
-        </w:rPr>
-        <w:t xml:space="preserve">, nato </w:t>
-      </w:r>
-      <w:r>
-        <w:rPr>
-          <w:i/>
-          <w:iCs/>
-          <w:lang w:val="en-SI"/>
-        </w:rPr>
-        <w:t>Consolidated statement</w:t>
-      </w:r>
-      <w:r>
-        <w:rPr>
-          <w:lang w:val="en-SI"/>
-        </w:rPr>
-        <w:t xml:space="preserve"> in izbereš davčno leto. V PDF dokumentu poiščeš vrstico </w:t>
-      </w:r>
-      <w:r>
-        <w:rPr>
-          <w:i/>
-          <w:iCs/>
-          <w:lang w:val="en-SI"/>
-        </w:rPr>
-        <w:t>Total earned interest</w:t>
-      </w:r>
-      <w:r>
-        <w:rPr>
-          <w:lang w:val="en-SI"/>
-        </w:rPr>
-        <w:t xml:space="preserve"> — to je znesek, ki ga prijaviš v obrazcu DOH-OBR.</w:t>
+          <w:b/>
+          <w:bCs/>
+          <w:lang w:val="en-SI"/>
+        </w:rPr>
+      </w:pPr>
+      <w:proofErr w:type="spellStart"/>
+      <w:r>
+        <w:rPr>
+          <w:b/>
+          <w:bCs/>
+          <w:lang w:val="en-SI"/>
+        </w:rPr>
+        <w:t>Kje</w:t>
+      </w:r>
+      <w:proofErr w:type="spellEnd"/>
+      <w:r>
+        <w:rPr>
+          <w:b/>
+          <w:bCs/>
+          <w:lang w:val="en-SI"/>
+        </w:rPr>
+        <w:t xml:space="preserve"> v </w:t>
+      </w:r>
+      <w:proofErr w:type="spellStart"/>
+      <w:r>
+        <w:rPr>
+          <w:b/>
+          <w:bCs/>
+          <w:lang w:val="en-SI"/>
+        </w:rPr>
+        <w:t>Revolutu</w:t>
+      </w:r>
+      <w:proofErr w:type="spellEnd"/>
+      <w:r>
+        <w:rPr>
+          <w:b/>
+          <w:bCs/>
+          <w:lang w:val="en-SI"/>
+        </w:rPr>
+        <w:t xml:space="preserve"> </w:t>
+      </w:r>
+      <w:proofErr w:type="spellStart"/>
+      <w:r>
+        <w:rPr>
+          <w:b/>
+          <w:bCs/>
+          <w:lang w:val="en-SI"/>
+        </w:rPr>
+        <w:t>najdeš</w:t>
+      </w:r>
+      <w:proofErr w:type="spellEnd"/>
+      <w:r>
+        <w:rPr>
+          <w:b/>
+          <w:bCs/>
+          <w:lang w:val="en-SI"/>
+        </w:rPr>
+        <w:t xml:space="preserve"> </w:t>
+      </w:r>
+      <w:proofErr w:type="spellStart"/>
+      <w:r>
+        <w:rPr>
+          <w:b/>
+          <w:bCs/>
+          <w:lang w:val="en-SI"/>
+        </w:rPr>
+        <w:t>podatke</w:t>
+      </w:r>
+      <w:proofErr w:type="spellEnd"/>
+      <w:r>
+        <w:rPr>
+          <w:b/>
+          <w:bCs/>
+          <w:lang w:val="en-SI"/>
+        </w:rPr>
+        <w:t xml:space="preserve">, ki </w:t>
+      </w:r>
+      <w:proofErr w:type="spellStart"/>
+      <w:r>
+        <w:rPr>
+          <w:b/>
+          <w:bCs/>
+          <w:lang w:val="en-SI"/>
+        </w:rPr>
+        <w:t>jih</w:t>
+      </w:r>
+      <w:proofErr w:type="spellEnd"/>
+      <w:r>
+        <w:rPr>
+          <w:b/>
+          <w:bCs/>
+          <w:lang w:val="en-SI"/>
+        </w:rPr>
+        <w:t xml:space="preserve"> </w:t>
+      </w:r>
+      <w:proofErr w:type="spellStart"/>
+      <w:r>
+        <w:rPr>
+          <w:b/>
+          <w:bCs/>
+          <w:lang w:val="en-SI"/>
+        </w:rPr>
+        <w:t>potrebuje</w:t>
+      </w:r>
+      <w:proofErr w:type="spellEnd"/>
+      <w:r>
+        <w:rPr>
+          <w:b/>
+          <w:bCs/>
+          <w:lang w:val="en-SI"/>
+        </w:rPr>
+        <w:t xml:space="preserve"> FURS</w:t>
       </w:r>
     </w:p>
     <w:p>
       <w:pPr>
         <w:spacing w:after="0" w:line="240" w:lineRule="auto"/>
         <w:rPr>
-          <w:b/>
-          <w:bCs/>
-          <w:lang w:val="en-SI"/>
-        </w:rPr>
-      </w:pPr>
-      <w:r>
-        <w:rPr>
-          <w:b/>
-          <w:bCs/>
-          <w:lang w:val="en-SI"/>
-        </w:rPr>
-        <w:t>Kolikšen je davek in kako ga FURS obračuna</w:t>
+          <w:lang w:val="en-SI"/>
+        </w:rPr>
+      </w:pPr>
+      <w:r>
+        <w:rPr>
+          <w:lang w:val="en-SI"/>
+        </w:rPr>
+        <w:t xml:space="preserve">Revolut </w:t>
+      </w:r>
+      <w:proofErr w:type="spellStart"/>
+      <w:r>
+        <w:rPr>
+          <w:lang w:val="en-SI"/>
+        </w:rPr>
+        <w:t>omogoča</w:t>
+      </w:r>
+      <w:proofErr w:type="spellEnd"/>
+      <w:r>
+        <w:rPr>
+          <w:lang w:val="en-SI"/>
+        </w:rPr>
+        <w:t xml:space="preserve"> </w:t>
+      </w:r>
+      <w:proofErr w:type="spellStart"/>
+      <w:r>
+        <w:rPr>
+          <w:lang w:val="en-SI"/>
+        </w:rPr>
+        <w:t>enostaven</w:t>
+      </w:r>
+      <w:proofErr w:type="spellEnd"/>
+      <w:r>
+        <w:rPr>
+          <w:lang w:val="en-SI"/>
+        </w:rPr>
+        <w:t xml:space="preserve"> </w:t>
+      </w:r>
+      <w:proofErr w:type="spellStart"/>
+      <w:r>
+        <w:rPr>
+          <w:lang w:val="en-SI"/>
+        </w:rPr>
+        <w:t>izvoz</w:t>
+      </w:r>
+      <w:proofErr w:type="spellEnd"/>
+      <w:r>
+        <w:rPr>
+          <w:lang w:val="en-SI"/>
+        </w:rPr>
+        <w:t xml:space="preserve"> </w:t>
+      </w:r>
+      <w:proofErr w:type="spellStart"/>
+      <w:r>
+        <w:rPr>
+          <w:lang w:val="en-SI"/>
+        </w:rPr>
+        <w:t>letnega</w:t>
+      </w:r>
+      <w:proofErr w:type="spellEnd"/>
+      <w:r>
+        <w:rPr>
+          <w:lang w:val="en-SI"/>
+        </w:rPr>
+        <w:t xml:space="preserve"> </w:t>
+      </w:r>
+      <w:proofErr w:type="spellStart"/>
+      <w:r>
+        <w:rPr>
+          <w:lang w:val="en-SI"/>
+        </w:rPr>
+        <w:t>poročila</w:t>
+      </w:r>
+      <w:proofErr w:type="spellEnd"/>
+      <w:r>
+        <w:rPr>
+          <w:lang w:val="en-SI"/>
+        </w:rPr>
+        <w:t xml:space="preserve">. V </w:t>
+      </w:r>
+      <w:proofErr w:type="spellStart"/>
+      <w:r>
+        <w:rPr>
+          <w:lang w:val="en-SI"/>
+        </w:rPr>
+        <w:t>aplikaciji</w:t>
+      </w:r>
+      <w:proofErr w:type="spellEnd"/>
+      <w:r>
+        <w:rPr>
+          <w:lang w:val="en-SI"/>
+        </w:rPr>
+        <w:t xml:space="preserve"> </w:t>
+      </w:r>
+      <w:proofErr w:type="spellStart"/>
+      <w:r>
+        <w:rPr>
+          <w:lang w:val="en-SI"/>
+        </w:rPr>
+        <w:t>odpreš</w:t>
+      </w:r>
+      <w:proofErr w:type="spellEnd"/>
+      <w:r>
+        <w:rPr>
+          <w:lang w:val="en-SI"/>
+        </w:rPr>
+        <w:t xml:space="preserve"> </w:t>
+      </w:r>
+      <w:proofErr w:type="spellStart"/>
+      <w:r>
+        <w:rPr>
+          <w:lang w:val="en-SI"/>
+        </w:rPr>
+        <w:t>svoj</w:t>
+      </w:r>
+      <w:proofErr w:type="spellEnd"/>
+      <w:r>
+        <w:rPr>
+          <w:lang w:val="en-SI"/>
+        </w:rPr>
+        <w:t xml:space="preserve"> </w:t>
+      </w:r>
+      <w:proofErr w:type="spellStart"/>
+      <w:r>
+        <w:rPr>
+          <w:lang w:val="en-SI"/>
+        </w:rPr>
+        <w:t>profil</w:t>
+      </w:r>
+      <w:proofErr w:type="spellEnd"/>
+      <w:r>
+        <w:rPr>
+          <w:lang w:val="en-SI"/>
+        </w:rPr>
+        <w:t xml:space="preserve">, </w:t>
+      </w:r>
+      <w:proofErr w:type="spellStart"/>
+      <w:r>
+        <w:rPr>
+          <w:lang w:val="en-SI"/>
+        </w:rPr>
+        <w:t>izbereš</w:t>
+      </w:r>
+      <w:proofErr w:type="spellEnd"/>
+      <w:r>
+        <w:rPr>
+          <w:lang w:val="en-SI"/>
+        </w:rPr>
+        <w:t xml:space="preserve"> Documents and statements, </w:t>
+      </w:r>
+      <w:proofErr w:type="spellStart"/>
+      <w:r>
+        <w:rPr>
+          <w:lang w:val="en-SI"/>
+        </w:rPr>
+        <w:t>nato</w:t>
+      </w:r>
+      <w:proofErr w:type="spellEnd"/>
+      <w:r>
+        <w:rPr>
+          <w:lang w:val="en-SI"/>
+        </w:rPr>
+        <w:t xml:space="preserve"> Consolidated statement in </w:t>
+      </w:r>
+      <w:proofErr w:type="spellStart"/>
+      <w:r>
+        <w:rPr>
+          <w:lang w:val="en-SI"/>
+        </w:rPr>
+        <w:t>izbereš</w:t>
+      </w:r>
+      <w:proofErr w:type="spellEnd"/>
+      <w:r>
+        <w:rPr>
+          <w:lang w:val="en-SI"/>
+        </w:rPr>
+        <w:t xml:space="preserve"> </w:t>
+      </w:r>
+      <w:proofErr w:type="spellStart"/>
+      <w:r>
+        <w:rPr>
+          <w:lang w:val="en-SI"/>
+        </w:rPr>
+        <w:t>davčno</w:t>
+      </w:r>
+      <w:proofErr w:type="spellEnd"/>
+      <w:r>
+        <w:rPr>
+          <w:lang w:val="en-SI"/>
+        </w:rPr>
+        <w:t xml:space="preserve"> </w:t>
+      </w:r>
+      <w:proofErr w:type="spellStart"/>
+      <w:r>
+        <w:rPr>
+          <w:lang w:val="en-SI"/>
+        </w:rPr>
+        <w:t>leto</w:t>
+      </w:r>
+      <w:proofErr w:type="spellEnd"/>
+      <w:r>
+        <w:rPr>
+          <w:lang w:val="en-SI"/>
+        </w:rPr>
+        <w:t xml:space="preserve">. V PDF </w:t>
+      </w:r>
+      <w:proofErr w:type="spellStart"/>
+      <w:r>
+        <w:rPr>
+          <w:lang w:val="en-SI"/>
+        </w:rPr>
+        <w:t>dokumentu</w:t>
+      </w:r>
+      <w:proofErr w:type="spellEnd"/>
+      <w:r>
+        <w:rPr>
+          <w:lang w:val="en-SI"/>
+        </w:rPr>
+        <w:t xml:space="preserve"> </w:t>
+      </w:r>
+      <w:proofErr w:type="spellStart"/>
+      <w:r>
+        <w:rPr>
+          <w:lang w:val="en-SI"/>
+        </w:rPr>
+        <w:t>poiščeš</w:t>
+      </w:r>
+      <w:proofErr w:type="spellEnd"/>
+      <w:r>
+        <w:rPr>
+          <w:lang w:val="en-SI"/>
+        </w:rPr>
+        <w:t xml:space="preserve"> </w:t>
+      </w:r>
+      <w:proofErr w:type="spellStart"/>
+      <w:r>
+        <w:rPr>
+          <w:lang w:val="en-SI"/>
+        </w:rPr>
+        <w:t>vrstico</w:t>
+      </w:r>
+      <w:proofErr w:type="spellEnd"/>
+      <w:r>
+        <w:rPr>
+          <w:lang w:val="en-SI"/>
+        </w:rPr>
+        <w:t xml:space="preserve"> Total earned interest. To je </w:t>
+      </w:r>
+      <w:proofErr w:type="spellStart"/>
+      <w:r>
+        <w:rPr>
+          <w:lang w:val="en-SI"/>
+        </w:rPr>
+        <w:t>znesek</w:t>
+      </w:r>
+      <w:proofErr w:type="spellEnd"/>
+      <w:r>
+        <w:rPr>
+          <w:lang w:val="en-SI"/>
+        </w:rPr>
+        <w:t xml:space="preserve">, ki ga </w:t>
+      </w:r>
+      <w:proofErr w:type="spellStart"/>
+      <w:r>
+        <w:rPr>
+          <w:lang w:val="en-SI"/>
+        </w:rPr>
+        <w:t>prijaviš</w:t>
+      </w:r>
+      <w:proofErr w:type="spellEnd"/>
+      <w:r>
+        <w:rPr>
+          <w:lang w:val="en-SI"/>
+        </w:rPr>
+        <w:t xml:space="preserve"> v </w:t>
+      </w:r>
+      <w:proofErr w:type="spellStart"/>
+      <w:r>
+        <w:rPr>
+          <w:lang w:val="en-SI"/>
+        </w:rPr>
+        <w:t>obrazcu</w:t>
+      </w:r>
+      <w:proofErr w:type="spellEnd"/>
+      <w:r>
+        <w:rPr>
+          <w:lang w:val="en-SI"/>
+        </w:rPr>
+        <w:t xml:space="preserve"> DOH-OBR. </w:t>
+      </w:r>
+      <w:proofErr w:type="spellStart"/>
+      <w:r>
+        <w:rPr>
+          <w:lang w:val="en-SI"/>
+        </w:rPr>
+        <w:t>Dokument</w:t>
+      </w:r>
+      <w:proofErr w:type="spellEnd"/>
+      <w:r>
+        <w:rPr>
+          <w:lang w:val="en-SI"/>
+        </w:rPr>
+        <w:t xml:space="preserve"> </w:t>
+      </w:r>
+      <w:proofErr w:type="spellStart"/>
+      <w:r>
+        <w:rPr>
+          <w:lang w:val="en-SI"/>
+        </w:rPr>
+        <w:t>vsebuje</w:t>
+      </w:r>
+      <w:proofErr w:type="spellEnd"/>
+      <w:r>
+        <w:rPr>
+          <w:lang w:val="en-SI"/>
+        </w:rPr>
+        <w:t xml:space="preserve"> </w:t>
+      </w:r>
+      <w:proofErr w:type="spellStart"/>
+      <w:r>
+        <w:rPr>
+          <w:lang w:val="en-SI"/>
+        </w:rPr>
+        <w:t>tudi</w:t>
+      </w:r>
+      <w:proofErr w:type="spellEnd"/>
+      <w:r>
+        <w:rPr>
+          <w:lang w:val="en-SI"/>
+        </w:rPr>
+        <w:t xml:space="preserve"> </w:t>
+      </w:r>
+      <w:proofErr w:type="spellStart"/>
+      <w:r>
+        <w:rPr>
+          <w:lang w:val="en-SI"/>
+        </w:rPr>
+        <w:t>druge</w:t>
+      </w:r>
+      <w:proofErr w:type="spellEnd"/>
+      <w:r>
+        <w:rPr>
+          <w:lang w:val="en-SI"/>
+        </w:rPr>
+        <w:t xml:space="preserve"> </w:t>
+      </w:r>
+      <w:proofErr w:type="spellStart"/>
+      <w:r>
+        <w:rPr>
+          <w:lang w:val="en-SI"/>
+        </w:rPr>
+        <w:t>podatke</w:t>
+      </w:r>
+      <w:proofErr w:type="spellEnd"/>
+      <w:r>
+        <w:rPr>
+          <w:lang w:val="en-SI"/>
+        </w:rPr>
+        <w:t xml:space="preserve">, ki </w:t>
+      </w:r>
+      <w:proofErr w:type="spellStart"/>
+      <w:r>
+        <w:rPr>
+          <w:lang w:val="en-SI"/>
+        </w:rPr>
+        <w:t>jih</w:t>
+      </w:r>
+      <w:proofErr w:type="spellEnd"/>
+      <w:r>
+        <w:rPr>
+          <w:lang w:val="en-SI"/>
+        </w:rPr>
+        <w:t xml:space="preserve"> FURS </w:t>
+      </w:r>
+      <w:proofErr w:type="spellStart"/>
+      <w:r>
+        <w:rPr>
+          <w:lang w:val="en-SI"/>
+        </w:rPr>
+        <w:t>sicer</w:t>
+      </w:r>
+      <w:proofErr w:type="spellEnd"/>
+      <w:r>
+        <w:rPr>
+          <w:lang w:val="en-SI"/>
+        </w:rPr>
+        <w:t xml:space="preserve"> ne </w:t>
+      </w:r>
+      <w:proofErr w:type="spellStart"/>
+      <w:r>
+        <w:rPr>
+          <w:lang w:val="en-SI"/>
+        </w:rPr>
+        <w:t>zahteva</w:t>
+      </w:r>
+      <w:proofErr w:type="spellEnd"/>
+      <w:r>
+        <w:rPr>
+          <w:lang w:val="en-SI"/>
+        </w:rPr>
+        <w:t xml:space="preserve">, </w:t>
+      </w:r>
+      <w:proofErr w:type="spellStart"/>
+      <w:r>
+        <w:rPr>
+          <w:lang w:val="en-SI"/>
+        </w:rPr>
+        <w:t>vendar</w:t>
+      </w:r>
+      <w:proofErr w:type="spellEnd"/>
+      <w:r>
+        <w:rPr>
+          <w:lang w:val="en-SI"/>
+        </w:rPr>
+        <w:t xml:space="preserve"> so </w:t>
+      </w:r>
+      <w:proofErr w:type="spellStart"/>
+      <w:r>
+        <w:rPr>
+          <w:lang w:val="en-SI"/>
+        </w:rPr>
+        <w:t>koristni</w:t>
+      </w:r>
+      <w:proofErr w:type="spellEnd"/>
+      <w:r>
+        <w:rPr>
+          <w:lang w:val="en-SI"/>
+        </w:rPr>
+        <w:t xml:space="preserve"> za </w:t>
+      </w:r>
+      <w:proofErr w:type="spellStart"/>
+      <w:r>
+        <w:rPr>
+          <w:lang w:val="en-SI"/>
+        </w:rPr>
+        <w:t>lastno</w:t>
+      </w:r>
+      <w:proofErr w:type="spellEnd"/>
+      <w:r>
+        <w:rPr>
+          <w:lang w:val="en-SI"/>
+        </w:rPr>
+        <w:t xml:space="preserve"> </w:t>
+      </w:r>
+      <w:proofErr w:type="spellStart"/>
+      <w:r>
+        <w:rPr>
+          <w:lang w:val="en-SI"/>
+        </w:rPr>
+        <w:t>evidenco</w:t>
+      </w:r>
+      <w:proofErr w:type="spellEnd"/>
+      <w:r>
+        <w:rPr>
+          <w:lang w:val="en-SI"/>
+        </w:rPr>
+        <w:t>.</w:t>
       </w:r>
     </w:p>
     <w:p>
       <w:pPr>
         <w:spacing w:after="0" w:line="240" w:lineRule="auto"/>
         <w:rPr>
-          <w:lang w:val="en-SI"/>
-        </w:rPr>
-      </w:pPr>
-      <w:r>
-        <w:rPr>
-          <w:lang w:val="en-SI"/>
-        </w:rPr>
-        <w:t>Dohodek iz investicijskih skladov se obdavči po enotni stopnji 25 %. Davek je dokončen, kar pomeni, da se ne vključuje v letno dohodnino in ga ne moreš znižati z olajšavami. Za razliko od delnic tu ni časovnega znižanja davčne stopnje — tudi če bi sredstva držal 20 let, je davek vedno enak.</w:t>
-      </w:r>
+          <w:b/>
+          <w:bCs/>
+          <w:lang w:val="en-SI"/>
+        </w:rPr>
+      </w:pPr>
     </w:p>
     <w:p>
       <w:pPr>
         <w:spacing w:after="0" w:line="240" w:lineRule="auto"/>
         <w:rPr>
-          <w:lang w:val="en-SI"/>
-        </w:rPr>
-      </w:pPr>
-      <w:r>
-        <w:rPr>
-          <w:lang w:val="en-SI"/>
-        </w:rPr>
-        <w:t>Če si na primer v letu 2025 prejel 120 evrov obresti, bo FURS obračunal 30 evrov davka, tebi pa bo ostalo 90 evrov neto.</w:t>
+          <w:b/>
+          <w:bCs/>
+          <w:lang w:val="en-SI"/>
+        </w:rPr>
+      </w:pPr>
+      <w:proofErr w:type="spellStart"/>
+      <w:r>
+        <w:rPr>
+          <w:b/>
+          <w:bCs/>
+          <w:lang w:val="en-SI"/>
+        </w:rPr>
+        <w:lastRenderedPageBreak/>
+        <w:t>Kolikšen</w:t>
+      </w:r>
+      <w:proofErr w:type="spellEnd"/>
+      <w:r>
+        <w:rPr>
+          <w:b/>
+          <w:bCs/>
+          <w:lang w:val="en-SI"/>
+        </w:rPr>
+        <w:t xml:space="preserve"> je </w:t>
+      </w:r>
+      <w:proofErr w:type="spellStart"/>
+      <w:r>
+        <w:rPr>
+          <w:b/>
+          <w:bCs/>
+          <w:lang w:val="en-SI"/>
+        </w:rPr>
+        <w:t>davek</w:t>
+      </w:r>
+      <w:proofErr w:type="spellEnd"/>
+      <w:r>
+        <w:rPr>
+          <w:b/>
+          <w:bCs/>
+          <w:lang w:val="en-SI"/>
+        </w:rPr>
+        <w:t xml:space="preserve"> v </w:t>
+      </w:r>
+      <w:proofErr w:type="spellStart"/>
+      <w:r>
+        <w:rPr>
+          <w:b/>
+          <w:bCs/>
+          <w:lang w:val="en-SI"/>
+        </w:rPr>
+        <w:t>letu</w:t>
+      </w:r>
+      <w:proofErr w:type="spellEnd"/>
+      <w:r>
+        <w:rPr>
+          <w:b/>
+          <w:bCs/>
+          <w:lang w:val="en-SI"/>
+        </w:rPr>
+        <w:t xml:space="preserve"> 2026</w:t>
       </w:r>
     </w:p>
     <w:p>
       <w:pPr>
         <w:spacing w:after="0" w:line="240" w:lineRule="auto"/>
         <w:rPr>
-          <w:b/>
-          <w:bCs/>
-          <w:lang w:val="en-SI"/>
-        </w:rPr>
-      </w:pPr>
-      <w:r>
-        <w:rPr>
-          <w:b/>
-          <w:bCs/>
-          <w:lang w:val="en-SI"/>
-        </w:rPr>
-        <w:t>Kako je z Revolut Savings (zavarovanimi računi)</w:t>
+          <w:lang w:val="en-SI"/>
+        </w:rPr>
+      </w:pPr>
+      <w:proofErr w:type="spellStart"/>
+      <w:r>
+        <w:rPr>
+          <w:lang w:val="en-SI"/>
+        </w:rPr>
+        <w:t>Dohodek</w:t>
+      </w:r>
+      <w:proofErr w:type="spellEnd"/>
+      <w:r>
+        <w:rPr>
+          <w:lang w:val="en-SI"/>
+        </w:rPr>
+        <w:t xml:space="preserve"> </w:t>
+      </w:r>
+      <w:proofErr w:type="spellStart"/>
+      <w:r>
+        <w:rPr>
+          <w:lang w:val="en-SI"/>
+        </w:rPr>
+        <w:t>iz</w:t>
+      </w:r>
+      <w:proofErr w:type="spellEnd"/>
+      <w:r>
+        <w:rPr>
+          <w:lang w:val="en-SI"/>
+        </w:rPr>
+        <w:t xml:space="preserve"> </w:t>
+      </w:r>
+      <w:proofErr w:type="spellStart"/>
+      <w:r>
+        <w:rPr>
+          <w:lang w:val="en-SI"/>
+        </w:rPr>
+        <w:t>investicijskih</w:t>
+      </w:r>
+      <w:proofErr w:type="spellEnd"/>
+      <w:r>
+        <w:rPr>
+          <w:lang w:val="en-SI"/>
+        </w:rPr>
+        <w:t xml:space="preserve"> </w:t>
+      </w:r>
+      <w:proofErr w:type="spellStart"/>
+      <w:r>
+        <w:rPr>
+          <w:lang w:val="en-SI"/>
+        </w:rPr>
+        <w:t>skladov</w:t>
+      </w:r>
+      <w:proofErr w:type="spellEnd"/>
+      <w:r>
+        <w:rPr>
+          <w:lang w:val="en-SI"/>
+        </w:rPr>
+        <w:t xml:space="preserve"> se </w:t>
+      </w:r>
+      <w:proofErr w:type="spellStart"/>
+      <w:r>
+        <w:rPr>
+          <w:lang w:val="en-SI"/>
+        </w:rPr>
+        <w:t>obdavči</w:t>
+      </w:r>
+      <w:proofErr w:type="spellEnd"/>
+      <w:r>
+        <w:rPr>
+          <w:lang w:val="en-SI"/>
+        </w:rPr>
+        <w:t xml:space="preserve"> po </w:t>
+      </w:r>
+      <w:proofErr w:type="spellStart"/>
+      <w:r>
+        <w:rPr>
+          <w:lang w:val="en-SI"/>
+        </w:rPr>
+        <w:t>enotni</w:t>
+      </w:r>
+      <w:proofErr w:type="spellEnd"/>
+      <w:r>
+        <w:rPr>
+          <w:lang w:val="en-SI"/>
+        </w:rPr>
+        <w:t xml:space="preserve"> </w:t>
+      </w:r>
+      <w:proofErr w:type="spellStart"/>
+      <w:r>
+        <w:rPr>
+          <w:lang w:val="en-SI"/>
+        </w:rPr>
+        <w:t>stopnji</w:t>
+      </w:r>
+      <w:proofErr w:type="spellEnd"/>
+      <w:r>
+        <w:rPr>
+          <w:lang w:val="en-SI"/>
+        </w:rPr>
+        <w:t xml:space="preserve"> 25 </w:t>
+      </w:r>
+      <w:proofErr w:type="spellStart"/>
+      <w:r>
+        <w:rPr>
+          <w:lang w:val="en-SI"/>
+        </w:rPr>
+        <w:t>odstotkov</w:t>
+      </w:r>
+      <w:proofErr w:type="spellEnd"/>
+      <w:r>
+        <w:rPr>
+          <w:lang w:val="en-SI"/>
+        </w:rPr>
+        <w:t xml:space="preserve">. </w:t>
+      </w:r>
+      <w:proofErr w:type="spellStart"/>
+      <w:r>
+        <w:rPr>
+          <w:lang w:val="en-SI"/>
+        </w:rPr>
+        <w:t>Davek</w:t>
+      </w:r>
+      <w:proofErr w:type="spellEnd"/>
+      <w:r>
+        <w:rPr>
+          <w:lang w:val="en-SI"/>
+        </w:rPr>
+        <w:t xml:space="preserve"> je </w:t>
+      </w:r>
+      <w:proofErr w:type="spellStart"/>
+      <w:r>
+        <w:rPr>
+          <w:lang w:val="en-SI"/>
+        </w:rPr>
+        <w:t>dokončen</w:t>
+      </w:r>
+      <w:proofErr w:type="spellEnd"/>
+      <w:r>
+        <w:rPr>
+          <w:lang w:val="en-SI"/>
+        </w:rPr>
+        <w:t xml:space="preserve">, </w:t>
+      </w:r>
+      <w:proofErr w:type="spellStart"/>
+      <w:r>
+        <w:rPr>
+          <w:lang w:val="en-SI"/>
+        </w:rPr>
+        <w:t>kar</w:t>
+      </w:r>
+      <w:proofErr w:type="spellEnd"/>
+      <w:r>
+        <w:rPr>
+          <w:lang w:val="en-SI"/>
+        </w:rPr>
+        <w:t xml:space="preserve"> </w:t>
+      </w:r>
+      <w:proofErr w:type="spellStart"/>
+      <w:r>
+        <w:rPr>
+          <w:lang w:val="en-SI"/>
+        </w:rPr>
+        <w:t>pomeni</w:t>
+      </w:r>
+      <w:proofErr w:type="spellEnd"/>
+      <w:r>
+        <w:rPr>
+          <w:lang w:val="en-SI"/>
+        </w:rPr>
+        <w:t xml:space="preserve">, da se ne </w:t>
+      </w:r>
+      <w:proofErr w:type="spellStart"/>
+      <w:r>
+        <w:rPr>
+          <w:lang w:val="en-SI"/>
+        </w:rPr>
+        <w:t>vključuje</w:t>
+      </w:r>
+      <w:proofErr w:type="spellEnd"/>
+      <w:r>
+        <w:rPr>
+          <w:lang w:val="en-SI"/>
+        </w:rPr>
+        <w:t xml:space="preserve"> v </w:t>
+      </w:r>
+      <w:proofErr w:type="spellStart"/>
+      <w:r>
+        <w:rPr>
+          <w:lang w:val="en-SI"/>
+        </w:rPr>
+        <w:t>letno</w:t>
+      </w:r>
+      <w:proofErr w:type="spellEnd"/>
+      <w:r>
+        <w:rPr>
+          <w:lang w:val="en-SI"/>
+        </w:rPr>
+        <w:t xml:space="preserve"> </w:t>
+      </w:r>
+      <w:proofErr w:type="spellStart"/>
+      <w:r>
+        <w:rPr>
+          <w:lang w:val="en-SI"/>
+        </w:rPr>
+        <w:t>dohodnino</w:t>
+      </w:r>
+      <w:proofErr w:type="spellEnd"/>
+      <w:r>
+        <w:rPr>
+          <w:lang w:val="en-SI"/>
+        </w:rPr>
+        <w:t xml:space="preserve"> in ga </w:t>
+      </w:r>
+      <w:proofErr w:type="spellStart"/>
+      <w:r>
+        <w:rPr>
+          <w:lang w:val="en-SI"/>
+        </w:rPr>
+        <w:t>ni</w:t>
+      </w:r>
+      <w:proofErr w:type="spellEnd"/>
+      <w:r>
+        <w:rPr>
+          <w:lang w:val="en-SI"/>
+        </w:rPr>
+        <w:t xml:space="preserve"> </w:t>
+      </w:r>
+      <w:proofErr w:type="spellStart"/>
+      <w:r>
+        <w:rPr>
+          <w:lang w:val="en-SI"/>
+        </w:rPr>
+        <w:t>mogoče</w:t>
+      </w:r>
+      <w:proofErr w:type="spellEnd"/>
+      <w:r>
+        <w:rPr>
+          <w:lang w:val="en-SI"/>
+        </w:rPr>
+        <w:t xml:space="preserve"> </w:t>
+      </w:r>
+      <w:proofErr w:type="spellStart"/>
+      <w:r>
+        <w:rPr>
+          <w:lang w:val="en-SI"/>
+        </w:rPr>
+        <w:t>znižati</w:t>
+      </w:r>
+      <w:proofErr w:type="spellEnd"/>
+      <w:r>
+        <w:rPr>
+          <w:lang w:val="en-SI"/>
+        </w:rPr>
+        <w:t xml:space="preserve"> z </w:t>
+      </w:r>
+      <w:proofErr w:type="spellStart"/>
+      <w:r>
+        <w:rPr>
+          <w:lang w:val="en-SI"/>
+        </w:rPr>
+        <w:t>olajšavami</w:t>
+      </w:r>
+      <w:proofErr w:type="spellEnd"/>
+      <w:r>
+        <w:rPr>
+          <w:lang w:val="en-SI"/>
+        </w:rPr>
+        <w:t xml:space="preserve">. Za </w:t>
+      </w:r>
+      <w:proofErr w:type="spellStart"/>
+      <w:r>
+        <w:rPr>
+          <w:lang w:val="en-SI"/>
+        </w:rPr>
+        <w:t>razliko</w:t>
+      </w:r>
+      <w:proofErr w:type="spellEnd"/>
+      <w:r>
+        <w:rPr>
+          <w:lang w:val="en-SI"/>
+        </w:rPr>
+        <w:t xml:space="preserve"> od </w:t>
+      </w:r>
+      <w:proofErr w:type="spellStart"/>
+      <w:r>
+        <w:rPr>
+          <w:lang w:val="en-SI"/>
+        </w:rPr>
+        <w:t>delnic</w:t>
+      </w:r>
+      <w:proofErr w:type="spellEnd"/>
+      <w:r>
+        <w:rPr>
+          <w:lang w:val="en-SI"/>
+        </w:rPr>
+        <w:t xml:space="preserve"> </w:t>
+      </w:r>
+      <w:proofErr w:type="spellStart"/>
+      <w:r>
+        <w:rPr>
+          <w:lang w:val="en-SI"/>
+        </w:rPr>
+        <w:t>tu</w:t>
+      </w:r>
+      <w:proofErr w:type="spellEnd"/>
+      <w:r>
+        <w:rPr>
+          <w:lang w:val="en-SI"/>
+        </w:rPr>
+        <w:t xml:space="preserve"> </w:t>
+      </w:r>
+      <w:proofErr w:type="spellStart"/>
+      <w:r>
+        <w:rPr>
+          <w:lang w:val="en-SI"/>
+        </w:rPr>
+        <w:t>ni</w:t>
+      </w:r>
+      <w:proofErr w:type="spellEnd"/>
+      <w:r>
+        <w:rPr>
+          <w:lang w:val="en-SI"/>
+        </w:rPr>
+        <w:t xml:space="preserve"> </w:t>
+      </w:r>
+      <w:proofErr w:type="spellStart"/>
+      <w:r>
+        <w:rPr>
+          <w:lang w:val="en-SI"/>
+        </w:rPr>
+        <w:t>časovnega</w:t>
+      </w:r>
+      <w:proofErr w:type="spellEnd"/>
+      <w:r>
+        <w:rPr>
+          <w:lang w:val="en-SI"/>
+        </w:rPr>
+        <w:t xml:space="preserve"> </w:t>
+      </w:r>
+      <w:proofErr w:type="spellStart"/>
+      <w:r>
+        <w:rPr>
+          <w:lang w:val="en-SI"/>
+        </w:rPr>
+        <w:t>znižanja</w:t>
+      </w:r>
+      <w:proofErr w:type="spellEnd"/>
+      <w:r>
+        <w:rPr>
+          <w:lang w:val="en-SI"/>
+        </w:rPr>
+        <w:t xml:space="preserve"> </w:t>
+      </w:r>
+      <w:proofErr w:type="spellStart"/>
+      <w:r>
+        <w:rPr>
+          <w:lang w:val="en-SI"/>
+        </w:rPr>
+        <w:t>davčne</w:t>
+      </w:r>
+      <w:proofErr w:type="spellEnd"/>
+      <w:r>
+        <w:rPr>
+          <w:lang w:val="en-SI"/>
+        </w:rPr>
+        <w:t xml:space="preserve"> </w:t>
+      </w:r>
+      <w:proofErr w:type="spellStart"/>
+      <w:r>
+        <w:rPr>
+          <w:lang w:val="en-SI"/>
+        </w:rPr>
+        <w:t>stopnje</w:t>
+      </w:r>
+      <w:proofErr w:type="spellEnd"/>
+      <w:r>
+        <w:rPr>
+          <w:lang w:val="en-SI"/>
+        </w:rPr>
+        <w:t xml:space="preserve">. Ne glede </w:t>
+      </w:r>
+      <w:proofErr w:type="spellStart"/>
+      <w:r>
+        <w:rPr>
+          <w:lang w:val="en-SI"/>
+        </w:rPr>
+        <w:t>na</w:t>
+      </w:r>
+      <w:proofErr w:type="spellEnd"/>
+      <w:r>
+        <w:rPr>
+          <w:lang w:val="en-SI"/>
+        </w:rPr>
+        <w:t xml:space="preserve"> to, </w:t>
+      </w:r>
+      <w:proofErr w:type="spellStart"/>
+      <w:r>
+        <w:rPr>
+          <w:lang w:val="en-SI"/>
+        </w:rPr>
+        <w:t>ali</w:t>
+      </w:r>
+      <w:proofErr w:type="spellEnd"/>
+      <w:r>
+        <w:rPr>
+          <w:lang w:val="en-SI"/>
+        </w:rPr>
+        <w:t xml:space="preserve"> </w:t>
+      </w:r>
+      <w:proofErr w:type="spellStart"/>
+      <w:r>
+        <w:rPr>
+          <w:lang w:val="en-SI"/>
+        </w:rPr>
+        <w:t>imaš</w:t>
+      </w:r>
+      <w:proofErr w:type="spellEnd"/>
+      <w:r>
+        <w:rPr>
+          <w:lang w:val="en-SI"/>
+        </w:rPr>
+        <w:t xml:space="preserve"> </w:t>
+      </w:r>
+      <w:proofErr w:type="spellStart"/>
+      <w:r>
+        <w:rPr>
+          <w:lang w:val="en-SI"/>
+        </w:rPr>
+        <w:t>sredstva</w:t>
+      </w:r>
+      <w:proofErr w:type="spellEnd"/>
+      <w:r>
+        <w:rPr>
+          <w:lang w:val="en-SI"/>
+        </w:rPr>
+        <w:t xml:space="preserve"> v </w:t>
+      </w:r>
+      <w:proofErr w:type="spellStart"/>
+      <w:r>
+        <w:rPr>
+          <w:lang w:val="en-SI"/>
+        </w:rPr>
+        <w:t>skladu</w:t>
+      </w:r>
+      <w:proofErr w:type="spellEnd"/>
+      <w:r>
+        <w:rPr>
+          <w:lang w:val="en-SI"/>
+        </w:rPr>
+        <w:t xml:space="preserve"> </w:t>
+      </w:r>
+      <w:proofErr w:type="spellStart"/>
+      <w:r>
+        <w:rPr>
+          <w:lang w:val="en-SI"/>
+        </w:rPr>
+        <w:t>eno</w:t>
+      </w:r>
+      <w:proofErr w:type="spellEnd"/>
+      <w:r>
+        <w:rPr>
+          <w:lang w:val="en-SI"/>
+        </w:rPr>
+        <w:t xml:space="preserve"> </w:t>
+      </w:r>
+      <w:proofErr w:type="spellStart"/>
+      <w:r>
+        <w:rPr>
+          <w:lang w:val="en-SI"/>
+        </w:rPr>
+        <w:t>leto</w:t>
+      </w:r>
+      <w:proofErr w:type="spellEnd"/>
+      <w:r>
+        <w:rPr>
+          <w:lang w:val="en-SI"/>
+        </w:rPr>
+        <w:t xml:space="preserve"> </w:t>
+      </w:r>
+      <w:proofErr w:type="spellStart"/>
+      <w:r>
+        <w:rPr>
+          <w:lang w:val="en-SI"/>
+        </w:rPr>
+        <w:t>ali</w:t>
+      </w:r>
+      <w:proofErr w:type="spellEnd"/>
+      <w:r>
+        <w:rPr>
+          <w:lang w:val="en-SI"/>
+        </w:rPr>
+        <w:t xml:space="preserve"> </w:t>
+      </w:r>
+      <w:proofErr w:type="spellStart"/>
+      <w:r>
+        <w:rPr>
+          <w:lang w:val="en-SI"/>
+        </w:rPr>
+        <w:t>dvajset</w:t>
+      </w:r>
+      <w:proofErr w:type="spellEnd"/>
+      <w:r>
+        <w:rPr>
+          <w:lang w:val="en-SI"/>
+        </w:rPr>
+        <w:t xml:space="preserve"> let, je </w:t>
+      </w:r>
+      <w:proofErr w:type="spellStart"/>
+      <w:r>
+        <w:rPr>
+          <w:lang w:val="en-SI"/>
+        </w:rPr>
+        <w:t>stopnja</w:t>
+      </w:r>
+      <w:proofErr w:type="spellEnd"/>
+      <w:r>
+        <w:rPr>
+          <w:lang w:val="en-SI"/>
+        </w:rPr>
+        <w:t xml:space="preserve"> </w:t>
+      </w:r>
+      <w:proofErr w:type="spellStart"/>
+      <w:r>
+        <w:rPr>
+          <w:lang w:val="en-SI"/>
+        </w:rPr>
+        <w:t>vedno</w:t>
+      </w:r>
+      <w:proofErr w:type="spellEnd"/>
+      <w:r>
+        <w:rPr>
+          <w:lang w:val="en-SI"/>
+        </w:rPr>
+        <w:t xml:space="preserve"> </w:t>
+      </w:r>
+      <w:proofErr w:type="spellStart"/>
+      <w:r>
+        <w:rPr>
+          <w:lang w:val="en-SI"/>
+        </w:rPr>
+        <w:t>enaka</w:t>
+      </w:r>
+      <w:proofErr w:type="spellEnd"/>
+      <w:r>
+        <w:rPr>
+          <w:lang w:val="en-SI"/>
+        </w:rPr>
+        <w:t>.</w:t>
       </w:r>
     </w:p>
     <w:p>
@@ -505,13 +5298,6 @@
           <w:lang w:val="en-SI"/>
         </w:rPr>
       </w:pPr>
-      <w:r>
-        <w:rPr>
-          <w:lang w:val="en-SI"/>
-        </w:rPr>
-        <w:lastRenderedPageBreak/>
-        <w:t>Revolut ponuja dve vrsti varčevanja: Savings (Protected Savings) in Flexible Account. Savings je klasični depozit, ki je zavarovan pri banki, zato zanj veljajo pravila kot za tuje bančne obresti. Prijaviš ga samo, če presežeš 1.000 evrov obresti v letu, uporabljaš pa obrazec DOHKAP št. 2.</w:t>
-      </w:r>
     </w:p>
     <w:p>
       <w:pPr>
@@ -520,117 +5306,3667 @@
           <w:lang w:val="en-SI"/>
         </w:rPr>
       </w:pPr>
-      <w:r>
-        <w:rPr>
-          <w:lang w:val="en-SI"/>
-        </w:rPr>
-        <w:t>Flexible Account pa je sklad denarnega trga, zato moraš prijaviti vsak znesek, tudi če je minimalen.</w:t>
+      <w:proofErr w:type="spellStart"/>
+      <w:r>
+        <w:rPr>
+          <w:lang w:val="en-SI"/>
+        </w:rPr>
+        <w:t>Če</w:t>
+      </w:r>
+      <w:proofErr w:type="spellEnd"/>
+      <w:r>
+        <w:rPr>
+          <w:lang w:val="en-SI"/>
+        </w:rPr>
+        <w:t xml:space="preserve"> </w:t>
+      </w:r>
+      <w:proofErr w:type="spellStart"/>
+      <w:r>
+        <w:rPr>
+          <w:lang w:val="en-SI"/>
+        </w:rPr>
+        <w:t>si</w:t>
+      </w:r>
+      <w:proofErr w:type="spellEnd"/>
+      <w:r>
+        <w:rPr>
+          <w:lang w:val="en-SI"/>
+        </w:rPr>
+        <w:t xml:space="preserve"> v </w:t>
+      </w:r>
+      <w:proofErr w:type="spellStart"/>
+      <w:r>
+        <w:rPr>
+          <w:lang w:val="en-SI"/>
+        </w:rPr>
+        <w:t>letu</w:t>
+      </w:r>
+      <w:proofErr w:type="spellEnd"/>
+      <w:r>
+        <w:rPr>
+          <w:lang w:val="en-SI"/>
+        </w:rPr>
+        <w:t xml:space="preserve"> 2026 </w:t>
+      </w:r>
+      <w:proofErr w:type="spellStart"/>
+      <w:r>
+        <w:rPr>
+          <w:lang w:val="en-SI"/>
+        </w:rPr>
+        <w:t>prejel</w:t>
+      </w:r>
+      <w:proofErr w:type="spellEnd"/>
+      <w:r>
+        <w:rPr>
+          <w:lang w:val="en-SI"/>
+        </w:rPr>
+        <w:t xml:space="preserve"> 200 </w:t>
+      </w:r>
+      <w:proofErr w:type="spellStart"/>
+      <w:r>
+        <w:rPr>
+          <w:lang w:val="en-SI"/>
+        </w:rPr>
+        <w:t>evrov</w:t>
+      </w:r>
+      <w:proofErr w:type="spellEnd"/>
+      <w:r>
+        <w:rPr>
+          <w:lang w:val="en-SI"/>
+        </w:rPr>
+        <w:t xml:space="preserve"> </w:t>
+      </w:r>
+      <w:proofErr w:type="spellStart"/>
+      <w:r>
+        <w:rPr>
+          <w:lang w:val="en-SI"/>
+        </w:rPr>
+        <w:t>obresti</w:t>
+      </w:r>
+      <w:proofErr w:type="spellEnd"/>
+      <w:r>
+        <w:rPr>
+          <w:lang w:val="en-SI"/>
+        </w:rPr>
+        <w:t xml:space="preserve">, </w:t>
+      </w:r>
+      <w:proofErr w:type="spellStart"/>
+      <w:r>
+        <w:rPr>
+          <w:lang w:val="en-SI"/>
+        </w:rPr>
+        <w:t>bo</w:t>
+      </w:r>
+      <w:proofErr w:type="spellEnd"/>
+      <w:r>
+        <w:rPr>
+          <w:lang w:val="en-SI"/>
+        </w:rPr>
+        <w:t xml:space="preserve"> FURS </w:t>
+      </w:r>
+      <w:proofErr w:type="spellStart"/>
+      <w:r>
+        <w:rPr>
+          <w:lang w:val="en-SI"/>
+        </w:rPr>
+        <w:t>obračunal</w:t>
+      </w:r>
+      <w:proofErr w:type="spellEnd"/>
+      <w:r>
+        <w:rPr>
+          <w:lang w:val="en-SI"/>
+        </w:rPr>
+        <w:t xml:space="preserve"> 50 </w:t>
+      </w:r>
+      <w:proofErr w:type="spellStart"/>
+      <w:r>
+        <w:rPr>
+          <w:lang w:val="en-SI"/>
+        </w:rPr>
+        <w:t>evrov</w:t>
+      </w:r>
+      <w:proofErr w:type="spellEnd"/>
+      <w:r>
+        <w:rPr>
+          <w:lang w:val="en-SI"/>
+        </w:rPr>
+        <w:t xml:space="preserve"> </w:t>
+      </w:r>
+      <w:proofErr w:type="spellStart"/>
+      <w:r>
+        <w:rPr>
+          <w:lang w:val="en-SI"/>
+        </w:rPr>
+        <w:t>davka</w:t>
+      </w:r>
+      <w:proofErr w:type="spellEnd"/>
+      <w:r>
+        <w:rPr>
+          <w:lang w:val="en-SI"/>
+        </w:rPr>
+        <w:t xml:space="preserve">, </w:t>
+      </w:r>
+      <w:proofErr w:type="spellStart"/>
+      <w:r>
+        <w:rPr>
+          <w:lang w:val="en-SI"/>
+        </w:rPr>
+        <w:t>tebi</w:t>
+      </w:r>
+      <w:proofErr w:type="spellEnd"/>
+      <w:r>
+        <w:rPr>
+          <w:lang w:val="en-SI"/>
+        </w:rPr>
+        <w:t xml:space="preserve"> pa </w:t>
+      </w:r>
+      <w:proofErr w:type="spellStart"/>
+      <w:r>
+        <w:rPr>
+          <w:lang w:val="en-SI"/>
+        </w:rPr>
+        <w:t>bo</w:t>
+      </w:r>
+      <w:proofErr w:type="spellEnd"/>
+      <w:r>
+        <w:rPr>
+          <w:lang w:val="en-SI"/>
+        </w:rPr>
+        <w:t xml:space="preserve"> </w:t>
+      </w:r>
+      <w:proofErr w:type="spellStart"/>
+      <w:r>
+        <w:rPr>
+          <w:lang w:val="en-SI"/>
+        </w:rPr>
+        <w:t>ostalo</w:t>
+      </w:r>
+      <w:proofErr w:type="spellEnd"/>
+      <w:r>
+        <w:rPr>
+          <w:lang w:val="en-SI"/>
+        </w:rPr>
+        <w:t xml:space="preserve"> 150 </w:t>
+      </w:r>
+      <w:proofErr w:type="spellStart"/>
+      <w:r>
+        <w:rPr>
+          <w:lang w:val="en-SI"/>
+        </w:rPr>
+        <w:t>evrov</w:t>
+      </w:r>
+      <w:proofErr w:type="spellEnd"/>
+      <w:r>
+        <w:rPr>
+          <w:lang w:val="en-SI"/>
+        </w:rPr>
+        <w:t xml:space="preserve"> </w:t>
+      </w:r>
+      <w:proofErr w:type="spellStart"/>
+      <w:r>
+        <w:rPr>
+          <w:lang w:val="en-SI"/>
+        </w:rPr>
+        <w:t>neto</w:t>
+      </w:r>
+      <w:proofErr w:type="spellEnd"/>
+      <w:r>
+        <w:rPr>
+          <w:lang w:val="en-SI"/>
+        </w:rPr>
+        <w:t xml:space="preserve">. </w:t>
+      </w:r>
+      <w:proofErr w:type="spellStart"/>
+      <w:r>
+        <w:rPr>
+          <w:lang w:val="en-SI"/>
+        </w:rPr>
+        <w:t>Če</w:t>
+      </w:r>
+      <w:proofErr w:type="spellEnd"/>
+      <w:r>
+        <w:rPr>
+          <w:lang w:val="en-SI"/>
+        </w:rPr>
+        <w:t xml:space="preserve"> </w:t>
+      </w:r>
+      <w:proofErr w:type="spellStart"/>
+      <w:r>
+        <w:rPr>
+          <w:lang w:val="en-SI"/>
+        </w:rPr>
+        <w:t>želiš</w:t>
+      </w:r>
+      <w:proofErr w:type="spellEnd"/>
+      <w:r>
+        <w:rPr>
+          <w:lang w:val="en-SI"/>
+        </w:rPr>
+        <w:t xml:space="preserve"> </w:t>
+      </w:r>
+      <w:proofErr w:type="spellStart"/>
+      <w:r>
+        <w:rPr>
+          <w:lang w:val="en-SI"/>
+        </w:rPr>
+        <w:t>preveriti</w:t>
+      </w:r>
+      <w:proofErr w:type="spellEnd"/>
+      <w:r>
+        <w:rPr>
+          <w:lang w:val="en-SI"/>
+        </w:rPr>
+        <w:t xml:space="preserve">, </w:t>
+      </w:r>
+      <w:proofErr w:type="spellStart"/>
+      <w:r>
+        <w:rPr>
+          <w:lang w:val="en-SI"/>
+        </w:rPr>
+        <w:t>koliko</w:t>
+      </w:r>
+      <w:proofErr w:type="spellEnd"/>
+      <w:r>
+        <w:rPr>
+          <w:lang w:val="en-SI"/>
+        </w:rPr>
+        <w:t xml:space="preserve"> </w:t>
+      </w:r>
+      <w:proofErr w:type="spellStart"/>
+      <w:r>
+        <w:rPr>
+          <w:lang w:val="en-SI"/>
+        </w:rPr>
+        <w:t>ti</w:t>
+      </w:r>
+      <w:proofErr w:type="spellEnd"/>
+      <w:r>
+        <w:rPr>
+          <w:lang w:val="en-SI"/>
+        </w:rPr>
+        <w:t xml:space="preserve"> </w:t>
+      </w:r>
+      <w:proofErr w:type="spellStart"/>
+      <w:r>
+        <w:rPr>
+          <w:lang w:val="en-SI"/>
+        </w:rPr>
+        <w:t>ostane</w:t>
+      </w:r>
+      <w:proofErr w:type="spellEnd"/>
+      <w:r>
+        <w:rPr>
+          <w:lang w:val="en-SI"/>
+        </w:rPr>
+        <w:t xml:space="preserve"> po </w:t>
+      </w:r>
+      <w:proofErr w:type="spellStart"/>
+      <w:r>
+        <w:rPr>
+          <w:lang w:val="en-SI"/>
+        </w:rPr>
+        <w:t>davku</w:t>
+      </w:r>
+      <w:proofErr w:type="spellEnd"/>
+      <w:r>
+        <w:rPr>
+          <w:lang w:val="en-SI"/>
+        </w:rPr>
+        <w:t xml:space="preserve">, </w:t>
+      </w:r>
+      <w:proofErr w:type="spellStart"/>
+      <w:r>
+        <w:rPr>
+          <w:lang w:val="en-SI"/>
+        </w:rPr>
+        <w:t>lahko</w:t>
+      </w:r>
+      <w:proofErr w:type="spellEnd"/>
+      <w:r>
+        <w:rPr>
+          <w:lang w:val="en-SI"/>
+        </w:rPr>
+        <w:t xml:space="preserve"> </w:t>
+      </w:r>
+      <w:proofErr w:type="spellStart"/>
+      <w:r>
+        <w:rPr>
+          <w:lang w:val="en-SI"/>
+        </w:rPr>
+        <w:t>uporabiš</w:t>
+      </w:r>
+      <w:proofErr w:type="spellEnd"/>
+      <w:r>
+        <w:rPr>
+          <w:lang w:val="en-SI"/>
+        </w:rPr>
+        <w:t xml:space="preserve"> </w:t>
+      </w:r>
+      <w:proofErr w:type="spellStart"/>
+      <w:r>
+        <w:rPr>
+          <w:lang w:val="en-SI"/>
+        </w:rPr>
+        <w:t>kalkulator</w:t>
+      </w:r>
+      <w:proofErr w:type="spellEnd"/>
+      <w:r>
+        <w:rPr>
+          <w:lang w:val="en-SI"/>
+        </w:rPr>
+        <w:t xml:space="preserve"> </w:t>
+      </w:r>
+      <w:proofErr w:type="spellStart"/>
+      <w:r>
+        <w:rPr>
+          <w:lang w:val="en-SI"/>
+        </w:rPr>
+        <w:t>obresti</w:t>
+      </w:r>
+      <w:proofErr w:type="spellEnd"/>
+      <w:r>
+        <w:rPr>
+          <w:lang w:val="en-SI"/>
+        </w:rPr>
+        <w:t xml:space="preserve"> </w:t>
+      </w:r>
+      <w:proofErr w:type="spellStart"/>
+      <w:r>
+        <w:rPr>
+          <w:lang w:val="en-SI"/>
+        </w:rPr>
+        <w:t>na</w:t>
+      </w:r>
+      <w:proofErr w:type="spellEnd"/>
+      <w:r>
+        <w:rPr>
+          <w:lang w:val="en-SI"/>
+        </w:rPr>
+        <w:t xml:space="preserve"> FinPortal.si, </w:t>
+      </w:r>
+      <w:proofErr w:type="spellStart"/>
+      <w:r>
+        <w:rPr>
+          <w:lang w:val="en-SI"/>
+        </w:rPr>
+        <w:t>kjer</w:t>
+      </w:r>
+      <w:proofErr w:type="spellEnd"/>
+      <w:r>
+        <w:rPr>
+          <w:lang w:val="en-SI"/>
+        </w:rPr>
+        <w:t xml:space="preserve"> </w:t>
+      </w:r>
+      <w:proofErr w:type="spellStart"/>
+      <w:r>
+        <w:rPr>
+          <w:lang w:val="en-SI"/>
+        </w:rPr>
+        <w:t>lahko</w:t>
+      </w:r>
+      <w:proofErr w:type="spellEnd"/>
+      <w:r>
+        <w:rPr>
+          <w:lang w:val="en-SI"/>
+        </w:rPr>
+        <w:t xml:space="preserve"> </w:t>
+      </w:r>
+      <w:proofErr w:type="spellStart"/>
+      <w:r>
+        <w:rPr>
+          <w:lang w:val="en-SI"/>
+        </w:rPr>
+        <w:t>primerjaš</w:t>
+      </w:r>
+      <w:proofErr w:type="spellEnd"/>
+      <w:r>
+        <w:rPr>
+          <w:lang w:val="en-SI"/>
+        </w:rPr>
+        <w:t xml:space="preserve"> </w:t>
+      </w:r>
+      <w:proofErr w:type="spellStart"/>
+      <w:r>
+        <w:rPr>
+          <w:lang w:val="en-SI"/>
+        </w:rPr>
+        <w:t>tudi</w:t>
+      </w:r>
+      <w:proofErr w:type="spellEnd"/>
+      <w:r>
+        <w:rPr>
+          <w:lang w:val="en-SI"/>
+        </w:rPr>
+        <w:t xml:space="preserve"> </w:t>
+      </w:r>
+      <w:proofErr w:type="spellStart"/>
+      <w:r>
+        <w:rPr>
+          <w:lang w:val="en-SI"/>
+        </w:rPr>
+        <w:t>različne</w:t>
+      </w:r>
+      <w:proofErr w:type="spellEnd"/>
+      <w:r>
+        <w:rPr>
+          <w:lang w:val="en-SI"/>
+        </w:rPr>
+        <w:t xml:space="preserve"> </w:t>
+      </w:r>
+      <w:proofErr w:type="spellStart"/>
+      <w:r>
+        <w:rPr>
+          <w:lang w:val="en-SI"/>
+        </w:rPr>
+        <w:t>obrestne</w:t>
+      </w:r>
+      <w:proofErr w:type="spellEnd"/>
+      <w:r>
+        <w:rPr>
+          <w:lang w:val="en-SI"/>
+        </w:rPr>
+        <w:t xml:space="preserve"> mere in alternative.</w:t>
       </w:r>
     </w:p>
     <w:p>
       <w:pPr>
         <w:spacing w:after="0" w:line="240" w:lineRule="auto"/>
         <w:rPr>
-          <w:lang w:val="en-SI"/>
-        </w:rPr>
-      </w:pPr>
-      <w:r>
-        <w:rPr>
-          <w:lang w:val="en-SI"/>
-        </w:rPr>
-        <w:t>Najpogostejše napake uporabnikov</w:t>
-      </w:r>
+          <w:b/>
+          <w:bCs/>
+          <w:lang w:val="en-SI"/>
+        </w:rPr>
+      </w:pPr>
     </w:p>
     <w:p>
       <w:pPr>
         <w:spacing w:after="0" w:line="240" w:lineRule="auto"/>
         <w:rPr>
-          <w:lang w:val="en-SI"/>
-        </w:rPr>
-      </w:pPr>
-      <w:r>
-        <w:rPr>
-          <w:lang w:val="en-SI"/>
-        </w:rPr>
-        <w:t>Veliko uporabnikov misli, da Revolut sam poroča FURS-u, kar ne drži. Revolut poroča le litovskim organom, ne slovenskim. Pogosta napaka je tudi ta, da uporabniki prijavijo neto obresti, čeprav morajo prijaviti bruto znesek. Nekateri pozabijo na rok ali mislijo, da je davek že plačan, kar prav tako ne drži — Revolut davka ne odtegne.</w:t>
+          <w:b/>
+          <w:bCs/>
+          <w:lang w:val="en-SI"/>
+        </w:rPr>
+      </w:pPr>
+      <w:r>
+        <w:rPr>
+          <w:b/>
+          <w:bCs/>
+          <w:lang w:val="en-SI"/>
+        </w:rPr>
+        <w:t xml:space="preserve">Kako je z Revolut Savings in </w:t>
+      </w:r>
+      <w:proofErr w:type="spellStart"/>
+      <w:r>
+        <w:rPr>
+          <w:b/>
+          <w:bCs/>
+          <w:lang w:val="en-SI"/>
+        </w:rPr>
+        <w:t>zakaj</w:t>
+      </w:r>
+      <w:proofErr w:type="spellEnd"/>
+      <w:r>
+        <w:rPr>
+          <w:b/>
+          <w:bCs/>
+          <w:lang w:val="en-SI"/>
+        </w:rPr>
+        <w:t xml:space="preserve"> ga </w:t>
+      </w:r>
+      <w:proofErr w:type="spellStart"/>
+      <w:r>
+        <w:rPr>
+          <w:b/>
+          <w:bCs/>
+          <w:lang w:val="en-SI"/>
+        </w:rPr>
+        <w:t>uporabniki</w:t>
+      </w:r>
+      <w:proofErr w:type="spellEnd"/>
+      <w:r>
+        <w:rPr>
+          <w:b/>
+          <w:bCs/>
+          <w:lang w:val="en-SI"/>
+        </w:rPr>
+        <w:t xml:space="preserve"> </w:t>
+      </w:r>
+      <w:proofErr w:type="spellStart"/>
+      <w:r>
+        <w:rPr>
+          <w:b/>
+          <w:bCs/>
+          <w:lang w:val="en-SI"/>
+        </w:rPr>
+        <w:t>pogosto</w:t>
+      </w:r>
+      <w:proofErr w:type="spellEnd"/>
+      <w:r>
+        <w:rPr>
+          <w:b/>
+          <w:bCs/>
+          <w:lang w:val="en-SI"/>
+        </w:rPr>
+        <w:t xml:space="preserve"> </w:t>
+      </w:r>
+      <w:proofErr w:type="spellStart"/>
+      <w:r>
+        <w:rPr>
+          <w:b/>
+          <w:bCs/>
+          <w:lang w:val="en-SI"/>
+        </w:rPr>
+        <w:t>zamenjujejo</w:t>
+      </w:r>
+      <w:proofErr w:type="spellEnd"/>
+      <w:r>
+        <w:rPr>
+          <w:b/>
+          <w:bCs/>
+          <w:lang w:val="en-SI"/>
+        </w:rPr>
+        <w:t xml:space="preserve"> s Flexible Account</w:t>
       </w:r>
     </w:p>
     <w:p>
       <w:pPr>
         <w:spacing w:after="0" w:line="240" w:lineRule="auto"/>
         <w:rPr>
-          <w:b/>
-          <w:bCs/>
-          <w:lang w:val="en-SI"/>
-        </w:rPr>
-      </w:pPr>
-      <w:r>
-        <w:rPr>
-          <w:b/>
-          <w:bCs/>
-          <w:lang w:val="en-SI"/>
-        </w:rPr>
-        <w:t>Ali se Flexible Account splača kljub davku?</w:t>
+          <w:lang w:val="en-SI"/>
+        </w:rPr>
+      </w:pPr>
+      <w:r>
+        <w:rPr>
+          <w:lang w:val="en-SI"/>
+        </w:rPr>
+        <w:t xml:space="preserve">Revolut </w:t>
+      </w:r>
+      <w:proofErr w:type="spellStart"/>
+      <w:r>
+        <w:rPr>
+          <w:lang w:val="en-SI"/>
+        </w:rPr>
+        <w:t>ponuja</w:t>
+      </w:r>
+      <w:proofErr w:type="spellEnd"/>
+      <w:r>
+        <w:rPr>
+          <w:lang w:val="en-SI"/>
+        </w:rPr>
+        <w:t xml:space="preserve"> </w:t>
+      </w:r>
+      <w:proofErr w:type="spellStart"/>
+      <w:r>
+        <w:rPr>
+          <w:lang w:val="en-SI"/>
+        </w:rPr>
+        <w:t>dve</w:t>
+      </w:r>
+      <w:proofErr w:type="spellEnd"/>
+      <w:r>
+        <w:rPr>
+          <w:lang w:val="en-SI"/>
+        </w:rPr>
+        <w:t xml:space="preserve"> </w:t>
+      </w:r>
+      <w:proofErr w:type="spellStart"/>
+      <w:r>
+        <w:rPr>
+          <w:lang w:val="en-SI"/>
+        </w:rPr>
+        <w:t>vrsti</w:t>
+      </w:r>
+      <w:proofErr w:type="spellEnd"/>
+      <w:r>
+        <w:rPr>
+          <w:lang w:val="en-SI"/>
+        </w:rPr>
+        <w:t xml:space="preserve"> </w:t>
+      </w:r>
+      <w:proofErr w:type="spellStart"/>
+      <w:r>
+        <w:rPr>
+          <w:lang w:val="en-SI"/>
+        </w:rPr>
+        <w:t>varčevanja</w:t>
+      </w:r>
+      <w:proofErr w:type="spellEnd"/>
+      <w:r>
+        <w:rPr>
+          <w:lang w:val="en-SI"/>
+        </w:rPr>
+        <w:t xml:space="preserve">, ki </w:t>
+      </w:r>
+      <w:proofErr w:type="spellStart"/>
+      <w:r>
+        <w:rPr>
+          <w:lang w:val="en-SI"/>
+        </w:rPr>
+        <w:t>ju</w:t>
+      </w:r>
+      <w:proofErr w:type="spellEnd"/>
+      <w:r>
+        <w:rPr>
+          <w:lang w:val="en-SI"/>
+        </w:rPr>
+        <w:t xml:space="preserve"> </w:t>
+      </w:r>
+      <w:proofErr w:type="spellStart"/>
+      <w:r>
+        <w:rPr>
+          <w:lang w:val="en-SI"/>
+        </w:rPr>
+        <w:t>uporabniki</w:t>
+      </w:r>
+      <w:proofErr w:type="spellEnd"/>
+      <w:r>
+        <w:rPr>
+          <w:lang w:val="en-SI"/>
+        </w:rPr>
+        <w:t xml:space="preserve"> </w:t>
+      </w:r>
+      <w:proofErr w:type="spellStart"/>
+      <w:r>
+        <w:rPr>
+          <w:lang w:val="en-SI"/>
+        </w:rPr>
+        <w:t>pogosto</w:t>
+      </w:r>
+      <w:proofErr w:type="spellEnd"/>
+      <w:r>
+        <w:rPr>
+          <w:lang w:val="en-SI"/>
+        </w:rPr>
+        <w:t xml:space="preserve"> </w:t>
+      </w:r>
+      <w:proofErr w:type="spellStart"/>
+      <w:r>
+        <w:rPr>
+          <w:lang w:val="en-SI"/>
+        </w:rPr>
+        <w:t>zamenjujejo</w:t>
+      </w:r>
+      <w:proofErr w:type="spellEnd"/>
+      <w:r>
+        <w:rPr>
+          <w:lang w:val="en-SI"/>
+        </w:rPr>
+        <w:t xml:space="preserve">. Flexible Account je </w:t>
+      </w:r>
+      <w:proofErr w:type="spellStart"/>
+      <w:r>
+        <w:rPr>
+          <w:lang w:val="en-SI"/>
+        </w:rPr>
+        <w:t>sklad</w:t>
+      </w:r>
+      <w:proofErr w:type="spellEnd"/>
+      <w:r>
+        <w:rPr>
+          <w:lang w:val="en-SI"/>
+        </w:rPr>
+        <w:t xml:space="preserve"> </w:t>
+      </w:r>
+      <w:proofErr w:type="spellStart"/>
+      <w:r>
+        <w:rPr>
+          <w:lang w:val="en-SI"/>
+        </w:rPr>
+        <w:t>denarnega</w:t>
+      </w:r>
+      <w:proofErr w:type="spellEnd"/>
+      <w:r>
+        <w:rPr>
+          <w:lang w:val="en-SI"/>
+        </w:rPr>
+        <w:t xml:space="preserve"> </w:t>
+      </w:r>
+      <w:proofErr w:type="spellStart"/>
+      <w:r>
+        <w:rPr>
+          <w:lang w:val="en-SI"/>
+        </w:rPr>
+        <w:t>trga</w:t>
+      </w:r>
+      <w:proofErr w:type="spellEnd"/>
+      <w:r>
+        <w:rPr>
+          <w:lang w:val="en-SI"/>
+        </w:rPr>
+        <w:t xml:space="preserve"> in ga </w:t>
+      </w:r>
+      <w:proofErr w:type="spellStart"/>
+      <w:r>
+        <w:rPr>
+          <w:lang w:val="en-SI"/>
+        </w:rPr>
+        <w:t>moraš</w:t>
+      </w:r>
+      <w:proofErr w:type="spellEnd"/>
+      <w:r>
+        <w:rPr>
+          <w:lang w:val="en-SI"/>
+        </w:rPr>
+        <w:t xml:space="preserve"> </w:t>
+      </w:r>
+      <w:proofErr w:type="spellStart"/>
+      <w:r>
+        <w:rPr>
+          <w:lang w:val="en-SI"/>
+        </w:rPr>
+        <w:t>prijaviti</w:t>
+      </w:r>
+      <w:proofErr w:type="spellEnd"/>
+      <w:r>
+        <w:rPr>
+          <w:lang w:val="en-SI"/>
+        </w:rPr>
+        <w:t xml:space="preserve"> </w:t>
+      </w:r>
+      <w:proofErr w:type="spellStart"/>
+      <w:r>
+        <w:rPr>
+          <w:lang w:val="en-SI"/>
+        </w:rPr>
+        <w:t>vedno</w:t>
+      </w:r>
+      <w:proofErr w:type="spellEnd"/>
+      <w:r>
+        <w:rPr>
+          <w:lang w:val="en-SI"/>
+        </w:rPr>
+        <w:t xml:space="preserve">. Savings </w:t>
+      </w:r>
+      <w:proofErr w:type="spellStart"/>
+      <w:r>
+        <w:rPr>
+          <w:lang w:val="en-SI"/>
+        </w:rPr>
+        <w:t>oziroma</w:t>
+      </w:r>
+      <w:proofErr w:type="spellEnd"/>
+      <w:r>
+        <w:rPr>
+          <w:lang w:val="en-SI"/>
+        </w:rPr>
+        <w:t xml:space="preserve"> Protected Savings pa je </w:t>
+      </w:r>
+      <w:proofErr w:type="spellStart"/>
+      <w:r>
+        <w:rPr>
+          <w:lang w:val="en-SI"/>
+        </w:rPr>
+        <w:t>klasični</w:t>
+      </w:r>
+      <w:proofErr w:type="spellEnd"/>
+      <w:r>
+        <w:rPr>
+          <w:lang w:val="en-SI"/>
+        </w:rPr>
+        <w:t xml:space="preserve"> </w:t>
+      </w:r>
+      <w:proofErr w:type="spellStart"/>
+      <w:r>
+        <w:rPr>
+          <w:lang w:val="en-SI"/>
+        </w:rPr>
+        <w:t>depozit</w:t>
+      </w:r>
+      <w:proofErr w:type="spellEnd"/>
+      <w:r>
+        <w:rPr>
+          <w:lang w:val="en-SI"/>
+        </w:rPr>
+        <w:t xml:space="preserve">, ki je </w:t>
+      </w:r>
+      <w:proofErr w:type="spellStart"/>
+      <w:r>
+        <w:rPr>
+          <w:lang w:val="en-SI"/>
+        </w:rPr>
+        <w:t>zavarovan</w:t>
+      </w:r>
+      <w:proofErr w:type="spellEnd"/>
+      <w:r>
+        <w:rPr>
+          <w:lang w:val="en-SI"/>
+        </w:rPr>
+        <w:t xml:space="preserve"> </w:t>
+      </w:r>
+      <w:proofErr w:type="spellStart"/>
+      <w:r>
+        <w:rPr>
+          <w:lang w:val="en-SI"/>
+        </w:rPr>
+        <w:t>pri</w:t>
+      </w:r>
+      <w:proofErr w:type="spellEnd"/>
+      <w:r>
+        <w:rPr>
+          <w:lang w:val="en-SI"/>
+        </w:rPr>
+        <w:t xml:space="preserve"> </w:t>
+      </w:r>
+      <w:proofErr w:type="spellStart"/>
+      <w:r>
+        <w:rPr>
+          <w:lang w:val="en-SI"/>
+        </w:rPr>
+        <w:t>banki</w:t>
+      </w:r>
+      <w:proofErr w:type="spellEnd"/>
+      <w:r>
+        <w:rPr>
+          <w:lang w:val="en-SI"/>
+        </w:rPr>
+        <w:t xml:space="preserve">. Zanj </w:t>
+      </w:r>
+      <w:proofErr w:type="spellStart"/>
+      <w:r>
+        <w:rPr>
+          <w:lang w:val="en-SI"/>
+        </w:rPr>
+        <w:t>veljajo</w:t>
+      </w:r>
+      <w:proofErr w:type="spellEnd"/>
+      <w:r>
+        <w:rPr>
+          <w:lang w:val="en-SI"/>
+        </w:rPr>
+        <w:t xml:space="preserve"> </w:t>
+      </w:r>
+      <w:proofErr w:type="spellStart"/>
+      <w:r>
+        <w:rPr>
+          <w:lang w:val="en-SI"/>
+        </w:rPr>
+        <w:t>pravila</w:t>
+      </w:r>
+      <w:proofErr w:type="spellEnd"/>
+      <w:r>
+        <w:rPr>
+          <w:lang w:val="en-SI"/>
+        </w:rPr>
+        <w:t xml:space="preserve"> za </w:t>
+      </w:r>
+      <w:proofErr w:type="spellStart"/>
+      <w:r>
+        <w:rPr>
+          <w:lang w:val="en-SI"/>
+        </w:rPr>
+        <w:t>tuje</w:t>
+      </w:r>
+      <w:proofErr w:type="spellEnd"/>
+      <w:r>
+        <w:rPr>
+          <w:lang w:val="en-SI"/>
+        </w:rPr>
+        <w:t xml:space="preserve"> </w:t>
+      </w:r>
+      <w:proofErr w:type="spellStart"/>
+      <w:r>
+        <w:rPr>
+          <w:lang w:val="en-SI"/>
+        </w:rPr>
+        <w:t>bančne</w:t>
+      </w:r>
+      <w:proofErr w:type="spellEnd"/>
+      <w:r>
+        <w:rPr>
+          <w:lang w:val="en-SI"/>
+        </w:rPr>
+        <w:t xml:space="preserve"> </w:t>
+      </w:r>
+      <w:proofErr w:type="spellStart"/>
+      <w:r>
+        <w:rPr>
+          <w:lang w:val="en-SI"/>
+        </w:rPr>
+        <w:t>obresti</w:t>
+      </w:r>
+      <w:proofErr w:type="spellEnd"/>
+      <w:r>
+        <w:rPr>
+          <w:lang w:val="en-SI"/>
+        </w:rPr>
+        <w:t xml:space="preserve">. </w:t>
+      </w:r>
+      <w:proofErr w:type="spellStart"/>
+      <w:r>
+        <w:rPr>
+          <w:lang w:val="en-SI"/>
+        </w:rPr>
+        <w:t>Prijaviš</w:t>
+      </w:r>
+      <w:proofErr w:type="spellEnd"/>
+      <w:r>
+        <w:rPr>
+          <w:lang w:val="en-SI"/>
+        </w:rPr>
+        <w:t xml:space="preserve"> ga </w:t>
+      </w:r>
+      <w:proofErr w:type="spellStart"/>
+      <w:r>
+        <w:rPr>
+          <w:lang w:val="en-SI"/>
+        </w:rPr>
+        <w:t>samo</w:t>
+      </w:r>
+      <w:proofErr w:type="spellEnd"/>
+      <w:r>
+        <w:rPr>
+          <w:lang w:val="en-SI"/>
+        </w:rPr>
+        <w:t xml:space="preserve">, </w:t>
+      </w:r>
+      <w:proofErr w:type="spellStart"/>
+      <w:r>
+        <w:rPr>
+          <w:lang w:val="en-SI"/>
+        </w:rPr>
+        <w:t>če</w:t>
+      </w:r>
+      <w:proofErr w:type="spellEnd"/>
+      <w:r>
+        <w:rPr>
+          <w:lang w:val="en-SI"/>
+        </w:rPr>
+        <w:t xml:space="preserve"> v </w:t>
+      </w:r>
+      <w:proofErr w:type="spellStart"/>
+      <w:r>
+        <w:rPr>
+          <w:lang w:val="en-SI"/>
+        </w:rPr>
+        <w:t>enem</w:t>
+      </w:r>
+      <w:proofErr w:type="spellEnd"/>
+      <w:r>
+        <w:rPr>
+          <w:lang w:val="en-SI"/>
+        </w:rPr>
+        <w:t xml:space="preserve"> </w:t>
+      </w:r>
+      <w:proofErr w:type="spellStart"/>
+      <w:r>
+        <w:rPr>
+          <w:lang w:val="en-SI"/>
+        </w:rPr>
+        <w:t>letu</w:t>
+      </w:r>
+      <w:proofErr w:type="spellEnd"/>
+      <w:r>
+        <w:rPr>
+          <w:lang w:val="en-SI"/>
+        </w:rPr>
+        <w:t xml:space="preserve"> </w:t>
+      </w:r>
+      <w:proofErr w:type="spellStart"/>
+      <w:r>
+        <w:rPr>
+          <w:lang w:val="en-SI"/>
+        </w:rPr>
+        <w:t>presežeš</w:t>
+      </w:r>
+      <w:proofErr w:type="spellEnd"/>
+      <w:r>
+        <w:rPr>
+          <w:lang w:val="en-SI"/>
+        </w:rPr>
+        <w:t xml:space="preserve"> </w:t>
+      </w:r>
+      <w:proofErr w:type="spellStart"/>
+      <w:r>
+        <w:rPr>
+          <w:lang w:val="en-SI"/>
+        </w:rPr>
+        <w:t>tisoč</w:t>
+      </w:r>
+      <w:proofErr w:type="spellEnd"/>
+      <w:r>
+        <w:rPr>
+          <w:lang w:val="en-SI"/>
+        </w:rPr>
+        <w:t xml:space="preserve"> </w:t>
+      </w:r>
+      <w:proofErr w:type="spellStart"/>
+      <w:r>
+        <w:rPr>
+          <w:lang w:val="en-SI"/>
+        </w:rPr>
+        <w:t>evrov</w:t>
+      </w:r>
+      <w:proofErr w:type="spellEnd"/>
+      <w:r>
+        <w:rPr>
+          <w:lang w:val="en-SI"/>
+        </w:rPr>
+        <w:t xml:space="preserve"> </w:t>
+      </w:r>
+      <w:proofErr w:type="spellStart"/>
+      <w:r>
+        <w:rPr>
+          <w:lang w:val="en-SI"/>
+        </w:rPr>
+        <w:t>obresti</w:t>
+      </w:r>
+      <w:proofErr w:type="spellEnd"/>
+      <w:r>
+        <w:rPr>
+          <w:lang w:val="en-SI"/>
+        </w:rPr>
+        <w:t xml:space="preserve">. To je </w:t>
+      </w:r>
+      <w:proofErr w:type="spellStart"/>
+      <w:r>
+        <w:rPr>
+          <w:lang w:val="en-SI"/>
+        </w:rPr>
+        <w:t>pomembna</w:t>
+      </w:r>
+      <w:proofErr w:type="spellEnd"/>
+      <w:r>
+        <w:rPr>
+          <w:lang w:val="en-SI"/>
+        </w:rPr>
+        <w:t xml:space="preserve"> </w:t>
+      </w:r>
+      <w:proofErr w:type="spellStart"/>
+      <w:r>
+        <w:rPr>
+          <w:lang w:val="en-SI"/>
+        </w:rPr>
+        <w:t>razlika</w:t>
+      </w:r>
+      <w:proofErr w:type="spellEnd"/>
+      <w:r>
+        <w:rPr>
+          <w:lang w:val="en-SI"/>
+        </w:rPr>
+        <w:t xml:space="preserve">, </w:t>
+      </w:r>
+      <w:proofErr w:type="spellStart"/>
+      <w:r>
+        <w:rPr>
+          <w:lang w:val="en-SI"/>
+        </w:rPr>
+        <w:t>saj</w:t>
+      </w:r>
+      <w:proofErr w:type="spellEnd"/>
+      <w:r>
+        <w:rPr>
+          <w:lang w:val="en-SI"/>
+        </w:rPr>
+        <w:t xml:space="preserve"> </w:t>
+      </w:r>
+      <w:proofErr w:type="spellStart"/>
+      <w:r>
+        <w:rPr>
+          <w:lang w:val="en-SI"/>
+        </w:rPr>
+        <w:t>mnogi</w:t>
+      </w:r>
+      <w:proofErr w:type="spellEnd"/>
+      <w:r>
+        <w:rPr>
+          <w:lang w:val="en-SI"/>
+        </w:rPr>
+        <w:t xml:space="preserve"> </w:t>
+      </w:r>
+      <w:proofErr w:type="spellStart"/>
+      <w:r>
+        <w:rPr>
+          <w:lang w:val="en-SI"/>
+        </w:rPr>
+        <w:t>uporabniki</w:t>
+      </w:r>
+      <w:proofErr w:type="spellEnd"/>
+      <w:r>
+        <w:rPr>
+          <w:lang w:val="en-SI"/>
+        </w:rPr>
+        <w:t xml:space="preserve"> </w:t>
+      </w:r>
+      <w:proofErr w:type="spellStart"/>
+      <w:r>
+        <w:rPr>
+          <w:lang w:val="en-SI"/>
+        </w:rPr>
+        <w:t>napačno</w:t>
+      </w:r>
+      <w:proofErr w:type="spellEnd"/>
+      <w:r>
+        <w:rPr>
+          <w:lang w:val="en-SI"/>
+        </w:rPr>
+        <w:t xml:space="preserve"> </w:t>
+      </w:r>
+      <w:proofErr w:type="spellStart"/>
+      <w:r>
+        <w:rPr>
+          <w:lang w:val="en-SI"/>
+        </w:rPr>
+        <w:t>prijavljajo</w:t>
+      </w:r>
+      <w:proofErr w:type="spellEnd"/>
+      <w:r>
+        <w:rPr>
+          <w:lang w:val="en-SI"/>
+        </w:rPr>
+        <w:t xml:space="preserve"> </w:t>
+      </w:r>
+      <w:proofErr w:type="spellStart"/>
+      <w:r>
+        <w:rPr>
+          <w:lang w:val="en-SI"/>
+        </w:rPr>
+        <w:t>enega</w:t>
+      </w:r>
+      <w:proofErr w:type="spellEnd"/>
+      <w:r>
+        <w:rPr>
+          <w:lang w:val="en-SI"/>
+        </w:rPr>
+        <w:t xml:space="preserve"> </w:t>
+      </w:r>
+      <w:proofErr w:type="spellStart"/>
+      <w:r>
+        <w:rPr>
+          <w:lang w:val="en-SI"/>
+        </w:rPr>
+        <w:t>ali</w:t>
+      </w:r>
+      <w:proofErr w:type="spellEnd"/>
+      <w:r>
+        <w:rPr>
+          <w:lang w:val="en-SI"/>
+        </w:rPr>
+        <w:t xml:space="preserve"> </w:t>
+      </w:r>
+      <w:proofErr w:type="spellStart"/>
+      <w:r>
+        <w:rPr>
+          <w:lang w:val="en-SI"/>
+        </w:rPr>
+        <w:t>drugega</w:t>
+      </w:r>
+      <w:proofErr w:type="spellEnd"/>
+      <w:r>
+        <w:rPr>
+          <w:lang w:val="en-SI"/>
+        </w:rPr>
+        <w:t xml:space="preserve">, </w:t>
+      </w:r>
+      <w:proofErr w:type="spellStart"/>
+      <w:r>
+        <w:rPr>
+          <w:lang w:val="en-SI"/>
+        </w:rPr>
+        <w:t>kar</w:t>
+      </w:r>
+      <w:proofErr w:type="spellEnd"/>
+      <w:r>
+        <w:rPr>
+          <w:lang w:val="en-SI"/>
+        </w:rPr>
+        <w:t xml:space="preserve"> </w:t>
+      </w:r>
+      <w:proofErr w:type="spellStart"/>
+      <w:r>
+        <w:rPr>
+          <w:lang w:val="en-SI"/>
+        </w:rPr>
+        <w:t>lahko</w:t>
+      </w:r>
+      <w:proofErr w:type="spellEnd"/>
+      <w:r>
+        <w:rPr>
+          <w:lang w:val="en-SI"/>
+        </w:rPr>
+        <w:t xml:space="preserve"> </w:t>
+      </w:r>
+      <w:proofErr w:type="spellStart"/>
+      <w:r>
+        <w:rPr>
+          <w:lang w:val="en-SI"/>
+        </w:rPr>
+        <w:t>povzroči</w:t>
+      </w:r>
+      <w:proofErr w:type="spellEnd"/>
+      <w:r>
+        <w:rPr>
+          <w:lang w:val="en-SI"/>
+        </w:rPr>
+        <w:t xml:space="preserve"> </w:t>
+      </w:r>
+      <w:proofErr w:type="spellStart"/>
+      <w:r>
+        <w:rPr>
+          <w:lang w:val="en-SI"/>
+        </w:rPr>
+        <w:t>težave</w:t>
+      </w:r>
+      <w:proofErr w:type="spellEnd"/>
+      <w:r>
+        <w:rPr>
+          <w:lang w:val="en-SI"/>
+        </w:rPr>
+        <w:t xml:space="preserve"> </w:t>
+      </w:r>
+      <w:proofErr w:type="spellStart"/>
+      <w:r>
+        <w:rPr>
+          <w:lang w:val="en-SI"/>
+        </w:rPr>
+        <w:t>pri</w:t>
+      </w:r>
+      <w:proofErr w:type="spellEnd"/>
+      <w:r>
+        <w:rPr>
+          <w:lang w:val="en-SI"/>
+        </w:rPr>
+        <w:t xml:space="preserve"> </w:t>
+      </w:r>
+      <w:proofErr w:type="spellStart"/>
+      <w:r>
+        <w:rPr>
+          <w:lang w:val="en-SI"/>
+        </w:rPr>
+        <w:t>davčni</w:t>
+      </w:r>
+      <w:proofErr w:type="spellEnd"/>
+      <w:r>
+        <w:rPr>
+          <w:lang w:val="en-SI"/>
+        </w:rPr>
+        <w:t xml:space="preserve"> </w:t>
+      </w:r>
+      <w:proofErr w:type="spellStart"/>
+      <w:r>
+        <w:rPr>
+          <w:lang w:val="en-SI"/>
+        </w:rPr>
+        <w:t>napovedi</w:t>
+      </w:r>
+      <w:proofErr w:type="spellEnd"/>
+      <w:r>
+        <w:rPr>
+          <w:lang w:val="en-SI"/>
+        </w:rPr>
+        <w:t>.</w:t>
       </w:r>
     </w:p>
     <w:p>
       <w:pPr>
         <w:spacing w:after="0" w:line="240" w:lineRule="auto"/>
         <w:rPr>
-          <w:lang w:val="en-SI"/>
-        </w:rPr>
-      </w:pPr>
-      <w:r>
-        <w:rPr>
-          <w:lang w:val="en-SI"/>
-        </w:rPr>
-        <w:t>V večini primerov da. Obrestne mere so pogosto višje kot v slovenskih bankah, sredstva so likvidna, sklad pa je reguliran v EU. Tudi po 25-odstotnem davku je neto donos pogosto boljši od klasičnih depozitov.</w:t>
-      </w:r>
+          <w:b/>
+          <w:bCs/>
+          <w:lang w:val="en-SI"/>
+        </w:rPr>
+      </w:pPr>
     </w:p>
     <w:p>
       <w:pPr>
         <w:spacing w:after="0" w:line="240" w:lineRule="auto"/>
         <w:rPr>
-          <w:lang w:val="en-SI"/>
-        </w:rPr>
-      </w:pPr>
-      <w:r>
-        <w:rPr>
-          <w:lang w:val="en-SI"/>
-        </w:rPr>
-        <w:t>Če želiš preveriti, ali se ti bolj splača domača banka ali Revolut, lahko uporabiš kalkulatorje na FinPortal.si.</w:t>
+          <w:b/>
+          <w:bCs/>
+          <w:lang w:val="en-SI"/>
+        </w:rPr>
+      </w:pPr>
+      <w:proofErr w:type="spellStart"/>
+      <w:r>
+        <w:rPr>
+          <w:b/>
+          <w:bCs/>
+          <w:lang w:val="en-SI"/>
+        </w:rPr>
+        <w:t>Najpogostejše</w:t>
+      </w:r>
+      <w:proofErr w:type="spellEnd"/>
+      <w:r>
+        <w:rPr>
+          <w:b/>
+          <w:bCs/>
+          <w:lang w:val="en-SI"/>
+        </w:rPr>
+        <w:t xml:space="preserve"> </w:t>
+      </w:r>
+      <w:proofErr w:type="spellStart"/>
+      <w:r>
+        <w:rPr>
+          <w:b/>
+          <w:bCs/>
+          <w:lang w:val="en-SI"/>
+        </w:rPr>
+        <w:t>napake</w:t>
+      </w:r>
+      <w:proofErr w:type="spellEnd"/>
+      <w:r>
+        <w:rPr>
+          <w:b/>
+          <w:bCs/>
+          <w:lang w:val="en-SI"/>
+        </w:rPr>
+        <w:t xml:space="preserve"> </w:t>
+      </w:r>
+      <w:proofErr w:type="spellStart"/>
+      <w:r>
+        <w:rPr>
+          <w:b/>
+          <w:bCs/>
+          <w:lang w:val="en-SI"/>
+        </w:rPr>
+        <w:t>uporabnikov</w:t>
+      </w:r>
+      <w:proofErr w:type="spellEnd"/>
+      <w:r>
+        <w:rPr>
+          <w:b/>
+          <w:bCs/>
+          <w:lang w:val="en-SI"/>
+        </w:rPr>
+        <w:t xml:space="preserve"> v </w:t>
+      </w:r>
+      <w:proofErr w:type="spellStart"/>
+      <w:r>
+        <w:rPr>
+          <w:b/>
+          <w:bCs/>
+          <w:lang w:val="en-SI"/>
+        </w:rPr>
+        <w:t>letu</w:t>
+      </w:r>
+      <w:proofErr w:type="spellEnd"/>
+      <w:r>
+        <w:rPr>
+          <w:b/>
+          <w:bCs/>
+          <w:lang w:val="en-SI"/>
+        </w:rPr>
+        <w:t xml:space="preserve"> 2026</w:t>
       </w:r>
     </w:p>
     <w:p>
       <w:pPr>
         <w:spacing w:after="0" w:line="240" w:lineRule="auto"/>
         <w:rPr>
-          <w:b/>
-          <w:bCs/>
-          <w:lang w:val="en-SI"/>
-        </w:rPr>
-      </w:pPr>
-      <w:r>
-        <w:rPr>
-          <w:b/>
-          <w:bCs/>
-          <w:lang w:val="en-SI"/>
-        </w:rPr>
-        <w:t>Zaključek</w:t>
+          <w:lang w:val="en-SI"/>
+        </w:rPr>
+      </w:pPr>
+      <w:proofErr w:type="spellStart"/>
+      <w:r>
+        <w:rPr>
+          <w:lang w:val="en-SI"/>
+        </w:rPr>
+        <w:t>Še</w:t>
+      </w:r>
+      <w:proofErr w:type="spellEnd"/>
+      <w:r>
+        <w:rPr>
+          <w:lang w:val="en-SI"/>
+        </w:rPr>
+        <w:t xml:space="preserve"> </w:t>
+      </w:r>
+      <w:proofErr w:type="spellStart"/>
+      <w:r>
+        <w:rPr>
+          <w:lang w:val="en-SI"/>
+        </w:rPr>
+        <w:t>vedno</w:t>
+      </w:r>
+      <w:proofErr w:type="spellEnd"/>
+      <w:r>
+        <w:rPr>
+          <w:lang w:val="en-SI"/>
+        </w:rPr>
+        <w:t xml:space="preserve"> se </w:t>
+      </w:r>
+      <w:proofErr w:type="spellStart"/>
+      <w:r>
+        <w:rPr>
+          <w:lang w:val="en-SI"/>
+        </w:rPr>
+        <w:t>dogaja</w:t>
+      </w:r>
+      <w:proofErr w:type="spellEnd"/>
+      <w:r>
+        <w:rPr>
+          <w:lang w:val="en-SI"/>
+        </w:rPr>
+        <w:t xml:space="preserve">, da </w:t>
+      </w:r>
+      <w:proofErr w:type="spellStart"/>
+      <w:r>
+        <w:rPr>
+          <w:lang w:val="en-SI"/>
+        </w:rPr>
+        <w:t>uporabniki</w:t>
+      </w:r>
+      <w:proofErr w:type="spellEnd"/>
+      <w:r>
+        <w:rPr>
+          <w:lang w:val="en-SI"/>
+        </w:rPr>
+        <w:t xml:space="preserve"> </w:t>
+      </w:r>
+      <w:proofErr w:type="spellStart"/>
+      <w:r>
+        <w:rPr>
+          <w:lang w:val="en-SI"/>
+        </w:rPr>
+        <w:t>mislijo</w:t>
+      </w:r>
+      <w:proofErr w:type="spellEnd"/>
+      <w:r>
+        <w:rPr>
+          <w:lang w:val="en-SI"/>
+        </w:rPr>
+        <w:t xml:space="preserve">, da Revolut </w:t>
+      </w:r>
+      <w:proofErr w:type="spellStart"/>
+      <w:r>
+        <w:rPr>
+          <w:lang w:val="en-SI"/>
+        </w:rPr>
+        <w:t>sam</w:t>
+      </w:r>
+      <w:proofErr w:type="spellEnd"/>
+      <w:r>
+        <w:rPr>
+          <w:lang w:val="en-SI"/>
+        </w:rPr>
+        <w:t xml:space="preserve"> </w:t>
+      </w:r>
+      <w:proofErr w:type="spellStart"/>
+      <w:r>
+        <w:rPr>
+          <w:lang w:val="en-SI"/>
+        </w:rPr>
+        <w:t>poroča</w:t>
+      </w:r>
+      <w:proofErr w:type="spellEnd"/>
+      <w:r>
+        <w:rPr>
+          <w:lang w:val="en-SI"/>
+        </w:rPr>
+        <w:t xml:space="preserve"> FURS-u. To ne </w:t>
+      </w:r>
+      <w:proofErr w:type="spellStart"/>
+      <w:r>
+        <w:rPr>
+          <w:lang w:val="en-SI"/>
+        </w:rPr>
+        <w:t>drži</w:t>
+      </w:r>
+      <w:proofErr w:type="spellEnd"/>
+      <w:r>
+        <w:rPr>
+          <w:lang w:val="en-SI"/>
+        </w:rPr>
+        <w:t xml:space="preserve">. Revolut </w:t>
+      </w:r>
+      <w:proofErr w:type="spellStart"/>
+      <w:r>
+        <w:rPr>
+          <w:lang w:val="en-SI"/>
+        </w:rPr>
+        <w:t>poroča</w:t>
+      </w:r>
+      <w:proofErr w:type="spellEnd"/>
+      <w:r>
+        <w:rPr>
+          <w:lang w:val="en-SI"/>
+        </w:rPr>
+        <w:t xml:space="preserve"> </w:t>
+      </w:r>
+      <w:proofErr w:type="spellStart"/>
+      <w:r>
+        <w:rPr>
+          <w:lang w:val="en-SI"/>
+        </w:rPr>
+        <w:t>litovskim</w:t>
+      </w:r>
+      <w:proofErr w:type="spellEnd"/>
+      <w:r>
+        <w:rPr>
+          <w:lang w:val="en-SI"/>
+        </w:rPr>
+        <w:t xml:space="preserve"> </w:t>
+      </w:r>
+      <w:proofErr w:type="spellStart"/>
+      <w:r>
+        <w:rPr>
+          <w:lang w:val="en-SI"/>
+        </w:rPr>
+        <w:t>organom</w:t>
+      </w:r>
+      <w:proofErr w:type="spellEnd"/>
+      <w:r>
+        <w:rPr>
+          <w:lang w:val="en-SI"/>
+        </w:rPr>
+        <w:t xml:space="preserve">, ne </w:t>
+      </w:r>
+      <w:proofErr w:type="spellStart"/>
+      <w:r>
+        <w:rPr>
+          <w:lang w:val="en-SI"/>
+        </w:rPr>
+        <w:t>slovenskim</w:t>
+      </w:r>
+      <w:proofErr w:type="spellEnd"/>
+      <w:r>
+        <w:rPr>
+          <w:lang w:val="en-SI"/>
+        </w:rPr>
+        <w:t xml:space="preserve">. </w:t>
+      </w:r>
+      <w:proofErr w:type="spellStart"/>
+      <w:r>
+        <w:rPr>
+          <w:lang w:val="en-SI"/>
+        </w:rPr>
+        <w:t>Pogosta</w:t>
+      </w:r>
+      <w:proofErr w:type="spellEnd"/>
+      <w:r>
+        <w:rPr>
+          <w:lang w:val="en-SI"/>
+        </w:rPr>
+        <w:t xml:space="preserve"> </w:t>
+      </w:r>
+      <w:proofErr w:type="spellStart"/>
+      <w:r>
+        <w:rPr>
+          <w:lang w:val="en-SI"/>
+        </w:rPr>
+        <w:t>napaka</w:t>
+      </w:r>
+      <w:proofErr w:type="spellEnd"/>
+      <w:r>
+        <w:rPr>
+          <w:lang w:val="en-SI"/>
+        </w:rPr>
+        <w:t xml:space="preserve"> je </w:t>
+      </w:r>
+      <w:proofErr w:type="spellStart"/>
+      <w:r>
+        <w:rPr>
+          <w:lang w:val="en-SI"/>
+        </w:rPr>
+        <w:t>tudi</w:t>
+      </w:r>
+      <w:proofErr w:type="spellEnd"/>
+      <w:r>
+        <w:rPr>
+          <w:lang w:val="en-SI"/>
+        </w:rPr>
+        <w:t xml:space="preserve"> </w:t>
+      </w:r>
+      <w:proofErr w:type="spellStart"/>
+      <w:r>
+        <w:rPr>
+          <w:lang w:val="en-SI"/>
+        </w:rPr>
+        <w:t>prijava</w:t>
+      </w:r>
+      <w:proofErr w:type="spellEnd"/>
+      <w:r>
+        <w:rPr>
+          <w:lang w:val="en-SI"/>
+        </w:rPr>
+        <w:t xml:space="preserve"> </w:t>
+      </w:r>
+      <w:proofErr w:type="spellStart"/>
+      <w:r>
+        <w:rPr>
+          <w:lang w:val="en-SI"/>
+        </w:rPr>
+        <w:t>neto</w:t>
+      </w:r>
+      <w:proofErr w:type="spellEnd"/>
+      <w:r>
+        <w:rPr>
+          <w:lang w:val="en-SI"/>
+        </w:rPr>
+        <w:t xml:space="preserve"> </w:t>
+      </w:r>
+      <w:proofErr w:type="spellStart"/>
+      <w:r>
+        <w:rPr>
+          <w:lang w:val="en-SI"/>
+        </w:rPr>
+        <w:t>obresti</w:t>
+      </w:r>
+      <w:proofErr w:type="spellEnd"/>
+      <w:r>
+        <w:rPr>
+          <w:lang w:val="en-SI"/>
+        </w:rPr>
+        <w:t xml:space="preserve"> </w:t>
+      </w:r>
+      <w:proofErr w:type="spellStart"/>
+      <w:r>
+        <w:rPr>
+          <w:lang w:val="en-SI"/>
+        </w:rPr>
+        <w:t>namesto</w:t>
+      </w:r>
+      <w:proofErr w:type="spellEnd"/>
+      <w:r>
+        <w:rPr>
+          <w:lang w:val="en-SI"/>
+        </w:rPr>
+        <w:t xml:space="preserve"> </w:t>
+      </w:r>
+      <w:proofErr w:type="spellStart"/>
+      <w:r>
+        <w:rPr>
+          <w:lang w:val="en-SI"/>
+        </w:rPr>
+        <w:t>bruto</w:t>
+      </w:r>
+      <w:proofErr w:type="spellEnd"/>
+      <w:r>
+        <w:rPr>
+          <w:lang w:val="en-SI"/>
+        </w:rPr>
+        <w:t xml:space="preserve"> </w:t>
+      </w:r>
+      <w:proofErr w:type="spellStart"/>
+      <w:r>
+        <w:rPr>
+          <w:lang w:val="en-SI"/>
+        </w:rPr>
+        <w:t>zneska</w:t>
+      </w:r>
+      <w:proofErr w:type="spellEnd"/>
+      <w:r>
+        <w:rPr>
+          <w:lang w:val="en-SI"/>
+        </w:rPr>
+        <w:t xml:space="preserve">. </w:t>
+      </w:r>
+      <w:proofErr w:type="spellStart"/>
+      <w:r>
+        <w:rPr>
+          <w:lang w:val="en-SI"/>
+        </w:rPr>
+        <w:t>Nekateri</w:t>
+      </w:r>
+      <w:proofErr w:type="spellEnd"/>
+      <w:r>
+        <w:rPr>
+          <w:lang w:val="en-SI"/>
+        </w:rPr>
+        <w:t xml:space="preserve"> </w:t>
+      </w:r>
+      <w:proofErr w:type="spellStart"/>
+      <w:r>
+        <w:rPr>
+          <w:lang w:val="en-SI"/>
+        </w:rPr>
+        <w:t>pozabijo</w:t>
+      </w:r>
+      <w:proofErr w:type="spellEnd"/>
+      <w:r>
+        <w:rPr>
+          <w:lang w:val="en-SI"/>
+        </w:rPr>
+        <w:t xml:space="preserve"> </w:t>
+      </w:r>
+      <w:proofErr w:type="spellStart"/>
+      <w:r>
+        <w:rPr>
+          <w:lang w:val="en-SI"/>
+        </w:rPr>
+        <w:t>na</w:t>
+      </w:r>
+      <w:proofErr w:type="spellEnd"/>
+      <w:r>
+        <w:rPr>
+          <w:lang w:val="en-SI"/>
+        </w:rPr>
+        <w:t xml:space="preserve"> </w:t>
+      </w:r>
+      <w:proofErr w:type="spellStart"/>
+      <w:r>
+        <w:rPr>
+          <w:lang w:val="en-SI"/>
+        </w:rPr>
+        <w:t>rok</w:t>
+      </w:r>
+      <w:proofErr w:type="spellEnd"/>
+      <w:r>
+        <w:rPr>
+          <w:lang w:val="en-SI"/>
+        </w:rPr>
+        <w:t xml:space="preserve"> </w:t>
+      </w:r>
+      <w:proofErr w:type="spellStart"/>
+      <w:r>
+        <w:rPr>
+          <w:lang w:val="en-SI"/>
+        </w:rPr>
+        <w:t>ali</w:t>
+      </w:r>
+      <w:proofErr w:type="spellEnd"/>
+      <w:r>
+        <w:rPr>
+          <w:lang w:val="en-SI"/>
+        </w:rPr>
+        <w:t xml:space="preserve"> </w:t>
+      </w:r>
+      <w:proofErr w:type="spellStart"/>
+      <w:r>
+        <w:rPr>
+          <w:lang w:val="en-SI"/>
+        </w:rPr>
+        <w:t>mislijo</w:t>
+      </w:r>
+      <w:proofErr w:type="spellEnd"/>
+      <w:r>
+        <w:rPr>
+          <w:lang w:val="en-SI"/>
+        </w:rPr>
+        <w:t xml:space="preserve">, da je </w:t>
+      </w:r>
+      <w:proofErr w:type="spellStart"/>
+      <w:r>
+        <w:rPr>
+          <w:lang w:val="en-SI"/>
+        </w:rPr>
+        <w:t>davek</w:t>
+      </w:r>
+      <w:proofErr w:type="spellEnd"/>
+      <w:r>
+        <w:rPr>
+          <w:lang w:val="en-SI"/>
+        </w:rPr>
+        <w:t xml:space="preserve"> </w:t>
+      </w:r>
+      <w:proofErr w:type="spellStart"/>
+      <w:r>
+        <w:rPr>
+          <w:lang w:val="en-SI"/>
+        </w:rPr>
+        <w:t>že</w:t>
+      </w:r>
+      <w:proofErr w:type="spellEnd"/>
+      <w:r>
+        <w:rPr>
+          <w:lang w:val="en-SI"/>
+        </w:rPr>
+        <w:t xml:space="preserve"> </w:t>
+      </w:r>
+      <w:proofErr w:type="spellStart"/>
+      <w:r>
+        <w:rPr>
+          <w:lang w:val="en-SI"/>
+        </w:rPr>
+        <w:t>plačan</w:t>
+      </w:r>
+      <w:proofErr w:type="spellEnd"/>
+      <w:r>
+        <w:rPr>
+          <w:lang w:val="en-SI"/>
+        </w:rPr>
+        <w:t xml:space="preserve">, </w:t>
+      </w:r>
+      <w:proofErr w:type="spellStart"/>
+      <w:r>
+        <w:rPr>
+          <w:lang w:val="en-SI"/>
+        </w:rPr>
+        <w:t>čeprav</w:t>
+      </w:r>
+      <w:proofErr w:type="spellEnd"/>
+      <w:r>
+        <w:rPr>
+          <w:lang w:val="en-SI"/>
+        </w:rPr>
+        <w:t xml:space="preserve"> Revolut </w:t>
+      </w:r>
+      <w:proofErr w:type="spellStart"/>
+      <w:r>
+        <w:rPr>
+          <w:lang w:val="en-SI"/>
+        </w:rPr>
+        <w:t>davka</w:t>
+      </w:r>
+      <w:proofErr w:type="spellEnd"/>
+      <w:r>
+        <w:rPr>
+          <w:lang w:val="en-SI"/>
+        </w:rPr>
+        <w:t xml:space="preserve"> ne </w:t>
+      </w:r>
+      <w:proofErr w:type="spellStart"/>
+      <w:r>
+        <w:rPr>
+          <w:lang w:val="en-SI"/>
+        </w:rPr>
+        <w:t>odtegne</w:t>
+      </w:r>
+      <w:proofErr w:type="spellEnd"/>
+      <w:r>
+        <w:rPr>
+          <w:lang w:val="en-SI"/>
+        </w:rPr>
+        <w:t xml:space="preserve">. Veliko </w:t>
+      </w:r>
+      <w:proofErr w:type="spellStart"/>
+      <w:r>
+        <w:rPr>
+          <w:lang w:val="en-SI"/>
+        </w:rPr>
+        <w:t>zmede</w:t>
+      </w:r>
+      <w:proofErr w:type="spellEnd"/>
+      <w:r>
+        <w:rPr>
+          <w:lang w:val="en-SI"/>
+        </w:rPr>
+        <w:t xml:space="preserve"> </w:t>
+      </w:r>
+      <w:proofErr w:type="spellStart"/>
+      <w:r>
+        <w:rPr>
+          <w:lang w:val="en-SI"/>
+        </w:rPr>
+        <w:t>povzroča</w:t>
+      </w:r>
+      <w:proofErr w:type="spellEnd"/>
+      <w:r>
+        <w:rPr>
+          <w:lang w:val="en-SI"/>
+        </w:rPr>
+        <w:t xml:space="preserve"> </w:t>
+      </w:r>
+      <w:proofErr w:type="spellStart"/>
+      <w:r>
+        <w:rPr>
+          <w:lang w:val="en-SI"/>
+        </w:rPr>
+        <w:t>tudi</w:t>
+      </w:r>
+      <w:proofErr w:type="spellEnd"/>
+      <w:r>
+        <w:rPr>
+          <w:lang w:val="en-SI"/>
+        </w:rPr>
+        <w:t xml:space="preserve"> </w:t>
+      </w:r>
+      <w:proofErr w:type="spellStart"/>
+      <w:r>
+        <w:rPr>
+          <w:lang w:val="en-SI"/>
+        </w:rPr>
+        <w:t>zamenjava</w:t>
+      </w:r>
+      <w:proofErr w:type="spellEnd"/>
+      <w:r>
+        <w:rPr>
+          <w:lang w:val="en-SI"/>
+        </w:rPr>
+        <w:t xml:space="preserve"> med Flexible Account in Savings </w:t>
+      </w:r>
+      <w:proofErr w:type="spellStart"/>
+      <w:r>
+        <w:rPr>
+          <w:lang w:val="en-SI"/>
+        </w:rPr>
+        <w:t>računom</w:t>
+      </w:r>
+      <w:proofErr w:type="spellEnd"/>
+      <w:r>
+        <w:rPr>
+          <w:lang w:val="en-SI"/>
+        </w:rPr>
+        <w:t xml:space="preserve">, </w:t>
+      </w:r>
+      <w:proofErr w:type="spellStart"/>
+      <w:r>
+        <w:rPr>
+          <w:lang w:val="en-SI"/>
+        </w:rPr>
+        <w:t>saj</w:t>
+      </w:r>
+      <w:proofErr w:type="spellEnd"/>
+      <w:r>
+        <w:rPr>
+          <w:lang w:val="en-SI"/>
+        </w:rPr>
+        <w:t xml:space="preserve"> oba </w:t>
+      </w:r>
+      <w:proofErr w:type="spellStart"/>
+      <w:r>
+        <w:rPr>
+          <w:lang w:val="en-SI"/>
+        </w:rPr>
+        <w:t>prikazujeta</w:t>
+      </w:r>
+      <w:proofErr w:type="spellEnd"/>
+      <w:r>
+        <w:rPr>
+          <w:lang w:val="en-SI"/>
+        </w:rPr>
+        <w:t xml:space="preserve"> </w:t>
+      </w:r>
+      <w:proofErr w:type="spellStart"/>
+      <w:r>
+        <w:rPr>
+          <w:lang w:val="en-SI"/>
+        </w:rPr>
+        <w:t>obresti</w:t>
+      </w:r>
+      <w:proofErr w:type="spellEnd"/>
+      <w:r>
+        <w:rPr>
+          <w:lang w:val="en-SI"/>
+        </w:rPr>
+        <w:t xml:space="preserve">, </w:t>
+      </w:r>
+      <w:proofErr w:type="spellStart"/>
+      <w:r>
+        <w:rPr>
+          <w:lang w:val="en-SI"/>
+        </w:rPr>
+        <w:t>vendar</w:t>
+      </w:r>
+      <w:proofErr w:type="spellEnd"/>
+      <w:r>
+        <w:rPr>
+          <w:lang w:val="en-SI"/>
+        </w:rPr>
+        <w:t xml:space="preserve"> </w:t>
+      </w:r>
+      <w:proofErr w:type="spellStart"/>
+      <w:r>
+        <w:rPr>
+          <w:lang w:val="en-SI"/>
+        </w:rPr>
+        <w:t>gre</w:t>
+      </w:r>
+      <w:proofErr w:type="spellEnd"/>
+      <w:r>
+        <w:rPr>
+          <w:lang w:val="en-SI"/>
+        </w:rPr>
+        <w:t xml:space="preserve"> za </w:t>
+      </w:r>
+      <w:proofErr w:type="spellStart"/>
+      <w:r>
+        <w:rPr>
+          <w:lang w:val="en-SI"/>
+        </w:rPr>
+        <w:t>povsem</w:t>
+      </w:r>
+      <w:proofErr w:type="spellEnd"/>
+      <w:r>
+        <w:rPr>
+          <w:lang w:val="en-SI"/>
+        </w:rPr>
+        <w:t xml:space="preserve"> </w:t>
+      </w:r>
+      <w:proofErr w:type="spellStart"/>
+      <w:r>
+        <w:rPr>
+          <w:lang w:val="en-SI"/>
+        </w:rPr>
+        <w:t>različna</w:t>
+      </w:r>
+      <w:proofErr w:type="spellEnd"/>
+      <w:r>
+        <w:rPr>
+          <w:lang w:val="en-SI"/>
+        </w:rPr>
+        <w:t xml:space="preserve"> </w:t>
+      </w:r>
+      <w:proofErr w:type="spellStart"/>
+      <w:r>
+        <w:rPr>
+          <w:lang w:val="en-SI"/>
+        </w:rPr>
+        <w:t>produkta</w:t>
+      </w:r>
+      <w:proofErr w:type="spellEnd"/>
+      <w:r>
+        <w:rPr>
+          <w:lang w:val="en-SI"/>
+        </w:rPr>
+        <w:t>.</w:t>
       </w:r>
     </w:p>
     <w:p>
       <w:pPr>
         <w:spacing w:after="0" w:line="240" w:lineRule="auto"/>
         <w:rPr>
-          <w:lang w:val="en-SI"/>
-        </w:rPr>
-      </w:pPr>
-      <w:r>
-        <w:rPr>
-          <w:lang w:val="en-SI"/>
-        </w:rPr>
-        <w:t>Revolut Flexible Account je privlačna možnost za varčevanje, vendar zahteva nekaj dodatne pozornosti pri davkih. Ker gre za investicijski sklad, moraš obresti prijaviti FURS-u vsako leto, ne glede na znesek. Postopek je preprost, a pomembno je, da ga opraviš pravočasno in pravilno. Ko enkrat razumeš pravila, lahko brez skrbi izkoristiš visoke obresti, ki jih ponuja Revolut, in hkrati ostaneš popolnoma skladen z zakonodajo.</w:t>
+          <w:b/>
+          <w:bCs/>
+          <w:lang w:val="en-SI"/>
+        </w:rPr>
+      </w:pPr>
+    </w:p>
+    <w:p>
+      <w:pPr>
+        <w:spacing w:after="0" w:line="240" w:lineRule="auto"/>
+        <w:rPr>
+          <w:b/>
+          <w:bCs/>
+          <w:lang w:val="en-SI"/>
+        </w:rPr>
+      </w:pPr>
+      <w:r>
+        <w:rPr>
+          <w:b/>
+          <w:bCs/>
+          <w:lang w:val="en-SI"/>
+        </w:rPr>
+        <w:t xml:space="preserve">Ali se Flexible Account </w:t>
+      </w:r>
+      <w:proofErr w:type="spellStart"/>
+      <w:r>
+        <w:rPr>
+          <w:b/>
+          <w:bCs/>
+          <w:lang w:val="en-SI"/>
+        </w:rPr>
+        <w:t>splača</w:t>
+      </w:r>
+      <w:proofErr w:type="spellEnd"/>
+      <w:r>
+        <w:rPr>
+          <w:b/>
+          <w:bCs/>
+          <w:lang w:val="en-SI"/>
+        </w:rPr>
+        <w:t xml:space="preserve"> v </w:t>
+      </w:r>
+      <w:proofErr w:type="spellStart"/>
+      <w:r>
+        <w:rPr>
+          <w:b/>
+          <w:bCs/>
+          <w:lang w:val="en-SI"/>
+        </w:rPr>
+        <w:t>letu</w:t>
+      </w:r>
+      <w:proofErr w:type="spellEnd"/>
+      <w:r>
+        <w:rPr>
+          <w:b/>
+          <w:bCs/>
+          <w:lang w:val="en-SI"/>
+        </w:rPr>
+        <w:t xml:space="preserve"> 2026</w:t>
+      </w:r>
+    </w:p>
+    <w:p>
+      <w:pPr>
+        <w:spacing w:after="0" w:line="240" w:lineRule="auto"/>
+        <w:rPr>
+          <w:lang w:val="en-SI"/>
+        </w:rPr>
+      </w:pPr>
+      <w:proofErr w:type="spellStart"/>
+      <w:r>
+        <w:rPr>
+          <w:lang w:val="en-SI"/>
+        </w:rPr>
+        <w:t>Kljub</w:t>
+      </w:r>
+      <w:proofErr w:type="spellEnd"/>
+      <w:r>
+        <w:rPr>
+          <w:lang w:val="en-SI"/>
+        </w:rPr>
+        <w:t xml:space="preserve"> </w:t>
+      </w:r>
+      <w:proofErr w:type="spellStart"/>
+      <w:r>
+        <w:rPr>
+          <w:lang w:val="en-SI"/>
+        </w:rPr>
+        <w:t>davku</w:t>
+      </w:r>
+      <w:proofErr w:type="spellEnd"/>
+      <w:r>
+        <w:rPr>
+          <w:lang w:val="en-SI"/>
+        </w:rPr>
+        <w:t xml:space="preserve"> je Flexible Account za </w:t>
+      </w:r>
+      <w:proofErr w:type="spellStart"/>
+      <w:r>
+        <w:rPr>
+          <w:lang w:val="en-SI"/>
+        </w:rPr>
+        <w:t>večino</w:t>
+      </w:r>
+      <w:proofErr w:type="spellEnd"/>
+      <w:r>
+        <w:rPr>
+          <w:lang w:val="en-SI"/>
+        </w:rPr>
+        <w:t xml:space="preserve"> </w:t>
+      </w:r>
+      <w:proofErr w:type="spellStart"/>
+      <w:r>
+        <w:rPr>
+          <w:lang w:val="en-SI"/>
+        </w:rPr>
+        <w:t>uporabnikov</w:t>
+      </w:r>
+      <w:proofErr w:type="spellEnd"/>
+      <w:r>
+        <w:rPr>
+          <w:lang w:val="en-SI"/>
+        </w:rPr>
+        <w:t xml:space="preserve"> </w:t>
+      </w:r>
+      <w:proofErr w:type="spellStart"/>
+      <w:r>
+        <w:rPr>
+          <w:lang w:val="en-SI"/>
+        </w:rPr>
+        <w:t>še</w:t>
+      </w:r>
+      <w:proofErr w:type="spellEnd"/>
+      <w:r>
+        <w:rPr>
+          <w:lang w:val="en-SI"/>
+        </w:rPr>
+        <w:t xml:space="preserve"> </w:t>
+      </w:r>
+      <w:proofErr w:type="spellStart"/>
+      <w:r>
+        <w:rPr>
+          <w:lang w:val="en-SI"/>
+        </w:rPr>
+        <w:t>vedno</w:t>
+      </w:r>
+      <w:proofErr w:type="spellEnd"/>
+      <w:r>
+        <w:rPr>
+          <w:lang w:val="en-SI"/>
+        </w:rPr>
+        <w:t xml:space="preserve"> </w:t>
+      </w:r>
+      <w:proofErr w:type="spellStart"/>
+      <w:r>
+        <w:rPr>
+          <w:lang w:val="en-SI"/>
+        </w:rPr>
+        <w:t>privlačna</w:t>
+      </w:r>
+      <w:proofErr w:type="spellEnd"/>
+      <w:r>
+        <w:rPr>
+          <w:lang w:val="en-SI"/>
+        </w:rPr>
+        <w:t xml:space="preserve"> </w:t>
+      </w:r>
+      <w:proofErr w:type="spellStart"/>
+      <w:r>
+        <w:rPr>
+          <w:lang w:val="en-SI"/>
+        </w:rPr>
+        <w:t>možnost</w:t>
+      </w:r>
+      <w:proofErr w:type="spellEnd"/>
+      <w:r>
+        <w:rPr>
+          <w:lang w:val="en-SI"/>
+        </w:rPr>
+        <w:t xml:space="preserve">. </w:t>
+      </w:r>
+      <w:proofErr w:type="spellStart"/>
+      <w:r>
+        <w:rPr>
+          <w:lang w:val="en-SI"/>
+        </w:rPr>
+        <w:t>Obrestne</w:t>
+      </w:r>
+      <w:proofErr w:type="spellEnd"/>
+      <w:r>
+        <w:rPr>
+          <w:lang w:val="en-SI"/>
+        </w:rPr>
+        <w:t xml:space="preserve"> mere so </w:t>
+      </w:r>
+      <w:proofErr w:type="spellStart"/>
+      <w:r>
+        <w:rPr>
+          <w:lang w:val="en-SI"/>
+        </w:rPr>
+        <w:t>pogosto</w:t>
+      </w:r>
+      <w:proofErr w:type="spellEnd"/>
+      <w:r>
+        <w:rPr>
+          <w:lang w:val="en-SI"/>
+        </w:rPr>
+        <w:t xml:space="preserve"> </w:t>
+      </w:r>
+      <w:proofErr w:type="spellStart"/>
+      <w:r>
+        <w:rPr>
+          <w:lang w:val="en-SI"/>
+        </w:rPr>
+        <w:t>višje</w:t>
+      </w:r>
+      <w:proofErr w:type="spellEnd"/>
+      <w:r>
+        <w:rPr>
+          <w:lang w:val="en-SI"/>
+        </w:rPr>
+        <w:t xml:space="preserve"> </w:t>
+      </w:r>
+      <w:proofErr w:type="spellStart"/>
+      <w:r>
+        <w:rPr>
+          <w:lang w:val="en-SI"/>
+        </w:rPr>
+        <w:t>kot</w:t>
+      </w:r>
+      <w:proofErr w:type="spellEnd"/>
+      <w:r>
+        <w:rPr>
+          <w:lang w:val="en-SI"/>
+        </w:rPr>
+        <w:t xml:space="preserve"> v </w:t>
+      </w:r>
+      <w:proofErr w:type="spellStart"/>
+      <w:r>
+        <w:rPr>
+          <w:lang w:val="en-SI"/>
+        </w:rPr>
+        <w:t>slovenskih</w:t>
+      </w:r>
+      <w:proofErr w:type="spellEnd"/>
+      <w:r>
+        <w:rPr>
+          <w:lang w:val="en-SI"/>
+        </w:rPr>
+        <w:t xml:space="preserve"> </w:t>
+      </w:r>
+      <w:proofErr w:type="spellStart"/>
+      <w:r>
+        <w:rPr>
+          <w:lang w:val="en-SI"/>
+        </w:rPr>
+        <w:t>bankah</w:t>
+      </w:r>
+      <w:proofErr w:type="spellEnd"/>
+      <w:r>
+        <w:rPr>
+          <w:lang w:val="en-SI"/>
+        </w:rPr>
+        <w:t xml:space="preserve">, </w:t>
+      </w:r>
+      <w:proofErr w:type="spellStart"/>
+      <w:r>
+        <w:rPr>
+          <w:lang w:val="en-SI"/>
+        </w:rPr>
+        <w:t>sredstva</w:t>
+      </w:r>
+      <w:proofErr w:type="spellEnd"/>
+      <w:r>
+        <w:rPr>
+          <w:lang w:val="en-SI"/>
+        </w:rPr>
+        <w:t xml:space="preserve"> so </w:t>
+      </w:r>
+      <w:proofErr w:type="spellStart"/>
+      <w:r>
+        <w:rPr>
+          <w:lang w:val="en-SI"/>
+        </w:rPr>
+        <w:t>likvidna</w:t>
+      </w:r>
+      <w:proofErr w:type="spellEnd"/>
+      <w:r>
+        <w:rPr>
+          <w:lang w:val="en-SI"/>
+        </w:rPr>
+        <w:t xml:space="preserve">, </w:t>
+      </w:r>
+      <w:proofErr w:type="spellStart"/>
+      <w:r>
+        <w:rPr>
+          <w:lang w:val="en-SI"/>
+        </w:rPr>
+        <w:t>sklad</w:t>
+      </w:r>
+      <w:proofErr w:type="spellEnd"/>
+      <w:r>
+        <w:rPr>
+          <w:lang w:val="en-SI"/>
+        </w:rPr>
+        <w:t xml:space="preserve"> pa je </w:t>
+      </w:r>
+      <w:proofErr w:type="spellStart"/>
+      <w:r>
+        <w:rPr>
+          <w:lang w:val="en-SI"/>
+        </w:rPr>
+        <w:t>reguliran</w:t>
+      </w:r>
+      <w:proofErr w:type="spellEnd"/>
+      <w:r>
+        <w:rPr>
+          <w:lang w:val="en-SI"/>
+        </w:rPr>
+        <w:t xml:space="preserve"> v EU. Tudi po </w:t>
+      </w:r>
+      <w:proofErr w:type="spellStart"/>
+      <w:r>
+        <w:rPr>
+          <w:lang w:val="en-SI"/>
+        </w:rPr>
+        <w:t>plačilu</w:t>
+      </w:r>
+      <w:proofErr w:type="spellEnd"/>
+      <w:r>
+        <w:rPr>
+          <w:lang w:val="en-SI"/>
+        </w:rPr>
+        <w:t xml:space="preserve"> </w:t>
+      </w:r>
+      <w:proofErr w:type="spellStart"/>
+      <w:r>
+        <w:rPr>
+          <w:lang w:val="en-SI"/>
+        </w:rPr>
+        <w:t>davka</w:t>
+      </w:r>
+      <w:proofErr w:type="spellEnd"/>
+      <w:r>
+        <w:rPr>
+          <w:lang w:val="en-SI"/>
+        </w:rPr>
+        <w:t xml:space="preserve"> je </w:t>
+      </w:r>
+      <w:proofErr w:type="spellStart"/>
+      <w:r>
+        <w:rPr>
+          <w:lang w:val="en-SI"/>
+        </w:rPr>
+        <w:t>neto</w:t>
+      </w:r>
+      <w:proofErr w:type="spellEnd"/>
+      <w:r>
+        <w:rPr>
+          <w:lang w:val="en-SI"/>
+        </w:rPr>
+        <w:t xml:space="preserve"> </w:t>
+      </w:r>
+      <w:proofErr w:type="spellStart"/>
+      <w:r>
+        <w:rPr>
+          <w:lang w:val="en-SI"/>
+        </w:rPr>
+        <w:t>donos</w:t>
+      </w:r>
+      <w:proofErr w:type="spellEnd"/>
+      <w:r>
+        <w:rPr>
+          <w:lang w:val="en-SI"/>
+        </w:rPr>
+        <w:t xml:space="preserve"> </w:t>
+      </w:r>
+      <w:proofErr w:type="spellStart"/>
+      <w:r>
+        <w:rPr>
+          <w:lang w:val="en-SI"/>
+        </w:rPr>
+        <w:t>pogosto</w:t>
+      </w:r>
+      <w:proofErr w:type="spellEnd"/>
+      <w:r>
+        <w:rPr>
+          <w:lang w:val="en-SI"/>
+        </w:rPr>
+        <w:t xml:space="preserve"> </w:t>
+      </w:r>
+      <w:proofErr w:type="spellStart"/>
+      <w:r>
+        <w:rPr>
+          <w:lang w:val="en-SI"/>
+        </w:rPr>
+        <w:t>boljši</w:t>
+      </w:r>
+      <w:proofErr w:type="spellEnd"/>
+      <w:r>
+        <w:rPr>
+          <w:lang w:val="en-SI"/>
+        </w:rPr>
+        <w:t xml:space="preserve"> od </w:t>
+      </w:r>
+      <w:proofErr w:type="spellStart"/>
+      <w:r>
+        <w:rPr>
+          <w:lang w:val="en-SI"/>
+        </w:rPr>
+        <w:t>klasičnih</w:t>
+      </w:r>
+      <w:proofErr w:type="spellEnd"/>
+      <w:r>
+        <w:rPr>
+          <w:lang w:val="en-SI"/>
+        </w:rPr>
+        <w:t xml:space="preserve"> </w:t>
+      </w:r>
+      <w:proofErr w:type="spellStart"/>
+      <w:r>
+        <w:rPr>
+          <w:lang w:val="en-SI"/>
+        </w:rPr>
+        <w:t>depozitov</w:t>
+      </w:r>
+      <w:proofErr w:type="spellEnd"/>
+      <w:r>
+        <w:rPr>
+          <w:lang w:val="en-SI"/>
+        </w:rPr>
+        <w:t xml:space="preserve">. </w:t>
+      </w:r>
+      <w:proofErr w:type="spellStart"/>
+      <w:r>
+        <w:rPr>
+          <w:lang w:val="en-SI"/>
+        </w:rPr>
+        <w:t>Če</w:t>
+      </w:r>
+      <w:proofErr w:type="spellEnd"/>
+      <w:r>
+        <w:rPr>
+          <w:lang w:val="en-SI"/>
+        </w:rPr>
+        <w:t xml:space="preserve"> </w:t>
+      </w:r>
+      <w:proofErr w:type="spellStart"/>
+      <w:r>
+        <w:rPr>
+          <w:lang w:val="en-SI"/>
+        </w:rPr>
+        <w:t>želiš</w:t>
+      </w:r>
+      <w:proofErr w:type="spellEnd"/>
+      <w:r>
+        <w:rPr>
+          <w:lang w:val="en-SI"/>
+        </w:rPr>
+        <w:t xml:space="preserve"> </w:t>
+      </w:r>
+      <w:proofErr w:type="spellStart"/>
+      <w:r>
+        <w:rPr>
+          <w:lang w:val="en-SI"/>
+        </w:rPr>
+        <w:t>preveriti</w:t>
+      </w:r>
+      <w:proofErr w:type="spellEnd"/>
+      <w:r>
+        <w:rPr>
+          <w:lang w:val="en-SI"/>
+        </w:rPr>
+        <w:t xml:space="preserve">, </w:t>
+      </w:r>
+      <w:proofErr w:type="spellStart"/>
+      <w:r>
+        <w:rPr>
+          <w:lang w:val="en-SI"/>
+        </w:rPr>
+        <w:t>kaj</w:t>
+      </w:r>
+      <w:proofErr w:type="spellEnd"/>
+      <w:r>
+        <w:rPr>
+          <w:lang w:val="en-SI"/>
+        </w:rPr>
+        <w:t xml:space="preserve"> se </w:t>
+      </w:r>
+      <w:proofErr w:type="spellStart"/>
+      <w:r>
+        <w:rPr>
+          <w:lang w:val="en-SI"/>
+        </w:rPr>
+        <w:t>ti</w:t>
+      </w:r>
+      <w:proofErr w:type="spellEnd"/>
+      <w:r>
+        <w:rPr>
+          <w:lang w:val="en-SI"/>
+        </w:rPr>
+        <w:t xml:space="preserve"> </w:t>
+      </w:r>
+      <w:proofErr w:type="spellStart"/>
+      <w:r>
+        <w:rPr>
+          <w:lang w:val="en-SI"/>
+        </w:rPr>
+        <w:t>bolj</w:t>
+      </w:r>
+      <w:proofErr w:type="spellEnd"/>
+      <w:r>
+        <w:rPr>
+          <w:lang w:val="en-SI"/>
+        </w:rPr>
+        <w:t xml:space="preserve"> </w:t>
+      </w:r>
+      <w:proofErr w:type="spellStart"/>
+      <w:r>
+        <w:rPr>
+          <w:lang w:val="en-SI"/>
+        </w:rPr>
+        <w:t>splača</w:t>
+      </w:r>
+      <w:proofErr w:type="spellEnd"/>
+      <w:r>
+        <w:rPr>
+          <w:lang w:val="en-SI"/>
+        </w:rPr>
+        <w:t xml:space="preserve">, </w:t>
+      </w:r>
+      <w:proofErr w:type="spellStart"/>
+      <w:r>
+        <w:rPr>
+          <w:lang w:val="en-SI"/>
+        </w:rPr>
+        <w:t>lahko</w:t>
+      </w:r>
+      <w:proofErr w:type="spellEnd"/>
+      <w:r>
+        <w:rPr>
+          <w:lang w:val="en-SI"/>
+        </w:rPr>
+        <w:t xml:space="preserve"> </w:t>
+      </w:r>
+      <w:proofErr w:type="spellStart"/>
+      <w:r>
+        <w:rPr>
+          <w:lang w:val="en-SI"/>
+        </w:rPr>
+        <w:t>uporabiš</w:t>
+      </w:r>
+      <w:proofErr w:type="spellEnd"/>
+      <w:r>
+        <w:rPr>
+          <w:lang w:val="en-SI"/>
+        </w:rPr>
+        <w:t xml:space="preserve"> </w:t>
+      </w:r>
+      <w:proofErr w:type="spellStart"/>
+      <w:r>
+        <w:rPr>
+          <w:lang w:val="en-SI"/>
+        </w:rPr>
+        <w:t>primerjavo</w:t>
+      </w:r>
+      <w:proofErr w:type="spellEnd"/>
+      <w:r>
+        <w:rPr>
+          <w:lang w:val="en-SI"/>
+        </w:rPr>
+        <w:t xml:space="preserve"> </w:t>
+      </w:r>
+      <w:proofErr w:type="spellStart"/>
+      <w:r>
+        <w:rPr>
+          <w:lang w:val="en-SI"/>
+        </w:rPr>
+        <w:t>depozitov</w:t>
+      </w:r>
+      <w:proofErr w:type="spellEnd"/>
+      <w:r>
+        <w:rPr>
+          <w:lang w:val="en-SI"/>
+        </w:rPr>
+        <w:t xml:space="preserve"> </w:t>
+      </w:r>
+      <w:proofErr w:type="spellStart"/>
+      <w:r>
+        <w:rPr>
+          <w:lang w:val="en-SI"/>
+        </w:rPr>
+        <w:t>ali</w:t>
+      </w:r>
+      <w:proofErr w:type="spellEnd"/>
+      <w:r>
+        <w:rPr>
+          <w:lang w:val="en-SI"/>
+        </w:rPr>
+        <w:t xml:space="preserve"> </w:t>
+      </w:r>
+      <w:proofErr w:type="spellStart"/>
+      <w:r>
+        <w:rPr>
+          <w:lang w:val="en-SI"/>
+        </w:rPr>
+        <w:t>kalkulator</w:t>
+      </w:r>
+      <w:proofErr w:type="spellEnd"/>
+      <w:r>
+        <w:rPr>
+          <w:lang w:val="en-SI"/>
+        </w:rPr>
+        <w:t xml:space="preserve"> </w:t>
+      </w:r>
+      <w:proofErr w:type="spellStart"/>
+      <w:r>
+        <w:rPr>
+          <w:lang w:val="en-SI"/>
+        </w:rPr>
+        <w:t>donosnosti</w:t>
+      </w:r>
+      <w:proofErr w:type="spellEnd"/>
+      <w:r>
+        <w:rPr>
+          <w:lang w:val="en-SI"/>
+        </w:rPr>
+        <w:t xml:space="preserve"> </w:t>
+      </w:r>
+      <w:proofErr w:type="spellStart"/>
+      <w:r>
+        <w:rPr>
+          <w:lang w:val="en-SI"/>
+        </w:rPr>
+        <w:t>na</w:t>
+      </w:r>
+      <w:proofErr w:type="spellEnd"/>
+      <w:r>
+        <w:rPr>
+          <w:lang w:val="en-SI"/>
+        </w:rPr>
+        <w:t xml:space="preserve"> FinPortal.si. Tam </w:t>
+      </w:r>
+      <w:proofErr w:type="spellStart"/>
+      <w:r>
+        <w:rPr>
+          <w:lang w:val="en-SI"/>
+        </w:rPr>
+        <w:t>lahko</w:t>
+      </w:r>
+      <w:proofErr w:type="spellEnd"/>
+      <w:r>
+        <w:rPr>
+          <w:lang w:val="en-SI"/>
+        </w:rPr>
+        <w:t xml:space="preserve"> </w:t>
+      </w:r>
+      <w:proofErr w:type="spellStart"/>
+      <w:r>
+        <w:rPr>
+          <w:lang w:val="en-SI"/>
+        </w:rPr>
+        <w:t>izračunaš</w:t>
+      </w:r>
+      <w:proofErr w:type="spellEnd"/>
+      <w:r>
+        <w:rPr>
+          <w:lang w:val="en-SI"/>
+        </w:rPr>
+        <w:t xml:space="preserve"> </w:t>
+      </w:r>
+      <w:proofErr w:type="spellStart"/>
+      <w:r>
+        <w:rPr>
+          <w:lang w:val="en-SI"/>
+        </w:rPr>
+        <w:t>tudi</w:t>
+      </w:r>
+      <w:proofErr w:type="spellEnd"/>
+      <w:r>
+        <w:rPr>
+          <w:lang w:val="en-SI"/>
+        </w:rPr>
+        <w:t xml:space="preserve">, </w:t>
+      </w:r>
+      <w:proofErr w:type="spellStart"/>
+      <w:r>
+        <w:rPr>
+          <w:lang w:val="en-SI"/>
+        </w:rPr>
+        <w:t>koliko</w:t>
+      </w:r>
+      <w:proofErr w:type="spellEnd"/>
+      <w:r>
+        <w:rPr>
+          <w:lang w:val="en-SI"/>
+        </w:rPr>
+        <w:t xml:space="preserve"> bi </w:t>
+      </w:r>
+      <w:proofErr w:type="spellStart"/>
+      <w:r>
+        <w:rPr>
+          <w:lang w:val="en-SI"/>
+        </w:rPr>
+        <w:t>zaslužil</w:t>
+      </w:r>
+      <w:proofErr w:type="spellEnd"/>
+      <w:r>
+        <w:rPr>
+          <w:lang w:val="en-SI"/>
+        </w:rPr>
+        <w:t xml:space="preserve">, </w:t>
+      </w:r>
+      <w:proofErr w:type="spellStart"/>
+      <w:r>
+        <w:rPr>
+          <w:lang w:val="en-SI"/>
+        </w:rPr>
+        <w:t>če</w:t>
+      </w:r>
+      <w:proofErr w:type="spellEnd"/>
+      <w:r>
+        <w:rPr>
+          <w:lang w:val="en-SI"/>
+        </w:rPr>
+        <w:t xml:space="preserve"> bi </w:t>
+      </w:r>
+      <w:proofErr w:type="spellStart"/>
+      <w:r>
+        <w:rPr>
+          <w:lang w:val="en-SI"/>
+        </w:rPr>
+        <w:t>sredstva</w:t>
+      </w:r>
+      <w:proofErr w:type="spellEnd"/>
+      <w:r>
+        <w:rPr>
+          <w:lang w:val="en-SI"/>
+        </w:rPr>
+        <w:t xml:space="preserve"> </w:t>
+      </w:r>
+      <w:proofErr w:type="spellStart"/>
+      <w:r>
+        <w:rPr>
+          <w:lang w:val="en-SI"/>
+        </w:rPr>
+        <w:t>namesto</w:t>
+      </w:r>
+      <w:proofErr w:type="spellEnd"/>
+      <w:r>
+        <w:rPr>
+          <w:lang w:val="en-SI"/>
+        </w:rPr>
+        <w:t xml:space="preserve"> v </w:t>
+      </w:r>
+      <w:proofErr w:type="spellStart"/>
+      <w:r>
+        <w:rPr>
+          <w:lang w:val="en-SI"/>
+        </w:rPr>
+        <w:t>Revolutu</w:t>
+      </w:r>
+      <w:proofErr w:type="spellEnd"/>
+      <w:r>
+        <w:rPr>
+          <w:lang w:val="en-SI"/>
+        </w:rPr>
+        <w:t xml:space="preserve"> </w:t>
+      </w:r>
+      <w:proofErr w:type="spellStart"/>
+      <w:r>
+        <w:rPr>
+          <w:lang w:val="en-SI"/>
+        </w:rPr>
+        <w:t>pustil</w:t>
+      </w:r>
+      <w:proofErr w:type="spellEnd"/>
+      <w:r>
+        <w:rPr>
+          <w:lang w:val="en-SI"/>
+        </w:rPr>
+        <w:t xml:space="preserve"> v </w:t>
+      </w:r>
+      <w:proofErr w:type="spellStart"/>
+      <w:r>
+        <w:rPr>
+          <w:lang w:val="en-SI"/>
+        </w:rPr>
+        <w:t>domači</w:t>
+      </w:r>
+      <w:proofErr w:type="spellEnd"/>
+      <w:r>
+        <w:rPr>
+          <w:lang w:val="en-SI"/>
+        </w:rPr>
+        <w:t xml:space="preserve"> </w:t>
+      </w:r>
+      <w:proofErr w:type="spellStart"/>
+      <w:r>
+        <w:rPr>
+          <w:lang w:val="en-SI"/>
+        </w:rPr>
+        <w:t>banki</w:t>
+      </w:r>
+      <w:proofErr w:type="spellEnd"/>
+      <w:r>
+        <w:rPr>
+          <w:lang w:val="en-SI"/>
+        </w:rPr>
+        <w:t xml:space="preserve"> </w:t>
+      </w:r>
+      <w:proofErr w:type="spellStart"/>
+      <w:r>
+        <w:rPr>
+          <w:lang w:val="en-SI"/>
+        </w:rPr>
+        <w:t>ali</w:t>
+      </w:r>
+      <w:proofErr w:type="spellEnd"/>
+      <w:r>
+        <w:rPr>
+          <w:lang w:val="en-SI"/>
+        </w:rPr>
+        <w:t xml:space="preserve"> </w:t>
+      </w:r>
+      <w:proofErr w:type="spellStart"/>
+      <w:r>
+        <w:rPr>
+          <w:lang w:val="en-SI"/>
+        </w:rPr>
+        <w:t>investiral</w:t>
+      </w:r>
+      <w:proofErr w:type="spellEnd"/>
+      <w:r>
+        <w:rPr>
+          <w:lang w:val="en-SI"/>
+        </w:rPr>
+        <w:t xml:space="preserve"> v drug </w:t>
+      </w:r>
+      <w:proofErr w:type="spellStart"/>
+      <w:r>
+        <w:rPr>
+          <w:lang w:val="en-SI"/>
+        </w:rPr>
+        <w:t>produkt</w:t>
+      </w:r>
+      <w:proofErr w:type="spellEnd"/>
+      <w:r>
+        <w:rPr>
+          <w:lang w:val="en-SI"/>
+        </w:rPr>
+        <w:t>.</w:t>
+      </w:r>
+    </w:p>
+    <w:p>
+      <w:pPr>
+        <w:spacing w:after="0" w:line="240" w:lineRule="auto"/>
+        <w:rPr>
+          <w:b/>
+          <w:bCs/>
+          <w:lang w:val="en-SI"/>
+        </w:rPr>
+      </w:pPr>
+    </w:p>
+    <w:p>
+      <w:pPr>
+        <w:spacing w:after="0" w:line="240" w:lineRule="auto"/>
+        <w:rPr>
+          <w:b/>
+          <w:bCs/>
+          <w:lang w:val="en-SI"/>
+        </w:rPr>
+      </w:pPr>
+      <w:proofErr w:type="spellStart"/>
+      <w:r>
+        <w:rPr>
+          <w:b/>
+          <w:bCs/>
+          <w:lang w:val="en-SI"/>
+        </w:rPr>
+        <w:t>Zaključek</w:t>
+      </w:r>
+      <w:proofErr w:type="spellEnd"/>
+    </w:p>
+    <w:p>
+      <w:pPr>
+        <w:spacing w:after="0" w:line="240" w:lineRule="auto"/>
+        <w:rPr>
+          <w:lang w:val="en-SI"/>
+        </w:rPr>
+      </w:pPr>
+      <w:r>
+        <w:rPr>
+          <w:lang w:val="en-SI"/>
+        </w:rPr>
+        <w:t xml:space="preserve">Revolut Flexible Account je </w:t>
+      </w:r>
+      <w:proofErr w:type="spellStart"/>
+      <w:r>
+        <w:rPr>
+          <w:lang w:val="en-SI"/>
+        </w:rPr>
+        <w:t>enostaven</w:t>
+      </w:r>
+      <w:proofErr w:type="spellEnd"/>
+      <w:r>
+        <w:rPr>
+          <w:lang w:val="en-SI"/>
+        </w:rPr>
+        <w:t xml:space="preserve"> in </w:t>
+      </w:r>
+      <w:proofErr w:type="spellStart"/>
+      <w:r>
+        <w:rPr>
+          <w:lang w:val="en-SI"/>
+        </w:rPr>
+        <w:t>privlačen</w:t>
+      </w:r>
+      <w:proofErr w:type="spellEnd"/>
+      <w:r>
+        <w:rPr>
+          <w:lang w:val="en-SI"/>
+        </w:rPr>
+        <w:t xml:space="preserve"> </w:t>
+      </w:r>
+      <w:proofErr w:type="spellStart"/>
+      <w:r>
+        <w:rPr>
+          <w:lang w:val="en-SI"/>
+        </w:rPr>
+        <w:t>način</w:t>
+      </w:r>
+      <w:proofErr w:type="spellEnd"/>
+      <w:r>
+        <w:rPr>
+          <w:lang w:val="en-SI"/>
+        </w:rPr>
+        <w:t xml:space="preserve"> </w:t>
+      </w:r>
+      <w:proofErr w:type="spellStart"/>
+      <w:r>
+        <w:rPr>
+          <w:lang w:val="en-SI"/>
+        </w:rPr>
+        <w:t>varčevanja</w:t>
+      </w:r>
+      <w:proofErr w:type="spellEnd"/>
+      <w:r>
+        <w:rPr>
+          <w:lang w:val="en-SI"/>
+        </w:rPr>
+        <w:t xml:space="preserve">, </w:t>
+      </w:r>
+      <w:proofErr w:type="spellStart"/>
+      <w:r>
+        <w:rPr>
+          <w:lang w:val="en-SI"/>
+        </w:rPr>
+        <w:t>vendar</w:t>
+      </w:r>
+      <w:proofErr w:type="spellEnd"/>
+      <w:r>
+        <w:rPr>
+          <w:lang w:val="en-SI"/>
+        </w:rPr>
+        <w:t xml:space="preserve"> </w:t>
+      </w:r>
+      <w:proofErr w:type="spellStart"/>
+      <w:r>
+        <w:rPr>
+          <w:lang w:val="en-SI"/>
+        </w:rPr>
+        <w:t>zahteva</w:t>
+      </w:r>
+      <w:proofErr w:type="spellEnd"/>
+      <w:r>
+        <w:rPr>
+          <w:lang w:val="en-SI"/>
+        </w:rPr>
+        <w:t xml:space="preserve"> </w:t>
+      </w:r>
+      <w:proofErr w:type="spellStart"/>
+      <w:r>
+        <w:rPr>
+          <w:lang w:val="en-SI"/>
+        </w:rPr>
+        <w:t>nekaj</w:t>
+      </w:r>
+      <w:proofErr w:type="spellEnd"/>
+      <w:r>
+        <w:rPr>
+          <w:lang w:val="en-SI"/>
+        </w:rPr>
+        <w:t xml:space="preserve"> </w:t>
+      </w:r>
+      <w:proofErr w:type="spellStart"/>
+      <w:r>
+        <w:rPr>
+          <w:lang w:val="en-SI"/>
+        </w:rPr>
+        <w:t>pozornosti</w:t>
+      </w:r>
+      <w:proofErr w:type="spellEnd"/>
+      <w:r>
+        <w:rPr>
+          <w:lang w:val="en-SI"/>
+        </w:rPr>
+        <w:t xml:space="preserve"> </w:t>
+      </w:r>
+      <w:proofErr w:type="spellStart"/>
+      <w:r>
+        <w:rPr>
+          <w:lang w:val="en-SI"/>
+        </w:rPr>
+        <w:t>pri</w:t>
+      </w:r>
+      <w:proofErr w:type="spellEnd"/>
+      <w:r>
+        <w:rPr>
+          <w:lang w:val="en-SI"/>
+        </w:rPr>
+        <w:t xml:space="preserve"> </w:t>
+      </w:r>
+      <w:proofErr w:type="spellStart"/>
+      <w:r>
+        <w:rPr>
+          <w:lang w:val="en-SI"/>
+        </w:rPr>
+        <w:t>davkih</w:t>
+      </w:r>
+      <w:proofErr w:type="spellEnd"/>
+      <w:r>
+        <w:rPr>
+          <w:lang w:val="en-SI"/>
+        </w:rPr>
+        <w:t xml:space="preserve">. Ker </w:t>
+      </w:r>
+      <w:proofErr w:type="spellStart"/>
+      <w:r>
+        <w:rPr>
+          <w:lang w:val="en-SI"/>
+        </w:rPr>
+        <w:t>gre</w:t>
+      </w:r>
+      <w:proofErr w:type="spellEnd"/>
+      <w:r>
+        <w:rPr>
+          <w:lang w:val="en-SI"/>
+        </w:rPr>
+        <w:t xml:space="preserve"> za </w:t>
+      </w:r>
+      <w:proofErr w:type="spellStart"/>
+      <w:r>
+        <w:rPr>
+          <w:lang w:val="en-SI"/>
+        </w:rPr>
+        <w:t>investicijski</w:t>
+      </w:r>
+      <w:proofErr w:type="spellEnd"/>
+      <w:r>
+        <w:rPr>
+          <w:lang w:val="en-SI"/>
+        </w:rPr>
+        <w:t xml:space="preserve"> </w:t>
+      </w:r>
+      <w:proofErr w:type="spellStart"/>
+      <w:r>
+        <w:rPr>
+          <w:lang w:val="en-SI"/>
+        </w:rPr>
+        <w:t>sklad</w:t>
+      </w:r>
+      <w:proofErr w:type="spellEnd"/>
+      <w:r>
+        <w:rPr>
+          <w:lang w:val="en-SI"/>
+        </w:rPr>
+        <w:t xml:space="preserve">, </w:t>
+      </w:r>
+      <w:proofErr w:type="spellStart"/>
+      <w:r>
+        <w:rPr>
+          <w:lang w:val="en-SI"/>
+        </w:rPr>
+        <w:t>moraš</w:t>
+      </w:r>
+      <w:proofErr w:type="spellEnd"/>
+      <w:r>
+        <w:rPr>
+          <w:lang w:val="en-SI"/>
+        </w:rPr>
+        <w:t xml:space="preserve"> </w:t>
+      </w:r>
+      <w:proofErr w:type="spellStart"/>
+      <w:r>
+        <w:rPr>
+          <w:lang w:val="en-SI"/>
+        </w:rPr>
+        <w:t>obresti</w:t>
+      </w:r>
+      <w:proofErr w:type="spellEnd"/>
+      <w:r>
+        <w:rPr>
+          <w:lang w:val="en-SI"/>
+        </w:rPr>
+        <w:t xml:space="preserve"> </w:t>
+      </w:r>
+      <w:proofErr w:type="spellStart"/>
+      <w:r>
+        <w:rPr>
+          <w:lang w:val="en-SI"/>
+        </w:rPr>
+        <w:t>prijaviti</w:t>
+      </w:r>
+      <w:proofErr w:type="spellEnd"/>
+      <w:r>
+        <w:rPr>
+          <w:lang w:val="en-SI"/>
+        </w:rPr>
+        <w:t xml:space="preserve"> FURS-u </w:t>
+      </w:r>
+      <w:proofErr w:type="spellStart"/>
+      <w:r>
+        <w:rPr>
+          <w:lang w:val="en-SI"/>
+        </w:rPr>
+        <w:t>vsako</w:t>
+      </w:r>
+      <w:proofErr w:type="spellEnd"/>
+      <w:r>
+        <w:rPr>
+          <w:lang w:val="en-SI"/>
+        </w:rPr>
+        <w:t xml:space="preserve"> </w:t>
+      </w:r>
+      <w:proofErr w:type="spellStart"/>
+      <w:r>
+        <w:rPr>
+          <w:lang w:val="en-SI"/>
+        </w:rPr>
+        <w:t>leto</w:t>
+      </w:r>
+      <w:proofErr w:type="spellEnd"/>
+      <w:r>
+        <w:rPr>
+          <w:lang w:val="en-SI"/>
+        </w:rPr>
+        <w:t xml:space="preserve">, ne glede </w:t>
+      </w:r>
+      <w:proofErr w:type="spellStart"/>
+      <w:r>
+        <w:rPr>
+          <w:lang w:val="en-SI"/>
+        </w:rPr>
+        <w:t>na</w:t>
+      </w:r>
+      <w:proofErr w:type="spellEnd"/>
+      <w:r>
+        <w:rPr>
+          <w:lang w:val="en-SI"/>
+        </w:rPr>
+        <w:t xml:space="preserve"> </w:t>
+      </w:r>
+      <w:proofErr w:type="spellStart"/>
+      <w:r>
+        <w:rPr>
+          <w:lang w:val="en-SI"/>
+        </w:rPr>
+        <w:t>znesek</w:t>
+      </w:r>
+      <w:proofErr w:type="spellEnd"/>
+      <w:r>
+        <w:rPr>
+          <w:lang w:val="en-SI"/>
+        </w:rPr>
+        <w:t xml:space="preserve">. Ko </w:t>
+      </w:r>
+      <w:proofErr w:type="spellStart"/>
+      <w:r>
+        <w:rPr>
+          <w:lang w:val="en-SI"/>
+        </w:rPr>
+        <w:t>enkrat</w:t>
+      </w:r>
+      <w:proofErr w:type="spellEnd"/>
+      <w:r>
+        <w:rPr>
+          <w:lang w:val="en-SI"/>
+        </w:rPr>
+        <w:t xml:space="preserve"> </w:t>
+      </w:r>
+      <w:proofErr w:type="spellStart"/>
+      <w:r>
+        <w:rPr>
+          <w:lang w:val="en-SI"/>
+        </w:rPr>
+        <w:t>razumeš</w:t>
+      </w:r>
+      <w:proofErr w:type="spellEnd"/>
+      <w:r>
+        <w:rPr>
+          <w:lang w:val="en-SI"/>
+        </w:rPr>
+        <w:t xml:space="preserve"> </w:t>
+      </w:r>
+      <w:proofErr w:type="spellStart"/>
+      <w:r>
+        <w:rPr>
+          <w:lang w:val="en-SI"/>
+        </w:rPr>
+        <w:t>pravila</w:t>
+      </w:r>
+      <w:proofErr w:type="spellEnd"/>
+      <w:r>
+        <w:rPr>
+          <w:lang w:val="en-SI"/>
+        </w:rPr>
+        <w:t xml:space="preserve">, je </w:t>
+      </w:r>
+      <w:proofErr w:type="spellStart"/>
+      <w:r>
+        <w:rPr>
+          <w:lang w:val="en-SI"/>
+        </w:rPr>
+        <w:t>postopek</w:t>
+      </w:r>
+      <w:proofErr w:type="spellEnd"/>
+      <w:r>
+        <w:rPr>
+          <w:lang w:val="en-SI"/>
+        </w:rPr>
+        <w:t xml:space="preserve"> </w:t>
+      </w:r>
+      <w:proofErr w:type="spellStart"/>
+      <w:r>
+        <w:rPr>
+          <w:lang w:val="en-SI"/>
+        </w:rPr>
+        <w:t>preprost</w:t>
+      </w:r>
+      <w:proofErr w:type="spellEnd"/>
+      <w:r>
+        <w:rPr>
+          <w:lang w:val="en-SI"/>
+        </w:rPr>
+        <w:t xml:space="preserve"> in </w:t>
+      </w:r>
+      <w:proofErr w:type="spellStart"/>
+      <w:r>
+        <w:rPr>
+          <w:lang w:val="en-SI"/>
+        </w:rPr>
+        <w:t>lahko</w:t>
+      </w:r>
+      <w:proofErr w:type="spellEnd"/>
+      <w:r>
+        <w:rPr>
+          <w:lang w:val="en-SI"/>
+        </w:rPr>
+        <w:t xml:space="preserve"> </w:t>
+      </w:r>
+      <w:proofErr w:type="spellStart"/>
+      <w:r>
+        <w:rPr>
+          <w:lang w:val="en-SI"/>
+        </w:rPr>
+        <w:t>brez</w:t>
+      </w:r>
+      <w:proofErr w:type="spellEnd"/>
+      <w:r>
+        <w:rPr>
+          <w:lang w:val="en-SI"/>
+        </w:rPr>
+        <w:t xml:space="preserve"> </w:t>
+      </w:r>
+      <w:proofErr w:type="spellStart"/>
+      <w:r>
+        <w:rPr>
+          <w:lang w:val="en-SI"/>
+        </w:rPr>
+        <w:t>skrbi</w:t>
+      </w:r>
+      <w:proofErr w:type="spellEnd"/>
+      <w:r>
+        <w:rPr>
+          <w:lang w:val="en-SI"/>
+        </w:rPr>
+        <w:t xml:space="preserve"> </w:t>
+      </w:r>
+      <w:proofErr w:type="spellStart"/>
+      <w:r>
+        <w:rPr>
+          <w:lang w:val="en-SI"/>
+        </w:rPr>
+        <w:t>izkoristiš</w:t>
+      </w:r>
+      <w:proofErr w:type="spellEnd"/>
+      <w:r>
+        <w:rPr>
+          <w:lang w:val="en-SI"/>
+        </w:rPr>
+        <w:t xml:space="preserve"> </w:t>
+      </w:r>
+      <w:proofErr w:type="spellStart"/>
+      <w:r>
+        <w:rPr>
+          <w:lang w:val="en-SI"/>
+        </w:rPr>
+        <w:t>visoke</w:t>
+      </w:r>
+      <w:proofErr w:type="spellEnd"/>
+      <w:r>
+        <w:rPr>
+          <w:lang w:val="en-SI"/>
+        </w:rPr>
+        <w:t xml:space="preserve"> </w:t>
+      </w:r>
+      <w:proofErr w:type="spellStart"/>
+      <w:r>
+        <w:rPr>
+          <w:lang w:val="en-SI"/>
+        </w:rPr>
+        <w:t>obresti</w:t>
+      </w:r>
+      <w:proofErr w:type="spellEnd"/>
+      <w:r>
+        <w:rPr>
+          <w:lang w:val="en-SI"/>
+        </w:rPr>
+        <w:t xml:space="preserve">, ki </w:t>
+      </w:r>
+      <w:proofErr w:type="spellStart"/>
+      <w:r>
+        <w:rPr>
+          <w:lang w:val="en-SI"/>
+        </w:rPr>
+        <w:t>jih</w:t>
+      </w:r>
+      <w:proofErr w:type="spellEnd"/>
+      <w:r>
+        <w:rPr>
+          <w:lang w:val="en-SI"/>
+        </w:rPr>
+        <w:t xml:space="preserve"> </w:t>
+      </w:r>
+      <w:proofErr w:type="spellStart"/>
+      <w:r>
+        <w:rPr>
+          <w:lang w:val="en-SI"/>
+        </w:rPr>
+        <w:t>ponuja</w:t>
+      </w:r>
+      <w:proofErr w:type="spellEnd"/>
+      <w:r>
+        <w:rPr>
+          <w:lang w:val="en-SI"/>
+        </w:rPr>
+        <w:t xml:space="preserve"> Revolut. </w:t>
+      </w:r>
+      <w:proofErr w:type="spellStart"/>
+      <w:r>
+        <w:rPr>
+          <w:lang w:val="en-SI"/>
+        </w:rPr>
+        <w:t>Če</w:t>
+      </w:r>
+      <w:proofErr w:type="spellEnd"/>
+      <w:r>
+        <w:rPr>
+          <w:lang w:val="en-SI"/>
+        </w:rPr>
+        <w:t xml:space="preserve"> </w:t>
+      </w:r>
+      <w:proofErr w:type="spellStart"/>
+      <w:r>
+        <w:rPr>
+          <w:lang w:val="en-SI"/>
+        </w:rPr>
+        <w:t>želiš</w:t>
+      </w:r>
+      <w:proofErr w:type="spellEnd"/>
+      <w:r>
+        <w:rPr>
+          <w:lang w:val="en-SI"/>
+        </w:rPr>
+        <w:t xml:space="preserve"> </w:t>
+      </w:r>
+      <w:proofErr w:type="spellStart"/>
+      <w:r>
+        <w:rPr>
+          <w:lang w:val="en-SI"/>
+        </w:rPr>
+        <w:t>še</w:t>
+      </w:r>
+      <w:proofErr w:type="spellEnd"/>
+      <w:r>
+        <w:rPr>
+          <w:lang w:val="en-SI"/>
+        </w:rPr>
+        <w:t xml:space="preserve"> </w:t>
+      </w:r>
+      <w:proofErr w:type="spellStart"/>
+      <w:r>
+        <w:rPr>
+          <w:lang w:val="en-SI"/>
+        </w:rPr>
+        <w:t>dodatno</w:t>
+      </w:r>
+      <w:proofErr w:type="spellEnd"/>
+      <w:r>
+        <w:rPr>
+          <w:lang w:val="en-SI"/>
+        </w:rPr>
+        <w:t xml:space="preserve"> </w:t>
+      </w:r>
+      <w:proofErr w:type="spellStart"/>
+      <w:r>
+        <w:rPr>
+          <w:lang w:val="en-SI"/>
+        </w:rPr>
+        <w:t>optimizirati</w:t>
+      </w:r>
+      <w:proofErr w:type="spellEnd"/>
+      <w:r>
+        <w:rPr>
+          <w:lang w:val="en-SI"/>
+        </w:rPr>
+        <w:t xml:space="preserve"> </w:t>
+      </w:r>
+      <w:proofErr w:type="spellStart"/>
+      <w:r>
+        <w:rPr>
+          <w:lang w:val="en-SI"/>
+        </w:rPr>
+        <w:t>svoje</w:t>
+      </w:r>
+      <w:proofErr w:type="spellEnd"/>
+      <w:r>
+        <w:rPr>
+          <w:lang w:val="en-SI"/>
+        </w:rPr>
+        <w:t xml:space="preserve"> finance, </w:t>
+      </w:r>
+      <w:proofErr w:type="spellStart"/>
+      <w:r>
+        <w:rPr>
+          <w:lang w:val="en-SI"/>
+        </w:rPr>
+        <w:t>lahko</w:t>
+      </w:r>
+      <w:proofErr w:type="spellEnd"/>
+      <w:r>
+        <w:rPr>
+          <w:lang w:val="en-SI"/>
+        </w:rPr>
+        <w:t xml:space="preserve"> </w:t>
+      </w:r>
+      <w:proofErr w:type="spellStart"/>
+      <w:r>
+        <w:rPr>
+          <w:lang w:val="en-SI"/>
+        </w:rPr>
+        <w:t>na</w:t>
+      </w:r>
+      <w:proofErr w:type="spellEnd"/>
+      <w:r>
+        <w:rPr>
+          <w:lang w:val="en-SI"/>
+        </w:rPr>
+        <w:t xml:space="preserve"> FinPortal.si </w:t>
+      </w:r>
+      <w:proofErr w:type="spellStart"/>
+      <w:r>
+        <w:rPr>
+          <w:lang w:val="en-SI"/>
+        </w:rPr>
+        <w:t>najdeš</w:t>
+      </w:r>
+      <w:proofErr w:type="spellEnd"/>
+      <w:r>
+        <w:rPr>
+          <w:lang w:val="en-SI"/>
+        </w:rPr>
+        <w:t xml:space="preserve"> </w:t>
+      </w:r>
+      <w:proofErr w:type="spellStart"/>
+      <w:r>
+        <w:rPr>
+          <w:lang w:val="en-SI"/>
+        </w:rPr>
+        <w:t>številne</w:t>
+      </w:r>
+      <w:proofErr w:type="spellEnd"/>
+      <w:r>
+        <w:rPr>
+          <w:lang w:val="en-SI"/>
+        </w:rPr>
+        <w:t xml:space="preserve"> </w:t>
+      </w:r>
+      <w:proofErr w:type="spellStart"/>
+      <w:r>
+        <w:rPr>
+          <w:lang w:val="en-SI"/>
+        </w:rPr>
+        <w:t>kalkulatorje</w:t>
+      </w:r>
+      <w:proofErr w:type="spellEnd"/>
+      <w:r>
+        <w:rPr>
+          <w:lang w:val="en-SI"/>
+        </w:rPr>
+        <w:t xml:space="preserve">, </w:t>
+      </w:r>
+      <w:proofErr w:type="spellStart"/>
+      <w:r>
+        <w:rPr>
+          <w:lang w:val="en-SI"/>
+        </w:rPr>
+        <w:t>primerjave</w:t>
+      </w:r>
+      <w:proofErr w:type="spellEnd"/>
+      <w:r>
+        <w:rPr>
+          <w:lang w:val="en-SI"/>
+        </w:rPr>
+        <w:t xml:space="preserve"> in </w:t>
+      </w:r>
+      <w:proofErr w:type="spellStart"/>
+      <w:r>
+        <w:rPr>
+          <w:lang w:val="en-SI"/>
+        </w:rPr>
+        <w:t>vodiče</w:t>
+      </w:r>
+      <w:proofErr w:type="spellEnd"/>
+      <w:r>
+        <w:rPr>
+          <w:lang w:val="en-SI"/>
+        </w:rPr>
+        <w:t xml:space="preserve">, ki </w:t>
+      </w:r>
+      <w:proofErr w:type="spellStart"/>
+      <w:r>
+        <w:rPr>
+          <w:lang w:val="en-SI"/>
+        </w:rPr>
+        <w:t>ti</w:t>
+      </w:r>
+      <w:proofErr w:type="spellEnd"/>
+      <w:r>
+        <w:rPr>
+          <w:lang w:val="en-SI"/>
+        </w:rPr>
+        <w:t xml:space="preserve"> </w:t>
+      </w:r>
+      <w:proofErr w:type="spellStart"/>
+      <w:r>
+        <w:rPr>
+          <w:lang w:val="en-SI"/>
+        </w:rPr>
+        <w:t>pomagajo</w:t>
+      </w:r>
+      <w:proofErr w:type="spellEnd"/>
+      <w:r>
+        <w:rPr>
+          <w:lang w:val="en-SI"/>
+        </w:rPr>
+        <w:t xml:space="preserve"> </w:t>
+      </w:r>
+      <w:proofErr w:type="spellStart"/>
+      <w:r>
+        <w:rPr>
+          <w:lang w:val="en-SI"/>
+        </w:rPr>
+        <w:t>sprejemati</w:t>
+      </w:r>
+      <w:proofErr w:type="spellEnd"/>
+      <w:r>
+        <w:rPr>
+          <w:lang w:val="en-SI"/>
+        </w:rPr>
+        <w:t xml:space="preserve"> </w:t>
+      </w:r>
+      <w:proofErr w:type="spellStart"/>
+      <w:r>
+        <w:rPr>
+          <w:lang w:val="en-SI"/>
+        </w:rPr>
+        <w:t>boljše</w:t>
+      </w:r>
+      <w:proofErr w:type="spellEnd"/>
+      <w:r>
+        <w:rPr>
+          <w:lang w:val="en-SI"/>
+        </w:rPr>
+        <w:t xml:space="preserve"> </w:t>
+      </w:r>
+      <w:proofErr w:type="spellStart"/>
+      <w:r>
+        <w:rPr>
+          <w:lang w:val="en-SI"/>
+        </w:rPr>
+        <w:t>finančne</w:t>
+      </w:r>
+      <w:proofErr w:type="spellEnd"/>
+      <w:r>
+        <w:rPr>
+          <w:lang w:val="en-SI"/>
+        </w:rPr>
+        <w:t xml:space="preserve"> </w:t>
+      </w:r>
+      <w:proofErr w:type="spellStart"/>
+      <w:r>
+        <w:rPr>
+          <w:lang w:val="en-SI"/>
+        </w:rPr>
+        <w:t>odločitve</w:t>
+      </w:r>
+      <w:proofErr w:type="spellEnd"/>
+      <w:r>
+        <w:rPr>
+          <w:lang w:val="en-SI"/>
+        </w:rPr>
+        <w:t>.</w:t>
       </w:r>
     </w:p>
     <w:p>
